--- a/documentation/CHAPTER_4_RakshaSafe_System_Design_FINAL.docx
+++ b/documentation/CHAPTER_4_RakshaSafe_System_Design_FINAL.docx
@@ -21,6 +21,941 @@
         <w:pStyle w:val="Heading1"/>
       </w:pPr>
       <w:r>
+        <w:t>Introduction</w:t>
+      </w:r>
+    </w:p>
+    <w:p>
+      <w:r>
+        <w:t>Before looking at any single screen or service, it helps to see the whole system at once. RakshaSafe is not one big program but a set of focused modules that each own a small, well-defined job: signing users in, recording emergencies, attaching real locations, keeping emergency contacts, organising facilities and rescue teams, sending notifications, scoring risk and letting administrators supervise everything. This chapter walks through that design the way the software is actually built, so every section below traces back to real pages, real API routes and real database collections.</w:t>
+      </w:r>
+    </w:p>
+    <w:p>
+      <w:r>
+        <w:t>The table below lists every module of the system with what it covers and where it lives in the implementation. It is the map for the rest of the chapter: Section 4.1 explains how the modules work together, Section 4.2 describes each interface in detail, and Section 4.3 covers deployment and security.</w:t>
+      </w:r>
+    </w:p>
+    <w:tbl>
+      <w:tblPr>
+        <w:tblStyle w:val="TableGrid"/>
+        <w:tblW w:type="auto" w:w="0"/>
+        <w:jc w:val="center"/>
+        <w:tblLook w:firstColumn="1" w:firstRow="1" w:lastColumn="0" w:lastRow="0" w:noHBand="0" w:noVBand="1" w:val="04A0"/>
+      </w:tblPr>
+      <w:tblGrid>
+        <w:gridCol w:w="3009"/>
+        <w:gridCol w:w="3009"/>
+        <w:gridCol w:w="3009"/>
+      </w:tblGrid>
+      <w:tr>
+        <w:tc>
+          <w:tcPr>
+            <w:tcW w:type="dxa" w:w="3009"/>
+          </w:tcPr>
+          <w:p>
+            <w:pPr>
+              <w:spacing w:line="240" w:lineRule="auto" w:after="40"/>
+            </w:pPr>
+            <w:r/>
+            <w:r>
+              <w:rPr>
+                <w:rFonts w:ascii="Times New Roman" w:hAnsi="Times New Roman"/>
+                <w:b/>
+                <w:sz w:val="22"/>
+              </w:rPr>
+              <w:t>Module</w:t>
+            </w:r>
+          </w:p>
+        </w:tc>
+        <w:tc>
+          <w:tcPr>
+            <w:tcW w:type="dxa" w:w="3009"/>
+          </w:tcPr>
+          <w:p>
+            <w:pPr>
+              <w:spacing w:line="240" w:lineRule="auto" w:after="40"/>
+            </w:pPr>
+            <w:r/>
+            <w:r>
+              <w:rPr>
+                <w:rFonts w:ascii="Times New Roman" w:hAnsi="Times New Roman"/>
+                <w:b/>
+                <w:sz w:val="22"/>
+              </w:rPr>
+              <w:t>What it covers</w:t>
+            </w:r>
+          </w:p>
+        </w:tc>
+        <w:tc>
+          <w:tcPr>
+            <w:tcW w:type="dxa" w:w="3009"/>
+          </w:tcPr>
+          <w:p>
+            <w:pPr>
+              <w:spacing w:line="240" w:lineRule="auto" w:after="40"/>
+            </w:pPr>
+            <w:r/>
+            <w:r>
+              <w:rPr>
+                <w:rFonts w:ascii="Times New Roman" w:hAnsi="Times New Roman"/>
+                <w:b/>
+                <w:sz w:val="22"/>
+              </w:rPr>
+              <w:t>Main screens / API</w:t>
+            </w:r>
+          </w:p>
+        </w:tc>
+      </w:tr>
+      <w:tr>
+        <w:tc>
+          <w:tcPr>
+            <w:tcW w:type="dxa" w:w="3009"/>
+          </w:tcPr>
+          <w:p>
+            <w:pPr>
+              <w:spacing w:line="240" w:lineRule="auto" w:after="40"/>
+            </w:pPr>
+            <w:r/>
+            <w:r>
+              <w:rPr>
+                <w:rFonts w:ascii="Times New Roman" w:hAnsi="Times New Roman"/>
+                <w:sz w:val="22"/>
+              </w:rPr>
+              <w:t>Authentication</w:t>
+            </w:r>
+          </w:p>
+        </w:tc>
+        <w:tc>
+          <w:tcPr>
+            <w:tcW w:type="dxa" w:w="3009"/>
+          </w:tcPr>
+          <w:p>
+            <w:pPr>
+              <w:spacing w:line="240" w:lineRule="auto" w:after="40"/>
+            </w:pPr>
+            <w:r/>
+            <w:r>
+              <w:rPr>
+                <w:rFonts w:ascii="Times New Roman" w:hAnsi="Times New Roman"/>
+                <w:sz w:val="22"/>
+              </w:rPr>
+              <w:t>Registration, login, logout and JWT sessions for all three roles</w:t>
+            </w:r>
+          </w:p>
+        </w:tc>
+        <w:tc>
+          <w:tcPr>
+            <w:tcW w:type="dxa" w:w="3009"/>
+          </w:tcPr>
+          <w:p>
+            <w:pPr>
+              <w:spacing w:line="240" w:lineRule="auto" w:after="40"/>
+            </w:pPr>
+            <w:r/>
+            <w:r>
+              <w:rPr>
+                <w:rFonts w:ascii="Times New Roman" w:hAnsi="Times New Roman"/>
+                <w:sz w:val="22"/>
+              </w:rPr>
+              <w:t>Login, Register; /api/auth/*</w:t>
+            </w:r>
+          </w:p>
+        </w:tc>
+      </w:tr>
+      <w:tr>
+        <w:tc>
+          <w:tcPr>
+            <w:tcW w:type="dxa" w:w="3009"/>
+          </w:tcPr>
+          <w:p>
+            <w:pPr>
+              <w:spacing w:line="240" w:lineRule="auto" w:after="40"/>
+            </w:pPr>
+            <w:r/>
+            <w:r>
+              <w:rPr>
+                <w:rFonts w:ascii="Times New Roman" w:hAnsi="Times New Roman"/>
+                <w:sz w:val="22"/>
+              </w:rPr>
+              <w:t>User Management</w:t>
+            </w:r>
+          </w:p>
+        </w:tc>
+        <w:tc>
+          <w:tcPr>
+            <w:tcW w:type="dxa" w:w="3009"/>
+          </w:tcPr>
+          <w:p>
+            <w:pPr>
+              <w:spacing w:line="240" w:lineRule="auto" w:after="40"/>
+            </w:pPr>
+            <w:r/>
+            <w:r>
+              <w:rPr>
+                <w:rFonts w:ascii="Times New Roman" w:hAnsi="Times New Roman"/>
+                <w:sz w:val="22"/>
+              </w:rPr>
+              <w:t>Profiles, language preference and account state</w:t>
+            </w:r>
+          </w:p>
+        </w:tc>
+        <w:tc>
+          <w:tcPr>
+            <w:tcW w:type="dxa" w:w="3009"/>
+          </w:tcPr>
+          <w:p>
+            <w:pPr>
+              <w:spacing w:line="240" w:lineRule="auto" w:after="40"/>
+            </w:pPr>
+            <w:r/>
+            <w:r>
+              <w:rPr>
+                <w:rFonts w:ascii="Times New Roman" w:hAnsi="Times New Roman"/>
+                <w:sz w:val="22"/>
+              </w:rPr>
+              <w:t>Profile; /api/auth/me, /api/auth/profile</w:t>
+            </w:r>
+          </w:p>
+        </w:tc>
+      </w:tr>
+      <w:tr>
+        <w:tc>
+          <w:tcPr>
+            <w:tcW w:type="dxa" w:w="3009"/>
+          </w:tcPr>
+          <w:p>
+            <w:pPr>
+              <w:spacing w:line="240" w:lineRule="auto" w:after="40"/>
+            </w:pPr>
+            <w:r/>
+            <w:r>
+              <w:rPr>
+                <w:rFonts w:ascii="Times New Roman" w:hAnsi="Times New Roman"/>
+                <w:sz w:val="22"/>
+              </w:rPr>
+              <w:t>SOS / Incident Management</w:t>
+            </w:r>
+          </w:p>
+        </w:tc>
+        <w:tc>
+          <w:tcPr>
+            <w:tcW w:type="dxa" w:w="3009"/>
+          </w:tcPr>
+          <w:p>
+            <w:pPr>
+              <w:spacing w:line="240" w:lineRule="auto" w:after="40"/>
+            </w:pPr>
+            <w:r/>
+            <w:r>
+              <w:rPr>
+                <w:rFonts w:ascii="Times New Roman" w:hAnsi="Times New Roman"/>
+                <w:sz w:val="22"/>
+              </w:rPr>
+              <w:t>Emergency reporting, status workflow, history and ownership</w:t>
+            </w:r>
+          </w:p>
+        </w:tc>
+        <w:tc>
+          <w:tcPr>
+            <w:tcW w:type="dxa" w:w="3009"/>
+          </w:tcPr>
+          <w:p>
+            <w:pPr>
+              <w:spacing w:line="240" w:lineRule="auto" w:after="40"/>
+            </w:pPr>
+            <w:r/>
+            <w:r>
+              <w:rPr>
+                <w:rFonts w:ascii="Times New Roman" w:hAnsi="Times New Roman"/>
+                <w:sz w:val="22"/>
+              </w:rPr>
+              <w:t>SOS, Incident Detail, Dashboard; /api/incidents/*</w:t>
+            </w:r>
+          </w:p>
+        </w:tc>
+      </w:tr>
+      <w:tr>
+        <w:tc>
+          <w:tcPr>
+            <w:tcW w:type="dxa" w:w="3009"/>
+          </w:tcPr>
+          <w:p>
+            <w:pPr>
+              <w:spacing w:line="240" w:lineRule="auto" w:after="40"/>
+            </w:pPr>
+            <w:r/>
+            <w:r>
+              <w:rPr>
+                <w:rFonts w:ascii="Times New Roman" w:hAnsi="Times New Roman"/>
+                <w:sz w:val="22"/>
+              </w:rPr>
+              <w:t>Location</w:t>
+            </w:r>
+          </w:p>
+        </w:tc>
+        <w:tc>
+          <w:tcPr>
+            <w:tcW w:type="dxa" w:w="3009"/>
+          </w:tcPr>
+          <w:p>
+            <w:pPr>
+              <w:spacing w:line="240" w:lineRule="auto" w:after="40"/>
+            </w:pPr>
+            <w:r/>
+            <w:r>
+              <w:rPr>
+                <w:rFonts w:ascii="Times New Roman" w:hAnsi="Times New Roman"/>
+                <w:sz w:val="22"/>
+              </w:rPr>
+              <w:t>Coordinate capture, stored points and readable addresses</w:t>
+            </w:r>
+          </w:p>
+        </w:tc>
+        <w:tc>
+          <w:tcPr>
+            <w:tcW w:type="dxa" w:w="3009"/>
+          </w:tcPr>
+          <w:p>
+            <w:pPr>
+              <w:spacing w:line="240" w:lineRule="auto" w:after="40"/>
+            </w:pPr>
+            <w:r/>
+            <w:r>
+              <w:rPr>
+                <w:rFonts w:ascii="Times New Roman" w:hAnsi="Times New Roman"/>
+                <w:sz w:val="22"/>
+              </w:rPr>
+              <w:t>SOS location step, Location cards; /api/geocode/*</w:t>
+            </w:r>
+          </w:p>
+        </w:tc>
+      </w:tr>
+      <w:tr>
+        <w:tc>
+          <w:tcPr>
+            <w:tcW w:type="dxa" w:w="3009"/>
+          </w:tcPr>
+          <w:p>
+            <w:pPr>
+              <w:spacing w:line="240" w:lineRule="auto" w:after="40"/>
+            </w:pPr>
+            <w:r/>
+            <w:r>
+              <w:rPr>
+                <w:rFonts w:ascii="Times New Roman" w:hAnsi="Times New Roman"/>
+                <w:sz w:val="22"/>
+              </w:rPr>
+              <w:t>Emergency Contacts</w:t>
+            </w:r>
+          </w:p>
+        </w:tc>
+        <w:tc>
+          <w:tcPr>
+            <w:tcW w:type="dxa" w:w="3009"/>
+          </w:tcPr>
+          <w:p>
+            <w:pPr>
+              <w:spacing w:line="240" w:lineRule="auto" w:after="40"/>
+            </w:pPr>
+            <w:r/>
+            <w:r>
+              <w:rPr>
+                <w:rFonts w:ascii="Times New Roman" w:hAnsi="Times New Roman"/>
+                <w:sz w:val="22"/>
+              </w:rPr>
+              <w:t>Per-user contacts with call links and alert channels</w:t>
+            </w:r>
+          </w:p>
+        </w:tc>
+        <w:tc>
+          <w:tcPr>
+            <w:tcW w:type="dxa" w:w="3009"/>
+          </w:tcPr>
+          <w:p>
+            <w:pPr>
+              <w:spacing w:line="240" w:lineRule="auto" w:after="40"/>
+            </w:pPr>
+            <w:r/>
+            <w:r>
+              <w:rPr>
+                <w:rFonts w:ascii="Times New Roman" w:hAnsi="Times New Roman"/>
+                <w:sz w:val="22"/>
+              </w:rPr>
+              <w:t>Emergency Contacts, Admin Emergency Contacts; /api/emergency-contacts/*, /api/admin/emergency-contacts</w:t>
+            </w:r>
+          </w:p>
+        </w:tc>
+      </w:tr>
+      <w:tr>
+        <w:tc>
+          <w:tcPr>
+            <w:tcW w:type="dxa" w:w="3009"/>
+          </w:tcPr>
+          <w:p>
+            <w:pPr>
+              <w:spacing w:line="240" w:lineRule="auto" w:after="40"/>
+            </w:pPr>
+            <w:r/>
+            <w:r>
+              <w:rPr>
+                <w:rFonts w:ascii="Times New Roman" w:hAnsi="Times New Roman"/>
+                <w:sz w:val="22"/>
+              </w:rPr>
+              <w:t>Emergency Resources</w:t>
+            </w:r>
+          </w:p>
+        </w:tc>
+        <w:tc>
+          <w:tcPr>
+            <w:tcW w:type="dxa" w:w="3009"/>
+          </w:tcPr>
+          <w:p>
+            <w:pPr>
+              <w:spacing w:line="240" w:lineRule="auto" w:after="40"/>
+            </w:pPr>
+            <w:r/>
+            <w:r>
+              <w:rPr>
+                <w:rFonts w:ascii="Times New Roman" w:hAnsi="Times New Roman"/>
+                <w:sz w:val="22"/>
+              </w:rPr>
+              <w:t>Searchable directory and nearby lookup of help</w:t>
+            </w:r>
+          </w:p>
+        </w:tc>
+        <w:tc>
+          <w:tcPr>
+            <w:tcW w:type="dxa" w:w="3009"/>
+          </w:tcPr>
+          <w:p>
+            <w:pPr>
+              <w:spacing w:line="240" w:lineRule="auto" w:after="40"/>
+            </w:pPr>
+            <w:r/>
+            <w:r>
+              <w:rPr>
+                <w:rFonts w:ascii="Times New Roman" w:hAnsi="Times New Roman"/>
+                <w:sz w:val="22"/>
+              </w:rPr>
+              <w:t>Resources, Nearby sections; /api/facilities, /api/nearby-resources, /api/nearby</w:t>
+            </w:r>
+          </w:p>
+        </w:tc>
+      </w:tr>
+      <w:tr>
+        <w:tc>
+          <w:tcPr>
+            <w:tcW w:type="dxa" w:w="3009"/>
+          </w:tcPr>
+          <w:p>
+            <w:pPr>
+              <w:spacing w:line="240" w:lineRule="auto" w:after="40"/>
+            </w:pPr>
+            <w:r/>
+            <w:r>
+              <w:rPr>
+                <w:rFonts w:ascii="Times New Roman" w:hAnsi="Times New Roman"/>
+                <w:sz w:val="22"/>
+              </w:rPr>
+              <w:t>Facilities</w:t>
+            </w:r>
+          </w:p>
+        </w:tc>
+        <w:tc>
+          <w:tcPr>
+            <w:tcW w:type="dxa" w:w="3009"/>
+          </w:tcPr>
+          <w:p>
+            <w:pPr>
+              <w:spacing w:line="240" w:lineRule="auto" w:after="40"/>
+            </w:pPr>
+            <w:r/>
+            <w:r>
+              <w:rPr>
+                <w:rFonts w:ascii="Times New Roman" w:hAnsi="Times New Roman"/>
+                <w:sz w:val="22"/>
+              </w:rPr>
+              <w:t>Hospitals, shelters, police and fire stations, relief centres</w:t>
+            </w:r>
+          </w:p>
+        </w:tc>
+        <w:tc>
+          <w:tcPr>
+            <w:tcW w:type="dxa" w:w="3009"/>
+          </w:tcPr>
+          <w:p>
+            <w:pPr>
+              <w:spacing w:line="240" w:lineRule="auto" w:after="40"/>
+            </w:pPr>
+            <w:r/>
+            <w:r>
+              <w:rPr>
+                <w:rFonts w:ascii="Times New Roman" w:hAnsi="Times New Roman"/>
+                <w:sz w:val="22"/>
+              </w:rPr>
+              <w:t>Resources, Admin Facilities; /api/facilities, /api/admin/facilities</w:t>
+            </w:r>
+          </w:p>
+        </w:tc>
+      </w:tr>
+      <w:tr>
+        <w:tc>
+          <w:tcPr>
+            <w:tcW w:type="dxa" w:w="3009"/>
+          </w:tcPr>
+          <w:p>
+            <w:pPr>
+              <w:spacing w:line="240" w:lineRule="auto" w:after="40"/>
+            </w:pPr>
+            <w:r/>
+            <w:r>
+              <w:rPr>
+                <w:rFonts w:ascii="Times New Roman" w:hAnsi="Times New Roman"/>
+                <w:sz w:val="22"/>
+              </w:rPr>
+              <w:t>Rescue Teams</w:t>
+            </w:r>
+          </w:p>
+        </w:tc>
+        <w:tc>
+          <w:tcPr>
+            <w:tcW w:type="dxa" w:w="3009"/>
+          </w:tcPr>
+          <w:p>
+            <w:pPr>
+              <w:spacing w:line="240" w:lineRule="auto" w:after="40"/>
+            </w:pPr>
+            <w:r/>
+            <w:r>
+              <w:rPr>
+                <w:rFonts w:ascii="Times New Roman" w:hAnsi="Times New Roman"/>
+                <w:sz w:val="22"/>
+              </w:rPr>
+              <w:t>Registered teams with type, contact, members and base</w:t>
+            </w:r>
+          </w:p>
+        </w:tc>
+        <w:tc>
+          <w:tcPr>
+            <w:tcW w:type="dxa" w:w="3009"/>
+          </w:tcPr>
+          <w:p>
+            <w:pPr>
+              <w:spacing w:line="240" w:lineRule="auto" w:after="40"/>
+            </w:pPr>
+            <w:r/>
+            <w:r>
+              <w:rPr>
+                <w:rFonts w:ascii="Times New Roman" w:hAnsi="Times New Roman"/>
+                <w:sz w:val="22"/>
+              </w:rPr>
+              <w:t>Resources, Admin Teams; /api/rescue-teams, /api/admin/rescue-teams</w:t>
+            </w:r>
+          </w:p>
+        </w:tc>
+      </w:tr>
+      <w:tr>
+        <w:tc>
+          <w:tcPr>
+            <w:tcW w:type="dxa" w:w="3009"/>
+          </w:tcPr>
+          <w:p>
+            <w:pPr>
+              <w:spacing w:line="240" w:lineRule="auto" w:after="40"/>
+            </w:pPr>
+            <w:r/>
+            <w:r>
+              <w:rPr>
+                <w:rFonts w:ascii="Times New Roman" w:hAnsi="Times New Roman"/>
+                <w:sz w:val="22"/>
+              </w:rPr>
+              <w:t>Rescue Assignments</w:t>
+            </w:r>
+          </w:p>
+        </w:tc>
+        <w:tc>
+          <w:tcPr>
+            <w:tcW w:type="dxa" w:w="3009"/>
+          </w:tcPr>
+          <w:p>
+            <w:pPr>
+              <w:spacing w:line="240" w:lineRule="auto" w:after="40"/>
+            </w:pPr>
+            <w:r/>
+            <w:r>
+              <w:rPr>
+                <w:rFonts w:ascii="Times New Roman" w:hAnsi="Times New Roman"/>
+                <w:sz w:val="22"/>
+              </w:rPr>
+              <w:t>Incident-to-team assignment records and their lifecycle</w:t>
+            </w:r>
+          </w:p>
+        </w:tc>
+        <w:tc>
+          <w:tcPr>
+            <w:tcW w:type="dxa" w:w="3009"/>
+          </w:tcPr>
+          <w:p>
+            <w:pPr>
+              <w:spacing w:line="240" w:lineRule="auto" w:after="40"/>
+            </w:pPr>
+            <w:r/>
+            <w:r>
+              <w:rPr>
+                <w:rFonts w:ascii="Times New Roman" w:hAnsi="Times New Roman"/>
+                <w:sz w:val="22"/>
+              </w:rPr>
+              <w:t>Incident Detail, Admin incident detail; /api/admin/incidents/:id/assignments, /api/responder/assignments</w:t>
+            </w:r>
+          </w:p>
+        </w:tc>
+      </w:tr>
+      <w:tr>
+        <w:tc>
+          <w:tcPr>
+            <w:tcW w:type="dxa" w:w="3009"/>
+          </w:tcPr>
+          <w:p>
+            <w:pPr>
+              <w:spacing w:line="240" w:lineRule="auto" w:after="40"/>
+            </w:pPr>
+            <w:r/>
+            <w:r>
+              <w:rPr>
+                <w:rFonts w:ascii="Times New Roman" w:hAnsi="Times New Roman"/>
+                <w:sz w:val="22"/>
+              </w:rPr>
+              <w:t>Unsafe-Area Reporting</w:t>
+            </w:r>
+          </w:p>
+        </w:tc>
+        <w:tc>
+          <w:tcPr>
+            <w:tcW w:type="dxa" w:w="3009"/>
+          </w:tcPr>
+          <w:p>
+            <w:pPr>
+              <w:spacing w:line="240" w:lineRule="auto" w:after="40"/>
+            </w:pPr>
+            <w:r/>
+            <w:r>
+              <w:rPr>
+                <w:rFonts w:ascii="Times New Roman" w:hAnsi="Times New Roman"/>
+                <w:sz w:val="22"/>
+              </w:rPr>
+              <w:t>User reports with admin verification queue</w:t>
+            </w:r>
+          </w:p>
+        </w:tc>
+        <w:tc>
+          <w:tcPr>
+            <w:tcW w:type="dxa" w:w="3009"/>
+          </w:tcPr>
+          <w:p>
+            <w:pPr>
+              <w:spacing w:line="240" w:lineRule="auto" w:after="40"/>
+            </w:pPr>
+            <w:r/>
+            <w:r>
+              <w:rPr>
+                <w:rFonts w:ascii="Times New Roman" w:hAnsi="Times New Roman"/>
+                <w:sz w:val="22"/>
+              </w:rPr>
+              <w:t>Unsafe Reports, Admin Unsafe Reports; /api/unsafe-reports/*, /api/admin/unsafe-reports</w:t>
+            </w:r>
+          </w:p>
+        </w:tc>
+      </w:tr>
+      <w:tr>
+        <w:tc>
+          <w:tcPr>
+            <w:tcW w:type="dxa" w:w="3009"/>
+          </w:tcPr>
+          <w:p>
+            <w:pPr>
+              <w:spacing w:line="240" w:lineRule="auto" w:after="40"/>
+            </w:pPr>
+            <w:r/>
+            <w:r>
+              <w:rPr>
+                <w:rFonts w:ascii="Times New Roman" w:hAnsi="Times New Roman"/>
+                <w:sz w:val="22"/>
+              </w:rPr>
+              <w:t>Risk Zones</w:t>
+            </w:r>
+          </w:p>
+        </w:tc>
+        <w:tc>
+          <w:tcPr>
+            <w:tcW w:type="dxa" w:w="3009"/>
+          </w:tcPr>
+          <w:p>
+            <w:pPr>
+              <w:spacing w:line="240" w:lineRule="auto" w:after="40"/>
+            </w:pPr>
+            <w:r/>
+            <w:r>
+              <w:rPr>
+                <w:rFonts w:ascii="Times New Roman" w:hAnsi="Times New Roman"/>
+                <w:sz w:val="22"/>
+              </w:rPr>
+              <w:t>Administrator-maintained boundary records with risk levels</w:t>
+            </w:r>
+          </w:p>
+        </w:tc>
+        <w:tc>
+          <w:tcPr>
+            <w:tcW w:type="dxa" w:w="3009"/>
+          </w:tcPr>
+          <w:p>
+            <w:pPr>
+              <w:spacing w:line="240" w:lineRule="auto" w:after="40"/>
+            </w:pPr>
+            <w:r/>
+            <w:r>
+              <w:rPr>
+                <w:rFonts w:ascii="Times New Roman" w:hAnsi="Times New Roman"/>
+                <w:sz w:val="22"/>
+              </w:rPr>
+              <w:t>Admin masters; RiskZones collection</w:t>
+            </w:r>
+          </w:p>
+        </w:tc>
+      </w:tr>
+      <w:tr>
+        <w:tc>
+          <w:tcPr>
+            <w:tcW w:type="dxa" w:w="3009"/>
+          </w:tcPr>
+          <w:p>
+            <w:pPr>
+              <w:spacing w:line="240" w:lineRule="auto" w:after="40"/>
+            </w:pPr>
+            <w:r/>
+            <w:r>
+              <w:rPr>
+                <w:rFonts w:ascii="Times New Roman" w:hAnsi="Times New Roman"/>
+                <w:sz w:val="22"/>
+              </w:rPr>
+              <w:t>Risk Assessment (AI)</w:t>
+            </w:r>
+          </w:p>
+        </w:tc>
+        <w:tc>
+          <w:tcPr>
+            <w:tcW w:type="dxa" w:w="3009"/>
+          </w:tcPr>
+          <w:p>
+            <w:pPr>
+              <w:spacing w:line="240" w:lineRule="auto" w:after="40"/>
+            </w:pPr>
+            <w:r/>
+            <w:r>
+              <w:rPr>
+                <w:rFonts w:ascii="Times New Roman" w:hAnsi="Times New Roman"/>
+                <w:sz w:val="22"/>
+              </w:rPr>
+              <w:t>Deterministic raksha-risk-v1 scoring of incident locations</w:t>
+            </w:r>
+          </w:p>
+        </w:tc>
+        <w:tc>
+          <w:tcPr>
+            <w:tcW w:type="dxa" w:w="3009"/>
+          </w:tcPr>
+          <w:p>
+            <w:pPr>
+              <w:spacing w:line="240" w:lineRule="auto" w:after="40"/>
+            </w:pPr>
+            <w:r/>
+            <w:r>
+              <w:rPr>
+                <w:rFonts w:ascii="Times New Roman" w:hAnsi="Times New Roman"/>
+                <w:sz w:val="22"/>
+              </w:rPr>
+              <w:t>Risk panels; /api/incidents/:id/risk, FastAPI POST /risk/assess</w:t>
+            </w:r>
+          </w:p>
+        </w:tc>
+      </w:tr>
+      <w:tr>
+        <w:tc>
+          <w:tcPr>
+            <w:tcW w:type="dxa" w:w="3009"/>
+          </w:tcPr>
+          <w:p>
+            <w:pPr>
+              <w:spacing w:line="240" w:lineRule="auto" w:after="40"/>
+            </w:pPr>
+            <w:r/>
+            <w:r>
+              <w:rPr>
+                <w:rFonts w:ascii="Times New Roman" w:hAnsi="Times New Roman"/>
+                <w:sz w:val="22"/>
+              </w:rPr>
+              <w:t>Notifications</w:t>
+            </w:r>
+          </w:p>
+        </w:tc>
+        <w:tc>
+          <w:tcPr>
+            <w:tcW w:type="dxa" w:w="3009"/>
+          </w:tcPr>
+          <w:p>
+            <w:pPr>
+              <w:spacing w:line="240" w:lineRule="auto" w:after="40"/>
+            </w:pPr>
+            <w:r/>
+            <w:r>
+              <w:rPr>
+                <w:rFonts w:ascii="Times New Roman" w:hAnsi="Times New Roman"/>
+                <w:sz w:val="22"/>
+              </w:rPr>
+              <w:t>In-app and provider-channel delivery records with status</w:t>
+            </w:r>
+          </w:p>
+        </w:tc>
+        <w:tc>
+          <w:tcPr>
+            <w:tcW w:type="dxa" w:w="3009"/>
+          </w:tcPr>
+          <w:p>
+            <w:pPr>
+              <w:spacing w:line="240" w:lineRule="auto" w:after="40"/>
+            </w:pPr>
+            <w:r/>
+            <w:r>
+              <w:rPr>
+                <w:rFonts w:ascii="Times New Roman" w:hAnsi="Times New Roman"/>
+                <w:sz w:val="22"/>
+              </w:rPr>
+              <w:t>Notifications; /api/notifications, /api/responder/notifications</w:t>
+            </w:r>
+          </w:p>
+        </w:tc>
+      </w:tr>
+      <w:tr>
+        <w:tc>
+          <w:tcPr>
+            <w:tcW w:type="dxa" w:w="3009"/>
+          </w:tcPr>
+          <w:p>
+            <w:pPr>
+              <w:spacing w:line="240" w:lineRule="auto" w:after="40"/>
+            </w:pPr>
+            <w:r/>
+            <w:r>
+              <w:rPr>
+                <w:rFonts w:ascii="Times New Roman" w:hAnsi="Times New Roman"/>
+                <w:sz w:val="22"/>
+              </w:rPr>
+              <w:t>Weather Enrichment</w:t>
+            </w:r>
+          </w:p>
+        </w:tc>
+        <w:tc>
+          <w:tcPr>
+            <w:tcW w:type="dxa" w:w="3009"/>
+          </w:tcPr>
+          <w:p>
+            <w:pPr>
+              <w:spacing w:line="240" w:lineRule="auto" w:after="40"/>
+            </w:pPr>
+            <w:r/>
+            <w:r>
+              <w:rPr>
+                <w:rFonts w:ascii="Times New Roman" w:hAnsi="Times New Roman"/>
+                <w:sz w:val="22"/>
+              </w:rPr>
+              <w:t>Informational current weather for incident coordinates</w:t>
+            </w:r>
+          </w:p>
+        </w:tc>
+        <w:tc>
+          <w:tcPr>
+            <w:tcW w:type="dxa" w:w="3009"/>
+          </w:tcPr>
+          <w:p>
+            <w:pPr>
+              <w:spacing w:line="240" w:lineRule="auto" w:after="40"/>
+            </w:pPr>
+            <w:r/>
+            <w:r>
+              <w:rPr>
+                <w:rFonts w:ascii="Times New Roman" w:hAnsi="Times New Roman"/>
+                <w:sz w:val="22"/>
+              </w:rPr>
+              <w:t>Weather cards; /api/weather (Open-Meteo, no key)</w:t>
+            </w:r>
+          </w:p>
+        </w:tc>
+      </w:tr>
+      <w:tr>
+        <w:tc>
+          <w:tcPr>
+            <w:tcW w:type="dxa" w:w="3009"/>
+          </w:tcPr>
+          <w:p>
+            <w:pPr>
+              <w:spacing w:line="240" w:lineRule="auto" w:after="40"/>
+            </w:pPr>
+            <w:r/>
+            <w:r>
+              <w:rPr>
+                <w:rFonts w:ascii="Times New Roman" w:hAnsi="Times New Roman"/>
+                <w:sz w:val="22"/>
+              </w:rPr>
+              <w:t>Administration</w:t>
+            </w:r>
+          </w:p>
+        </w:tc>
+        <w:tc>
+          <w:tcPr>
+            <w:tcW w:type="dxa" w:w="3009"/>
+          </w:tcPr>
+          <w:p>
+            <w:pPr>
+              <w:spacing w:line="240" w:lineRule="auto" w:after="40"/>
+            </w:pPr>
+            <w:r/>
+            <w:r>
+              <w:rPr>
+                <w:rFonts w:ascii="Times New Roman" w:hAnsi="Times New Roman"/>
+                <w:sz w:val="22"/>
+              </w:rPr>
+              <w:t>Dashboard, users, reports, activity logs and analytics</w:t>
+            </w:r>
+          </w:p>
+        </w:tc>
+        <w:tc>
+          <w:tcPr>
+            <w:tcW w:type="dxa" w:w="3009"/>
+          </w:tcPr>
+          <w:p>
+            <w:pPr>
+              <w:spacing w:line="240" w:lineRule="auto" w:after="40"/>
+            </w:pPr>
+            <w:r/>
+            <w:r>
+              <w:rPr>
+                <w:rFonts w:ascii="Times New Roman" w:hAnsi="Times New Roman"/>
+                <w:sz w:val="22"/>
+              </w:rPr>
+              <w:t>Admin Dashboard, Users, Reports; /api/admin/*</w:t>
+            </w:r>
+          </w:p>
+        </w:tc>
+      </w:tr>
+    </w:tbl>
+    <w:p>
+      <w:pPr>
+        <w:spacing w:after="120"/>
+      </w:pPr>
+    </w:p>
+    <w:p>
+      <w:pPr>
+        <w:pStyle w:val="Heading1"/>
+      </w:pPr>
+      <w:r>
         <w:t>4.1 System Architecture</w:t>
       </w:r>
     </w:p>
@@ -38,7 +973,7 @@
         <w:drawing>
           <wp:inline xmlns:a="http://schemas.openxmlformats.org/drawingml/2006/main" xmlns:pic="http://schemas.openxmlformats.org/drawingml/2006/picture">
             <wp:extent cx="5760000" cy="3567484"/>
-            <wp:docPr id="29" name="Picture 29"/>
+            <wp:docPr id="31" name="Picture 31"/>
             <wp:cNvGraphicFramePr>
               <a:graphicFrameLocks noChangeAspect="1"/>
             </wp:cNvGraphicFramePr>
@@ -50,7 +985,7 @@
                     <pic:cNvPicPr/>
                   </pic:nvPicPr>
                   <pic:blipFill>
-                    <a:blip r:embed="rId37"/>
+                    <a:blip r:embed="rId39"/>
                     <a:stretch>
                       <a:fillRect/>
                     </a:stretch>
@@ -200,6 +1135,60 @@
     </w:p>
     <w:p>
       <w:pPr>
+        <w:spacing w:line="240" w:lineRule="auto" w:before="85" w:after="85"/>
+        <w:jc w:val="center"/>
+      </w:pPr>
+      <w:r>
+        <w:drawing>
+          <wp:inline xmlns:a="http://schemas.openxmlformats.org/drawingml/2006/main" xmlns:pic="http://schemas.openxmlformats.org/drawingml/2006/picture">
+            <wp:extent cx="5112000" cy="4638205"/>
+            <wp:docPr id="1" name="Picture 1"/>
+            <wp:cNvGraphicFramePr>
+              <a:graphicFrameLocks noChangeAspect="1"/>
+            </wp:cNvGraphicFramePr>
+            <a:graphic>
+              <a:graphicData uri="http://schemas.openxmlformats.org/drawingml/2006/picture">
+                <pic:pic>
+                  <pic:nvPicPr>
+                    <pic:cNvPr id="0" name="bw_4_1_architecture.png"/>
+                    <pic:cNvPicPr/>
+                  </pic:nvPicPr>
+                  <pic:blipFill>
+                    <a:blip r:embed="rId9"/>
+                    <a:stretch>
+                      <a:fillRect/>
+                    </a:stretch>
+                  </pic:blipFill>
+                  <pic:spPr>
+                    <a:xfrm>
+                      <a:off x="0" y="0"/>
+                      <a:ext cx="5112000" cy="4638205"/>
+                    </a:xfrm>
+                    <a:prstGeom prst="rect"/>
+                  </pic:spPr>
+                </pic:pic>
+              </a:graphicData>
+            </a:graphic>
+          </wp:inline>
+        </w:drawing>
+      </w:r>
+    </w:p>
+    <w:p>
+      <w:pPr>
+        <w:spacing w:line="240" w:lineRule="auto"/>
+        <w:jc w:val="center"/>
+      </w:pPr>
+      <w:r>
+        <w:rPr>
+          <w:rFonts w:ascii="Times New Roman" w:hAnsi="Times New Roman"/>
+          <w:b/>
+          <w:sz w:val="24"/>
+        </w:rPr>
+        <w:t>Figure 4.1: RakshaSafe System Architecture</w:t>
+      </w:r>
+    </w:p>
+    <w:p>
+      <w:pPr>
         <w:pStyle w:val="Heading2"/>
       </w:pPr>
       <w:r>
@@ -6106,67 +7095,13 @@
     </w:p>
     <w:p>
       <w:pPr>
-        <w:spacing w:line="240" w:lineRule="auto" w:before="113" w:after="113"/>
+        <w:spacing w:line="240" w:lineRule="auto" w:before="85" w:after="85"/>
         <w:jc w:val="center"/>
       </w:pPr>
       <w:r>
         <w:drawing>
           <wp:inline xmlns:a="http://schemas.openxmlformats.org/drawingml/2006/main" xmlns:pic="http://schemas.openxmlformats.org/drawingml/2006/picture">
-            <wp:extent cx="4608000" cy="5018868"/>
-            <wp:docPr id="1" name="Picture 1"/>
-            <wp:cNvGraphicFramePr>
-              <a:graphicFrameLocks noChangeAspect="1"/>
-            </wp:cNvGraphicFramePr>
-            <a:graphic>
-              <a:graphicData uri="http://schemas.openxmlformats.org/drawingml/2006/picture">
-                <pic:pic>
-                  <pic:nvPicPr>
-                    <pic:cNvPr id="0" name="flow_4_2_1_login.png"/>
-                    <pic:cNvPicPr/>
-                  </pic:nvPicPr>
-                  <pic:blipFill>
-                    <a:blip r:embed="rId9"/>
-                    <a:stretch>
-                      <a:fillRect/>
-                    </a:stretch>
-                  </pic:blipFill>
-                  <pic:spPr>
-                    <a:xfrm>
-                      <a:off x="0" y="0"/>
-                      <a:ext cx="4608000" cy="5018868"/>
-                    </a:xfrm>
-                    <a:prstGeom prst="rect"/>
-                  </pic:spPr>
-                </pic:pic>
-              </a:graphicData>
-            </a:graphic>
-          </wp:inline>
-        </w:drawing>
-      </w:r>
-    </w:p>
-    <w:p>
-      <w:pPr>
-        <w:spacing w:line="240" w:lineRule="auto"/>
-        <w:jc w:val="center"/>
-      </w:pPr>
-      <w:r>
-        <w:rPr>
-          <w:rFonts w:ascii="Times New Roman" w:hAnsi="Times New Roman"/>
-          <w:b/>
-          <w:sz w:val="24"/>
-        </w:rPr>
-        <w:t>Flowchart 4.2.1: Login</w:t>
-      </w:r>
-    </w:p>
-    <w:p>
-      <w:pPr>
-        <w:spacing w:line="240" w:lineRule="auto" w:before="113" w:after="113"/>
-        <w:jc w:val="center"/>
-      </w:pPr>
-      <w:r>
-        <w:drawing>
-          <wp:inline xmlns:a="http://schemas.openxmlformats.org/drawingml/2006/main" xmlns:pic="http://schemas.openxmlformats.org/drawingml/2006/picture">
-            <wp:extent cx="5400000" cy="3150000"/>
+            <wp:extent cx="4464000" cy="5072918"/>
             <wp:docPr id="2" name="Picture 2"/>
             <wp:cNvGraphicFramePr>
               <a:graphicFrameLocks noChangeAspect="1"/>
@@ -6175,7 +7110,7 @@
               <a:graphicData uri="http://schemas.openxmlformats.org/drawingml/2006/picture">
                 <pic:pic>
                   <pic:nvPicPr>
-                    <pic:cNvPr id="0" name="shot_4_2_1_login.png"/>
+                    <pic:cNvPr id="0" name="bw_4_2_1_login.png"/>
                     <pic:cNvPicPr/>
                   </pic:nvPicPr>
                   <pic:blipFill>
@@ -6187,7 +7122,7 @@
                   <pic:spPr>
                     <a:xfrm>
                       <a:off x="0" y="0"/>
-                      <a:ext cx="5400000" cy="3150000"/>
+                      <a:ext cx="4464000" cy="5072918"/>
                     </a:xfrm>
                     <a:prstGeom prst="rect"/>
                   </pic:spPr>
@@ -6209,170 +7144,18 @@
           <w:b/>
           <w:sz w:val="24"/>
         </w:rPr>
-        <w:t>Figure 4.2.1: Login Interface</w:t>
-      </w:r>
-    </w:p>
-    <w:p>
-      <w:pPr>
-        <w:pStyle w:val="Heading2"/>
-      </w:pPr>
-      <w:r>
-        <w:t>4.2.2 User Registration Interface</w:t>
-      </w:r>
-    </w:p>
-    <w:p>
-      <w:r>
-        <w:t>The Registration Interface creates a standard USER account. It collects the minimum profile needed for emergency use — a name, a reachable email and phone number, and a password — and leaves administrative roles to be granted outside this form. Successful registration signs the session in directly, without any email-code step.</w:t>
-      </w:r>
-    </w:p>
-    <w:p>
-      <w:r>
-        <w:rPr>
-          <w:b/>
-        </w:rPr>
-        <w:t>Main elements:</w:t>
-      </w:r>
-    </w:p>
-    <w:p>
-      <w:pPr>
-        <w:pStyle w:val="ListBullet"/>
-      </w:pPr>
-      <w:r>
-        <w:t>Full-name field.</w:t>
-      </w:r>
-    </w:p>
-    <w:p>
-      <w:pPr>
-        <w:pStyle w:val="ListBullet"/>
-      </w:pPr>
-      <w:r>
-        <w:t>Email address field.</w:t>
-      </w:r>
-    </w:p>
-    <w:p>
-      <w:pPr>
-        <w:pStyle w:val="ListBullet"/>
-      </w:pPr>
-      <w:r>
-        <w:t>Phone number field.</w:t>
-      </w:r>
-    </w:p>
-    <w:p>
-      <w:pPr>
-        <w:pStyle w:val="ListBullet"/>
-      </w:pPr>
-      <w:r>
-        <w:t>Password field with strength guidance.</w:t>
-      </w:r>
-    </w:p>
-    <w:p>
-      <w:pPr>
-        <w:pStyle w:val="ListBullet"/>
-      </w:pPr>
-      <w:r>
-        <w:t>Preferred-language option.</w:t>
-      </w:r>
-    </w:p>
-    <w:p>
-      <w:pPr>
-        <w:pStyle w:val="ListBullet"/>
-      </w:pPr>
-      <w:r>
-        <w:t>Create Account button and a Back to Sign In link.</w:t>
-      </w:r>
-    </w:p>
-    <w:p>
-      <w:r>
-        <w:rPr>
-          <w:b/>
-        </w:rPr>
-        <w:t>Validation:</w:t>
-      </w:r>
-    </w:p>
-    <w:p>
-      <w:pPr>
-        <w:pStyle w:val="ListBullet"/>
-      </w:pPr>
-      <w:r>
-        <w:t>Name, email, phone and password are all required.</w:t>
-      </w:r>
-    </w:p>
-    <w:p>
-      <w:pPr>
-        <w:pStyle w:val="ListBullet"/>
-      </w:pPr>
-      <w:r>
-        <w:t>Email must be valid in format and unique; phone must be a valid number and unique.</w:t>
-      </w:r>
-    </w:p>
-    <w:p>
-      <w:pPr>
-        <w:pStyle w:val="ListBullet"/>
-      </w:pPr>
-      <w:r>
-        <w:t>The password must satisfy the minimum-length and complexity rule.</w:t>
-      </w:r>
-    </w:p>
-    <w:p>
-      <w:pPr>
-        <w:pStyle w:val="ListBullet"/>
-      </w:pPr>
-      <w:r>
-        <w:t>Duplicate email or phone registrations are rejected with a field-level message.</w:t>
-      </w:r>
-    </w:p>
-    <w:p>
-      <w:r>
-        <w:rPr>
-          <w:b/>
-        </w:rPr>
-        <w:t>Steps:</w:t>
-      </w:r>
-    </w:p>
-    <w:p>
-      <w:r>
-        <w:t>1. Enter the full name.</w:t>
-      </w:r>
-    </w:p>
-    <w:p>
-      <w:r>
-        <w:t>2. Enter the email address.</w:t>
-      </w:r>
-    </w:p>
-    <w:p>
-      <w:r>
-        <w:t>3. Enter the phone number.</w:t>
-      </w:r>
-    </w:p>
-    <w:p>
-      <w:r>
-        <w:t>4. Create a password.</w:t>
-      </w:r>
-    </w:p>
-    <w:p>
-      <w:r>
-        <w:t>5. Optionally choose the preferred language.</w:t>
-      </w:r>
-    </w:p>
-    <w:p>
-      <w:r>
-        <w:t>6. Click Create Account.</w:t>
-      </w:r>
-    </w:p>
-    <w:p>
-      <w:r>
-        <w:t>7. The system validates, stores the hashed password, creates the session and opens the user dashboard.</w:t>
-      </w:r>
-    </w:p>
-    <w:p>
-      <w:pPr>
-        <w:spacing w:line="240" w:lineRule="auto" w:before="113" w:after="113"/>
+        <w:t>Flowchart 4.2.1: Login</w:t>
+      </w:r>
+    </w:p>
+    <w:p>
+      <w:pPr>
+        <w:spacing w:line="240" w:lineRule="auto" w:before="85" w:after="85"/>
         <w:jc w:val="center"/>
       </w:pPr>
       <w:r>
         <w:drawing>
           <wp:inline xmlns:a="http://schemas.openxmlformats.org/drawingml/2006/main" xmlns:pic="http://schemas.openxmlformats.org/drawingml/2006/picture">
-            <wp:extent cx="4608000" cy="5018868"/>
+            <wp:extent cx="5544000" cy="3465000"/>
             <wp:docPr id="3" name="Picture 3"/>
             <wp:cNvGraphicFramePr>
               <a:graphicFrameLocks noChangeAspect="1"/>
@@ -6381,7 +7164,7 @@
               <a:graphicData uri="http://schemas.openxmlformats.org/drawingml/2006/picture">
                 <pic:pic>
                   <pic:nvPicPr>
-                    <pic:cNvPr id="0" name="flow_4_2_2_registration.png"/>
+                    <pic:cNvPr id="0" name="color_4_2_1_login.png"/>
                     <pic:cNvPicPr/>
                   </pic:nvPicPr>
                   <pic:blipFill>
@@ -6393,7 +7176,7 @@
                   <pic:spPr>
                     <a:xfrm>
                       <a:off x="0" y="0"/>
-                      <a:ext cx="4608000" cy="5018868"/>
+                      <a:ext cx="5544000" cy="3465000"/>
                     </a:xfrm>
                     <a:prstGeom prst="rect"/>
                   </pic:spPr>
@@ -6415,18 +7198,170 @@
           <w:b/>
           <w:sz w:val="24"/>
         </w:rPr>
-        <w:t>Flowchart 4.2.2: Registration</w:t>
-      </w:r>
-    </w:p>
-    <w:p>
-      <w:pPr>
-        <w:spacing w:line="240" w:lineRule="auto" w:before="113" w:after="113"/>
+        <w:t>Figure 4.2.1: Login Interface</w:t>
+      </w:r>
+    </w:p>
+    <w:p>
+      <w:pPr>
+        <w:pStyle w:val="Heading2"/>
+      </w:pPr>
+      <w:r>
+        <w:t>4.2.2 User Registration Interface</w:t>
+      </w:r>
+    </w:p>
+    <w:p>
+      <w:r>
+        <w:t>The Registration Interface creates a standard USER account. It collects the minimum profile needed for emergency use — a name, a reachable email and phone number, and a password — and leaves administrative roles to be granted outside this form. Successful registration signs the session in directly, without any email-code step.</w:t>
+      </w:r>
+    </w:p>
+    <w:p>
+      <w:r>
+        <w:rPr>
+          <w:b/>
+        </w:rPr>
+        <w:t>Main elements:</w:t>
+      </w:r>
+    </w:p>
+    <w:p>
+      <w:pPr>
+        <w:pStyle w:val="ListBullet"/>
+      </w:pPr>
+      <w:r>
+        <w:t>Full-name field.</w:t>
+      </w:r>
+    </w:p>
+    <w:p>
+      <w:pPr>
+        <w:pStyle w:val="ListBullet"/>
+      </w:pPr>
+      <w:r>
+        <w:t>Email address field.</w:t>
+      </w:r>
+    </w:p>
+    <w:p>
+      <w:pPr>
+        <w:pStyle w:val="ListBullet"/>
+      </w:pPr>
+      <w:r>
+        <w:t>Phone number field.</w:t>
+      </w:r>
+    </w:p>
+    <w:p>
+      <w:pPr>
+        <w:pStyle w:val="ListBullet"/>
+      </w:pPr>
+      <w:r>
+        <w:t>Password field with strength guidance.</w:t>
+      </w:r>
+    </w:p>
+    <w:p>
+      <w:pPr>
+        <w:pStyle w:val="ListBullet"/>
+      </w:pPr>
+      <w:r>
+        <w:t>Preferred-language option.</w:t>
+      </w:r>
+    </w:p>
+    <w:p>
+      <w:pPr>
+        <w:pStyle w:val="ListBullet"/>
+      </w:pPr>
+      <w:r>
+        <w:t>Create Account button and a Back to Sign In link.</w:t>
+      </w:r>
+    </w:p>
+    <w:p>
+      <w:r>
+        <w:rPr>
+          <w:b/>
+        </w:rPr>
+        <w:t>Validation:</w:t>
+      </w:r>
+    </w:p>
+    <w:p>
+      <w:pPr>
+        <w:pStyle w:val="ListBullet"/>
+      </w:pPr>
+      <w:r>
+        <w:t>Name, email, phone and password are all required.</w:t>
+      </w:r>
+    </w:p>
+    <w:p>
+      <w:pPr>
+        <w:pStyle w:val="ListBullet"/>
+      </w:pPr>
+      <w:r>
+        <w:t>Email must be valid in format and unique; phone must be a valid number and unique.</w:t>
+      </w:r>
+    </w:p>
+    <w:p>
+      <w:pPr>
+        <w:pStyle w:val="ListBullet"/>
+      </w:pPr>
+      <w:r>
+        <w:t>The password must satisfy the minimum-length and complexity rule.</w:t>
+      </w:r>
+    </w:p>
+    <w:p>
+      <w:pPr>
+        <w:pStyle w:val="ListBullet"/>
+      </w:pPr>
+      <w:r>
+        <w:t>Duplicate email or phone registrations are rejected with a field-level message.</w:t>
+      </w:r>
+    </w:p>
+    <w:p>
+      <w:r>
+        <w:rPr>
+          <w:b/>
+        </w:rPr>
+        <w:t>Steps:</w:t>
+      </w:r>
+    </w:p>
+    <w:p>
+      <w:r>
+        <w:t>1. Enter the full name.</w:t>
+      </w:r>
+    </w:p>
+    <w:p>
+      <w:r>
+        <w:t>2. Enter the email address.</w:t>
+      </w:r>
+    </w:p>
+    <w:p>
+      <w:r>
+        <w:t>3. Enter the phone number.</w:t>
+      </w:r>
+    </w:p>
+    <w:p>
+      <w:r>
+        <w:t>4. Create a password.</w:t>
+      </w:r>
+    </w:p>
+    <w:p>
+      <w:r>
+        <w:t>5. Optionally choose the preferred language.</w:t>
+      </w:r>
+    </w:p>
+    <w:p>
+      <w:r>
+        <w:t>6. Click Create Account.</w:t>
+      </w:r>
+    </w:p>
+    <w:p>
+      <w:r>
+        <w:t>7. The system validates, stores the hashed password, creates the session and opens the user dashboard.</w:t>
+      </w:r>
+    </w:p>
+    <w:p>
+      <w:pPr>
+        <w:spacing w:line="240" w:lineRule="auto" w:before="85" w:after="85"/>
         <w:jc w:val="center"/>
       </w:pPr>
       <w:r>
         <w:drawing>
           <wp:inline xmlns:a="http://schemas.openxmlformats.org/drawingml/2006/main" xmlns:pic="http://schemas.openxmlformats.org/drawingml/2006/picture">
-            <wp:extent cx="5400000" cy="3150000"/>
+            <wp:extent cx="4464000" cy="5072918"/>
             <wp:docPr id="4" name="Picture 4"/>
             <wp:cNvGraphicFramePr>
               <a:graphicFrameLocks noChangeAspect="1"/>
@@ -6435,7 +7370,7 @@
               <a:graphicData uri="http://schemas.openxmlformats.org/drawingml/2006/picture">
                 <pic:pic>
                   <pic:nvPicPr>
-                    <pic:cNvPr id="0" name="shot_4_2_2_registration.png"/>
+                    <pic:cNvPr id="0" name="bw_4_2_2_registration.png"/>
                     <pic:cNvPicPr/>
                   </pic:nvPicPr>
                   <pic:blipFill>
@@ -6447,7 +7382,7 @@
                   <pic:spPr>
                     <a:xfrm>
                       <a:off x="0" y="0"/>
-                      <a:ext cx="5400000" cy="3150000"/>
+                      <a:ext cx="4464000" cy="5072918"/>
                     </a:xfrm>
                     <a:prstGeom prst="rect"/>
                   </pic:spPr>
@@ -6469,139 +7404,18 @@
           <w:b/>
           <w:sz w:val="24"/>
         </w:rPr>
-        <w:t>Figure 4.2.2: Registration Interface</w:t>
-      </w:r>
-    </w:p>
-    <w:p>
-      <w:pPr>
-        <w:pStyle w:val="Heading2"/>
-      </w:pPr>
-      <w:r>
-        <w:t>4.2.3 User Dashboard Interface</w:t>
-      </w:r>
-    </w:p>
-    <w:p>
-      <w:r>
-        <w:t>The Dashboard is the home screen for a signed-in user. Rather than analytics, it answers three questions at a glance: what are my recent incidents, what state is each one in, and where do I go next. Quick actions lead to SOS reporting, emergency contacts, resources, unsafe-area reporting and notifications, so the dashboard behaves as a hub instead of a dead end.</w:t>
-      </w:r>
-    </w:p>
-    <w:p>
-      <w:r>
-        <w:rPr>
-          <w:b/>
-        </w:rPr>
-        <w:t>Main elements:</w:t>
-      </w:r>
-    </w:p>
-    <w:p>
-      <w:pPr>
-        <w:pStyle w:val="ListBullet"/>
-      </w:pPr>
-      <w:r>
-        <w:t>Recent-incidents list with category, priority badge and status badge.</w:t>
-      </w:r>
-    </w:p>
-    <w:p>
-      <w:pPr>
-        <w:pStyle w:val="ListBullet"/>
-      </w:pPr>
-      <w:r>
-        <w:t>Status summary of the user’s own active and resolved incidents.</w:t>
-      </w:r>
-    </w:p>
-    <w:p>
-      <w:pPr>
-        <w:pStyle w:val="ListBullet"/>
-      </w:pPr>
-      <w:r>
-        <w:t>Quick actions: Report SOS, Emergency Contacts, Find Resources, Report Unsafe Area.</w:t>
-      </w:r>
-    </w:p>
-    <w:p>
-      <w:pPr>
-        <w:pStyle w:val="ListBullet"/>
-      </w:pPr>
-      <w:r>
-        <w:t>Notifications entry with unread indication.</w:t>
-      </w:r>
-    </w:p>
-    <w:p>
-      <w:pPr>
-        <w:pStyle w:val="ListBullet"/>
-      </w:pPr>
-      <w:r>
-        <w:t>Shortcuts to profile and language settings.</w:t>
-      </w:r>
-    </w:p>
-    <w:p>
-      <w:r>
-        <w:rPr>
-          <w:b/>
-        </w:rPr>
-        <w:t>Validation:</w:t>
-      </w:r>
-    </w:p>
-    <w:p>
-      <w:pPr>
-        <w:pStyle w:val="ListBullet"/>
-      </w:pPr>
-      <w:r>
-        <w:t>Only the signed-in user’s own incidents are listed; no other user’s data appears.</w:t>
-      </w:r>
-    </w:p>
-    <w:p>
-      <w:pPr>
-        <w:pStyle w:val="ListBullet"/>
-      </w:pPr>
-      <w:r>
-        <w:t>Counts are computed from stored records and never include other accounts.</w:t>
-      </w:r>
-    </w:p>
-    <w:p>
-      <w:pPr>
-        <w:pStyle w:val="ListBullet"/>
-      </w:pPr>
-      <w:r>
-        <w:t>Navigation guards keep signed-out visitors on the login page.</w:t>
-      </w:r>
-    </w:p>
-    <w:p>
-      <w:r>
-        <w:rPr>
-          <w:b/>
-        </w:rPr>
-        <w:t>Steps:</w:t>
-      </w:r>
-    </w:p>
-    <w:p>
-      <w:r>
-        <w:t>1. Sign in as a user.</w:t>
-      </w:r>
-    </w:p>
-    <w:p>
-      <w:r>
-        <w:t>2. Review the recent-incidents list and their statuses.</w:t>
-      </w:r>
-    </w:p>
-    <w:p>
-      <w:r>
-        <w:t>3. Use a quick action to start SOS reporting, manage contacts, or browse resources.</w:t>
-      </w:r>
-    </w:p>
-    <w:p>
-      <w:r>
-        <w:t>4. Open any incident for its full detail, history and risk information.</w:t>
-      </w:r>
-    </w:p>
-    <w:p>
-      <w:pPr>
-        <w:spacing w:line="240" w:lineRule="auto" w:before="113" w:after="113"/>
+        <w:t>Flowchart 4.2.2: Registration</w:t>
+      </w:r>
+    </w:p>
+    <w:p>
+      <w:pPr>
+        <w:spacing w:line="240" w:lineRule="auto" w:before="85" w:after="85"/>
         <w:jc w:val="center"/>
       </w:pPr>
       <w:r>
         <w:drawing>
           <wp:inline xmlns:a="http://schemas.openxmlformats.org/drawingml/2006/main" xmlns:pic="http://schemas.openxmlformats.org/drawingml/2006/picture">
-            <wp:extent cx="4608000" cy="4413979"/>
+            <wp:extent cx="5544000" cy="3465000"/>
             <wp:docPr id="5" name="Picture 5"/>
             <wp:cNvGraphicFramePr>
               <a:graphicFrameLocks noChangeAspect="1"/>
@@ -6610,7 +7424,7 @@
               <a:graphicData uri="http://schemas.openxmlformats.org/drawingml/2006/picture">
                 <pic:pic>
                   <pic:nvPicPr>
-                    <pic:cNvPr id="0" name="flow_4_2_3_user_dashboard.png"/>
+                    <pic:cNvPr id="0" name="color_4_2_2_registration.png"/>
                     <pic:cNvPicPr/>
                   </pic:nvPicPr>
                   <pic:blipFill>
@@ -6622,7 +7436,7 @@
                   <pic:spPr>
                     <a:xfrm>
                       <a:off x="0" y="0"/>
-                      <a:ext cx="4608000" cy="4413979"/>
+                      <a:ext cx="5544000" cy="3465000"/>
                     </a:xfrm>
                     <a:prstGeom prst="rect"/>
                   </pic:spPr>
@@ -6644,18 +7458,139 @@
           <w:b/>
           <w:sz w:val="24"/>
         </w:rPr>
-        <w:t>Flowchart 4.2.3: User Dashboard</w:t>
-      </w:r>
-    </w:p>
-    <w:p>
-      <w:pPr>
-        <w:spacing w:line="240" w:lineRule="auto" w:before="113" w:after="113"/>
+        <w:t>Figure 4.2.2: Registration Interface</w:t>
+      </w:r>
+    </w:p>
+    <w:p>
+      <w:pPr>
+        <w:pStyle w:val="Heading2"/>
+      </w:pPr>
+      <w:r>
+        <w:t>4.2.3 User Dashboard Interface</w:t>
+      </w:r>
+    </w:p>
+    <w:p>
+      <w:r>
+        <w:t>The Dashboard is the home screen for a signed-in user. Rather than analytics, it answers three questions at a glance: what are my recent incidents, what state is each one in, and where do I go next. Quick actions lead to SOS reporting, emergency contacts, resources, unsafe-area reporting and notifications, so the dashboard behaves as a hub instead of a dead end.</w:t>
+      </w:r>
+    </w:p>
+    <w:p>
+      <w:r>
+        <w:rPr>
+          <w:b/>
+        </w:rPr>
+        <w:t>Main elements:</w:t>
+      </w:r>
+    </w:p>
+    <w:p>
+      <w:pPr>
+        <w:pStyle w:val="ListBullet"/>
+      </w:pPr>
+      <w:r>
+        <w:t>Recent-incidents list with category, priority badge and status badge.</w:t>
+      </w:r>
+    </w:p>
+    <w:p>
+      <w:pPr>
+        <w:pStyle w:val="ListBullet"/>
+      </w:pPr>
+      <w:r>
+        <w:t>Status summary of the user’s own active and resolved incidents.</w:t>
+      </w:r>
+    </w:p>
+    <w:p>
+      <w:pPr>
+        <w:pStyle w:val="ListBullet"/>
+      </w:pPr>
+      <w:r>
+        <w:t>Quick actions: Report SOS, Emergency Contacts, Find Resources, Report Unsafe Area.</w:t>
+      </w:r>
+    </w:p>
+    <w:p>
+      <w:pPr>
+        <w:pStyle w:val="ListBullet"/>
+      </w:pPr>
+      <w:r>
+        <w:t>Notifications entry with unread indication.</w:t>
+      </w:r>
+    </w:p>
+    <w:p>
+      <w:pPr>
+        <w:pStyle w:val="ListBullet"/>
+      </w:pPr>
+      <w:r>
+        <w:t>Shortcuts to profile and language settings.</w:t>
+      </w:r>
+    </w:p>
+    <w:p>
+      <w:r>
+        <w:rPr>
+          <w:b/>
+        </w:rPr>
+        <w:t>Validation:</w:t>
+      </w:r>
+    </w:p>
+    <w:p>
+      <w:pPr>
+        <w:pStyle w:val="ListBullet"/>
+      </w:pPr>
+      <w:r>
+        <w:t>Only the signed-in user’s own incidents are listed; no other user’s data appears.</w:t>
+      </w:r>
+    </w:p>
+    <w:p>
+      <w:pPr>
+        <w:pStyle w:val="ListBullet"/>
+      </w:pPr>
+      <w:r>
+        <w:t>Counts are computed from stored records and never include other accounts.</w:t>
+      </w:r>
+    </w:p>
+    <w:p>
+      <w:pPr>
+        <w:pStyle w:val="ListBullet"/>
+      </w:pPr>
+      <w:r>
+        <w:t>Navigation guards keep signed-out visitors on the login page.</w:t>
+      </w:r>
+    </w:p>
+    <w:p>
+      <w:r>
+        <w:rPr>
+          <w:b/>
+        </w:rPr>
+        <w:t>Steps:</w:t>
+      </w:r>
+    </w:p>
+    <w:p>
+      <w:r>
+        <w:t>1. Sign in as a user.</w:t>
+      </w:r>
+    </w:p>
+    <w:p>
+      <w:r>
+        <w:t>2. Review the recent-incidents list and their statuses.</w:t>
+      </w:r>
+    </w:p>
+    <w:p>
+      <w:r>
+        <w:t>3. Use a quick action to start SOS reporting, manage contacts, or browse resources.</w:t>
+      </w:r>
+    </w:p>
+    <w:p>
+      <w:r>
+        <w:t>4. Open any incident for its full detail, history and risk information.</w:t>
+      </w:r>
+    </w:p>
+    <w:p>
+      <w:pPr>
+        <w:spacing w:line="240" w:lineRule="auto" w:before="85" w:after="85"/>
         <w:jc w:val="center"/>
       </w:pPr>
       <w:r>
         <w:drawing>
           <wp:inline xmlns:a="http://schemas.openxmlformats.org/drawingml/2006/main" xmlns:pic="http://schemas.openxmlformats.org/drawingml/2006/picture">
-            <wp:extent cx="5400000" cy="3150000"/>
+            <wp:extent cx="4464000" cy="5072918"/>
             <wp:docPr id="6" name="Picture 6"/>
             <wp:cNvGraphicFramePr>
               <a:graphicFrameLocks noChangeAspect="1"/>
@@ -6664,7 +7599,7 @@
               <a:graphicData uri="http://schemas.openxmlformats.org/drawingml/2006/picture">
                 <pic:pic>
                   <pic:nvPicPr>
-                    <pic:cNvPr id="0" name="shot_4_2_3_user_dashboard.png"/>
+                    <pic:cNvPr id="0" name="bw_4_2_3_user_dashboard.png"/>
                     <pic:cNvPicPr/>
                   </pic:nvPicPr>
                   <pic:blipFill>
@@ -6676,7 +7611,7 @@
                   <pic:spPr>
                     <a:xfrm>
                       <a:off x="0" y="0"/>
-                      <a:ext cx="5400000" cy="3150000"/>
+                      <a:ext cx="4464000" cy="5072918"/>
                     </a:xfrm>
                     <a:prstGeom prst="rect"/>
                   </pic:spPr>
@@ -6698,160 +7633,18 @@
           <w:b/>
           <w:sz w:val="24"/>
         </w:rPr>
-        <w:t>Figure 4.2.3: Dashboard Interface</w:t>
-      </w:r>
-    </w:p>
-    <w:p>
-      <w:pPr>
-        <w:pStyle w:val="Heading2"/>
-      </w:pPr>
-      <w:r>
-        <w:t>4.2.4 SOS and Incident Creation Interface</w:t>
-      </w:r>
-    </w:p>
-    <w:p>
-      <w:r>
-        <w:t>The SOS Interface turns an emergency into a structured incident record in a few guided steps. It asks for the incident type, category, description and priority first, then offers location capture, and finally shows a review screen before submission. Location is helpful but never mandatory: the incident is created with or without coordinates.</w:t>
-      </w:r>
-    </w:p>
-    <w:p>
-      <w:r>
-        <w:rPr>
-          <w:b/>
-        </w:rPr>
-        <w:t>Main elements:</w:t>
-      </w:r>
-    </w:p>
-    <w:p>
-      <w:pPr>
-        <w:pStyle w:val="ListBullet"/>
-      </w:pPr>
-      <w:r>
-        <w:t>Incident-type selector: Safety or Disaster.</w:t>
-      </w:r>
-    </w:p>
-    <w:p>
-      <w:pPr>
-        <w:pStyle w:val="ListBullet"/>
-      </w:pPr>
-      <w:r>
-        <w:t>Category selector: Women Safety, Medical Emergency, Accident, Fire, Flood, Earthquake, Other Emergency.</w:t>
-      </w:r>
-    </w:p>
-    <w:p>
-      <w:pPr>
-        <w:pStyle w:val="ListBullet"/>
-      </w:pPr>
-      <w:r>
-        <w:t>Description area for what is happening and who is affected.</w:t>
-      </w:r>
-    </w:p>
-    <w:p>
-      <w:pPr>
-        <w:pStyle w:val="ListBullet"/>
-      </w:pPr>
-      <w:r>
-        <w:t>Priority selector: LOW, MEDIUM, HIGH, CRITICAL.</w:t>
-      </w:r>
-    </w:p>
-    <w:p>
-      <w:pPr>
-        <w:pStyle w:val="ListBullet"/>
-      </w:pPr>
-      <w:r>
-        <w:t>Use My Location button with permission, timeout and accuracy handling.</w:t>
-      </w:r>
-    </w:p>
-    <w:p>
-      <w:pPr>
-        <w:pStyle w:val="ListBullet"/>
-      </w:pPr>
-      <w:r>
-        <w:t>Review screen showing every entered value before submission.</w:t>
-      </w:r>
-    </w:p>
-    <w:p>
-      <w:r>
-        <w:rPr>
-          <w:b/>
-        </w:rPr>
-        <w:t>Validation:</w:t>
-      </w:r>
-    </w:p>
-    <w:p>
-      <w:pPr>
-        <w:pStyle w:val="ListBullet"/>
-      </w:pPr>
-      <w:r>
-        <w:t>Type, category, description and priority are required; descriptions have a maximum length.</w:t>
-      </w:r>
-    </w:p>
-    <w:p>
-      <w:pPr>
-        <w:pStyle w:val="ListBullet"/>
-      </w:pPr>
-      <w:r>
-        <w:t>Coordinates, when supplied, must be valid latitude (-90 to 90) and longitude (-180 to 180).</w:t>
-      </w:r>
-    </w:p>
-    <w:p>
-      <w:pPr>
-        <w:pStyle w:val="ListBullet"/>
-      </w:pPr>
-      <w:r>
-        <w:t>Denied or failed geolocation records the incident without coordinates instead of inventing any.</w:t>
-      </w:r>
-    </w:p>
-    <w:p>
-      <w:pPr>
-        <w:pStyle w:val="ListBullet"/>
-      </w:pPr>
-      <w:r>
-        <w:t>Double submission is prevented while a request is in flight.</w:t>
-      </w:r>
-    </w:p>
-    <w:p>
-      <w:r>
-        <w:rPr>
-          <w:b/>
-        </w:rPr>
-        <w:t>Steps:</w:t>
-      </w:r>
-    </w:p>
-    <w:p>
-      <w:r>
-        <w:t>1. Open the SOS page and enter type, category, description and priority.</w:t>
-      </w:r>
-    </w:p>
-    <w:p>
-      <w:r>
-        <w:t>2. Optionally capture the device location or continue without it.</w:t>
-      </w:r>
-    </w:p>
-    <w:p>
-      <w:r>
-        <w:t>3. Review the entered details on the confirmation screen.</w:t>
-      </w:r>
-    </w:p>
-    <w:p>
-      <w:r>
-        <w:t>4. Submit the SOS request.</w:t>
-      </w:r>
-    </w:p>
-    <w:p>
-      <w:r>
-        <w:t>5. The system stores the incident as REPORTED and shows its reference.</w:t>
-      </w:r>
-    </w:p>
-    <w:p>
-      <w:pPr>
-        <w:spacing w:line="240" w:lineRule="auto" w:before="113" w:after="113"/>
+        <w:t>Flowchart 4.2.3: User Dashboard</w:t>
+      </w:r>
+    </w:p>
+    <w:p>
+      <w:pPr>
+        <w:spacing w:line="240" w:lineRule="auto" w:before="85" w:after="85"/>
         <w:jc w:val="center"/>
       </w:pPr>
       <w:r>
         <w:drawing>
           <wp:inline xmlns:a="http://schemas.openxmlformats.org/drawingml/2006/main" xmlns:pic="http://schemas.openxmlformats.org/drawingml/2006/picture">
-            <wp:extent cx="4608000" cy="5018868"/>
+            <wp:extent cx="5544000" cy="3465000"/>
             <wp:docPr id="7" name="Picture 7"/>
             <wp:cNvGraphicFramePr>
               <a:graphicFrameLocks noChangeAspect="1"/>
@@ -6860,7 +7653,7 @@
               <a:graphicData uri="http://schemas.openxmlformats.org/drawingml/2006/picture">
                 <pic:pic>
                   <pic:nvPicPr>
-                    <pic:cNvPr id="0" name="flow_4_2_4_sos.png"/>
+                    <pic:cNvPr id="0" name="color_4_2_3_user_dashboard.png"/>
                     <pic:cNvPicPr/>
                   </pic:nvPicPr>
                   <pic:blipFill>
@@ -6872,7 +7665,7 @@
                   <pic:spPr>
                     <a:xfrm>
                       <a:off x="0" y="0"/>
-                      <a:ext cx="4608000" cy="5018868"/>
+                      <a:ext cx="5544000" cy="3465000"/>
                     </a:xfrm>
                     <a:prstGeom prst="rect"/>
                   </pic:spPr>
@@ -6894,18 +7687,160 @@
           <w:b/>
           <w:sz w:val="24"/>
         </w:rPr>
-        <w:t>Flowchart 4.2.4: SOS Creation</w:t>
-      </w:r>
-    </w:p>
-    <w:p>
-      <w:pPr>
-        <w:spacing w:line="240" w:lineRule="auto" w:before="113" w:after="113"/>
+        <w:t>Figure 4.2.3: Dashboard Interface</w:t>
+      </w:r>
+    </w:p>
+    <w:p>
+      <w:pPr>
+        <w:pStyle w:val="Heading2"/>
+      </w:pPr>
+      <w:r>
+        <w:t>4.2.4 SOS and Incident Creation Interface</w:t>
+      </w:r>
+    </w:p>
+    <w:p>
+      <w:r>
+        <w:t>The SOS Interface turns an emergency into a structured incident record in a few guided steps. It asks for the incident type, category, description and priority first, then offers location capture, and finally shows a review screen before submission. Location is helpful but never mandatory: the incident is created with or without coordinates.</w:t>
+      </w:r>
+    </w:p>
+    <w:p>
+      <w:r>
+        <w:rPr>
+          <w:b/>
+        </w:rPr>
+        <w:t>Main elements:</w:t>
+      </w:r>
+    </w:p>
+    <w:p>
+      <w:pPr>
+        <w:pStyle w:val="ListBullet"/>
+      </w:pPr>
+      <w:r>
+        <w:t>Incident-type selector: Safety or Disaster.</w:t>
+      </w:r>
+    </w:p>
+    <w:p>
+      <w:pPr>
+        <w:pStyle w:val="ListBullet"/>
+      </w:pPr>
+      <w:r>
+        <w:t>Category selector: Women Safety, Medical Emergency, Accident, Fire, Flood, Earthquake, Other Emergency.</w:t>
+      </w:r>
+    </w:p>
+    <w:p>
+      <w:pPr>
+        <w:pStyle w:val="ListBullet"/>
+      </w:pPr>
+      <w:r>
+        <w:t>Description area for what is happening and who is affected.</w:t>
+      </w:r>
+    </w:p>
+    <w:p>
+      <w:pPr>
+        <w:pStyle w:val="ListBullet"/>
+      </w:pPr>
+      <w:r>
+        <w:t>Priority selector: LOW, MEDIUM, HIGH, CRITICAL.</w:t>
+      </w:r>
+    </w:p>
+    <w:p>
+      <w:pPr>
+        <w:pStyle w:val="ListBullet"/>
+      </w:pPr>
+      <w:r>
+        <w:t>Use My Location button with permission, timeout and accuracy handling.</w:t>
+      </w:r>
+    </w:p>
+    <w:p>
+      <w:pPr>
+        <w:pStyle w:val="ListBullet"/>
+      </w:pPr>
+      <w:r>
+        <w:t>Review screen showing every entered value before submission.</w:t>
+      </w:r>
+    </w:p>
+    <w:p>
+      <w:r>
+        <w:rPr>
+          <w:b/>
+        </w:rPr>
+        <w:t>Validation:</w:t>
+      </w:r>
+    </w:p>
+    <w:p>
+      <w:pPr>
+        <w:pStyle w:val="ListBullet"/>
+      </w:pPr>
+      <w:r>
+        <w:t>Type, category, description and priority are required; descriptions have a maximum length.</w:t>
+      </w:r>
+    </w:p>
+    <w:p>
+      <w:pPr>
+        <w:pStyle w:val="ListBullet"/>
+      </w:pPr>
+      <w:r>
+        <w:t>Coordinates, when supplied, must be valid latitude (-90 to 90) and longitude (-180 to 180).</w:t>
+      </w:r>
+    </w:p>
+    <w:p>
+      <w:pPr>
+        <w:pStyle w:val="ListBullet"/>
+      </w:pPr>
+      <w:r>
+        <w:t>Denied or failed geolocation records the incident without coordinates instead of inventing any.</w:t>
+      </w:r>
+    </w:p>
+    <w:p>
+      <w:pPr>
+        <w:pStyle w:val="ListBullet"/>
+      </w:pPr>
+      <w:r>
+        <w:t>Double submission is prevented while a request is in flight.</w:t>
+      </w:r>
+    </w:p>
+    <w:p>
+      <w:r>
+        <w:rPr>
+          <w:b/>
+        </w:rPr>
+        <w:t>Steps:</w:t>
+      </w:r>
+    </w:p>
+    <w:p>
+      <w:r>
+        <w:t>1. Open the SOS page and enter type, category, description and priority.</w:t>
+      </w:r>
+    </w:p>
+    <w:p>
+      <w:r>
+        <w:t>2. Optionally capture the device location or continue without it.</w:t>
+      </w:r>
+    </w:p>
+    <w:p>
+      <w:r>
+        <w:t>3. Review the entered details on the confirmation screen.</w:t>
+      </w:r>
+    </w:p>
+    <w:p>
+      <w:r>
+        <w:t>4. Submit the SOS request.</w:t>
+      </w:r>
+    </w:p>
+    <w:p>
+      <w:r>
+        <w:t>5. The system stores the incident as REPORTED and shows its reference.</w:t>
+      </w:r>
+    </w:p>
+    <w:p>
+      <w:pPr>
+        <w:spacing w:line="240" w:lineRule="auto" w:before="85" w:after="85"/>
         <w:jc w:val="center"/>
       </w:pPr>
       <w:r>
         <w:drawing>
           <wp:inline xmlns:a="http://schemas.openxmlformats.org/drawingml/2006/main" xmlns:pic="http://schemas.openxmlformats.org/drawingml/2006/picture">
-            <wp:extent cx="5400000" cy="3150000"/>
+            <wp:extent cx="4464000" cy="5072918"/>
             <wp:docPr id="8" name="Picture 8"/>
             <wp:cNvGraphicFramePr>
               <a:graphicFrameLocks noChangeAspect="1"/>
@@ -6914,7 +7849,7 @@
               <a:graphicData uri="http://schemas.openxmlformats.org/drawingml/2006/picture">
                 <pic:pic>
                   <pic:nvPicPr>
-                    <pic:cNvPr id="0" name="shot_4_2_4_sos.png"/>
+                    <pic:cNvPr id="0" name="bw_4_2_4_sos.png"/>
                     <pic:cNvPicPr/>
                   </pic:nvPicPr>
                   <pic:blipFill>
@@ -6926,7 +7861,7 @@
                   <pic:spPr>
                     <a:xfrm>
                       <a:off x="0" y="0"/>
-                      <a:ext cx="5400000" cy="3150000"/>
+                      <a:ext cx="4464000" cy="5072918"/>
                     </a:xfrm>
                     <a:prstGeom prst="rect"/>
                   </pic:spPr>
@@ -6948,176 +7883,18 @@
           <w:b/>
           <w:sz w:val="24"/>
         </w:rPr>
-        <w:t>Figure 4.2.4: SOS Interface</w:t>
-      </w:r>
-    </w:p>
-    <w:p>
-      <w:pPr>
-        <w:pStyle w:val="Heading2"/>
-      </w:pPr>
-      <w:r>
-        <w:t>4.2.5 Incident Detail Interface</w:t>
-      </w:r>
-    </w:p>
-    <w:p>
-      <w:r>
-        <w:t>The Incident Detail Interface is the user’s single view of one incident: its facts, its location, nearby help, its risk assessment, any assigned team and its full history. Supplementary sections such as nearby resources, weather and risk load independently, so a failure in one never hides the incident itself.</w:t>
-      </w:r>
-    </w:p>
-    <w:p>
-      <w:r>
-        <w:rPr>
-          <w:b/>
-        </w:rPr>
-        <w:t>Main elements:</w:t>
-      </w:r>
-    </w:p>
-    <w:p>
-      <w:pPr>
-        <w:pStyle w:val="ListBullet"/>
-      </w:pPr>
-      <w:r>
-        <w:t>Header with category, reference id, status badge and priority badge.</w:t>
-      </w:r>
-    </w:p>
-    <w:p>
-      <w:pPr>
-        <w:pStyle w:val="ListBullet"/>
-      </w:pPr>
-      <w:r>
-        <w:t>Description, reported and resolved timestamps.</w:t>
-      </w:r>
-    </w:p>
-    <w:p>
-      <w:pPr>
-        <w:pStyle w:val="ListBullet"/>
-      </w:pPr>
-      <w:r>
-        <w:t>Location card with coordinates, accuracy, resolved area and a map link.</w:t>
-      </w:r>
-    </w:p>
-    <w:p>
-      <w:pPr>
-        <w:pStyle w:val="ListBullet"/>
-      </w:pPr>
-      <w:r>
-        <w:t>Nearby emergency resources with Call and Directions actions.</w:t>
-      </w:r>
-    </w:p>
-    <w:p>
-      <w:pPr>
-        <w:pStyle w:val="ListBullet"/>
-      </w:pPr>
-      <w:r>
-        <w:t>Informational weather card for the incident coordinates.</w:t>
-      </w:r>
-    </w:p>
-    <w:p>
-      <w:pPr>
-        <w:pStyle w:val="ListBullet"/>
-      </w:pPr>
-      <w:r>
-        <w:t>AI risk assessment panel with Assess Risk and Try Again actions.</w:t>
-      </w:r>
-    </w:p>
-    <w:p>
-      <w:pPr>
-        <w:pStyle w:val="ListBullet"/>
-      </w:pPr>
-      <w:r>
-        <w:t>Assignment card when a team is attached, with the team contact.</w:t>
-      </w:r>
-    </w:p>
-    <w:p>
-      <w:pPr>
-        <w:pStyle w:val="ListBullet"/>
-      </w:pPr>
-      <w:r>
-        <w:t>Chronological history timeline of status changes and comments.</w:t>
-      </w:r>
-    </w:p>
-    <w:p>
-      <w:pPr>
-        <w:pStyle w:val="ListBullet"/>
-      </w:pPr>
-      <w:r>
-        <w:t>Edit and Delete actions while the incident is REPORTED or ACKNOWLEDGED and unassigned.</w:t>
-      </w:r>
-    </w:p>
-    <w:p>
-      <w:r>
-        <w:rPr>
-          <w:b/>
-        </w:rPr>
-        <w:t>Validation:</w:t>
-      </w:r>
-    </w:p>
-    <w:p>
-      <w:pPr>
-        <w:pStyle w:val="ListBullet"/>
-      </w:pPr>
-      <w:r>
-        <w:t>Only the owning user can open this view; other users receive a not-found response.</w:t>
-      </w:r>
-    </w:p>
-    <w:p>
-      <w:pPr>
-        <w:pStyle w:val="ListBullet"/>
-      </w:pPr>
-      <w:r>
-        <w:t>Edit and delete are disabled once the incident leaves the early workflow or gains an assignment.</w:t>
-      </w:r>
-    </w:p>
-    <w:p>
-      <w:pPr>
-        <w:pStyle w:val="ListBullet"/>
-      </w:pPr>
-      <w:r>
-        <w:t>Map and call links render only from real stored values.</w:t>
-      </w:r>
-    </w:p>
-    <w:p>
-      <w:r>
-        <w:rPr>
-          <w:b/>
-        </w:rPr>
-        <w:t>Steps:</w:t>
-      </w:r>
-    </w:p>
-    <w:p>
-      <w:r>
-        <w:t>1. Open an incident from the dashboard.</w:t>
-      </w:r>
-    </w:p>
-    <w:p>
-      <w:r>
-        <w:t>2. Read the facts, location and history.</w:t>
-      </w:r>
-    </w:p>
-    <w:p>
-      <w:r>
-        <w:t>3. Use nearby resources or the team contact directly when needed.</w:t>
-      </w:r>
-    </w:p>
-    <w:p>
-      <w:r>
-        <w:t>4. Request a risk assessment or retry it when the service was unavailable.</w:t>
-      </w:r>
-    </w:p>
-    <w:p>
-      <w:r>
-        <w:t>5. Edit or delete the incident while it is still manageable.</w:t>
-      </w:r>
-    </w:p>
-    <w:p>
-      <w:pPr>
-        <w:spacing w:line="240" w:lineRule="auto" w:before="113" w:after="113"/>
+        <w:t>Flowchart 4.2.4: SOS Creation</w:t>
+      </w:r>
+    </w:p>
+    <w:p>
+      <w:pPr>
+        <w:spacing w:line="240" w:lineRule="auto" w:before="85" w:after="85"/>
         <w:jc w:val="center"/>
       </w:pPr>
       <w:r>
         <w:drawing>
           <wp:inline xmlns:a="http://schemas.openxmlformats.org/drawingml/2006/main" xmlns:pic="http://schemas.openxmlformats.org/drawingml/2006/picture">
-            <wp:extent cx="4608000" cy="5018868"/>
+            <wp:extent cx="5544000" cy="3465000"/>
             <wp:docPr id="9" name="Picture 9"/>
             <wp:cNvGraphicFramePr>
               <a:graphicFrameLocks noChangeAspect="1"/>
@@ -7126,7 +7903,7 @@
               <a:graphicData uri="http://schemas.openxmlformats.org/drawingml/2006/picture">
                 <pic:pic>
                   <pic:nvPicPr>
-                    <pic:cNvPr id="0" name="flow_4_2_5_incident_detail.png"/>
+                    <pic:cNvPr id="0" name="color_4_2_4_sos.png"/>
                     <pic:cNvPicPr/>
                   </pic:nvPicPr>
                   <pic:blipFill>
@@ -7138,7 +7915,7 @@
                   <pic:spPr>
                     <a:xfrm>
                       <a:off x="0" y="0"/>
-                      <a:ext cx="4608000" cy="5018868"/>
+                      <a:ext cx="5544000" cy="3465000"/>
                     </a:xfrm>
                     <a:prstGeom prst="rect"/>
                   </pic:spPr>
@@ -7160,18 +7937,176 @@
           <w:b/>
           <w:sz w:val="24"/>
         </w:rPr>
-        <w:t>Flowchart 4.2.5: Incident Detail</w:t>
-      </w:r>
-    </w:p>
-    <w:p>
-      <w:pPr>
-        <w:spacing w:line="240" w:lineRule="auto" w:before="113" w:after="113"/>
+        <w:t>Figure 4.2.4: SOS Interface</w:t>
+      </w:r>
+    </w:p>
+    <w:p>
+      <w:pPr>
+        <w:pStyle w:val="Heading2"/>
+      </w:pPr>
+      <w:r>
+        <w:t>4.2.5 Incident Detail Interface</w:t>
+      </w:r>
+    </w:p>
+    <w:p>
+      <w:r>
+        <w:t>The Incident Detail Interface is the user’s single view of one incident: its facts, its location, nearby help, its risk assessment, any assigned team and its full history. Supplementary sections such as nearby resources, weather and risk load independently, so a failure in one never hides the incident itself.</w:t>
+      </w:r>
+    </w:p>
+    <w:p>
+      <w:r>
+        <w:rPr>
+          <w:b/>
+        </w:rPr>
+        <w:t>Main elements:</w:t>
+      </w:r>
+    </w:p>
+    <w:p>
+      <w:pPr>
+        <w:pStyle w:val="ListBullet"/>
+      </w:pPr>
+      <w:r>
+        <w:t>Header with category, reference id, status badge and priority badge.</w:t>
+      </w:r>
+    </w:p>
+    <w:p>
+      <w:pPr>
+        <w:pStyle w:val="ListBullet"/>
+      </w:pPr>
+      <w:r>
+        <w:t>Description, reported and resolved timestamps.</w:t>
+      </w:r>
+    </w:p>
+    <w:p>
+      <w:pPr>
+        <w:pStyle w:val="ListBullet"/>
+      </w:pPr>
+      <w:r>
+        <w:t>Location card with coordinates, accuracy, resolved area and a map link.</w:t>
+      </w:r>
+    </w:p>
+    <w:p>
+      <w:pPr>
+        <w:pStyle w:val="ListBullet"/>
+      </w:pPr>
+      <w:r>
+        <w:t>Nearby emergency resources with Call and Directions actions.</w:t>
+      </w:r>
+    </w:p>
+    <w:p>
+      <w:pPr>
+        <w:pStyle w:val="ListBullet"/>
+      </w:pPr>
+      <w:r>
+        <w:t>Informational weather card for the incident coordinates.</w:t>
+      </w:r>
+    </w:p>
+    <w:p>
+      <w:pPr>
+        <w:pStyle w:val="ListBullet"/>
+      </w:pPr>
+      <w:r>
+        <w:t>AI risk assessment panel with Assess Risk and Try Again actions.</w:t>
+      </w:r>
+    </w:p>
+    <w:p>
+      <w:pPr>
+        <w:pStyle w:val="ListBullet"/>
+      </w:pPr>
+      <w:r>
+        <w:t>Assignment card when a team is attached, with the team contact.</w:t>
+      </w:r>
+    </w:p>
+    <w:p>
+      <w:pPr>
+        <w:pStyle w:val="ListBullet"/>
+      </w:pPr>
+      <w:r>
+        <w:t>Chronological history timeline of status changes and comments.</w:t>
+      </w:r>
+    </w:p>
+    <w:p>
+      <w:pPr>
+        <w:pStyle w:val="ListBullet"/>
+      </w:pPr>
+      <w:r>
+        <w:t>Edit and Delete actions while the incident is REPORTED or ACKNOWLEDGED and unassigned.</w:t>
+      </w:r>
+    </w:p>
+    <w:p>
+      <w:r>
+        <w:rPr>
+          <w:b/>
+        </w:rPr>
+        <w:t>Validation:</w:t>
+      </w:r>
+    </w:p>
+    <w:p>
+      <w:pPr>
+        <w:pStyle w:val="ListBullet"/>
+      </w:pPr>
+      <w:r>
+        <w:t>Only the owning user can open this view; other users receive a not-found response.</w:t>
+      </w:r>
+    </w:p>
+    <w:p>
+      <w:pPr>
+        <w:pStyle w:val="ListBullet"/>
+      </w:pPr>
+      <w:r>
+        <w:t>Edit and delete are disabled once the incident leaves the early workflow or gains an assignment.</w:t>
+      </w:r>
+    </w:p>
+    <w:p>
+      <w:pPr>
+        <w:pStyle w:val="ListBullet"/>
+      </w:pPr>
+      <w:r>
+        <w:t>Map and call links render only from real stored values.</w:t>
+      </w:r>
+    </w:p>
+    <w:p>
+      <w:r>
+        <w:rPr>
+          <w:b/>
+        </w:rPr>
+        <w:t>Steps:</w:t>
+      </w:r>
+    </w:p>
+    <w:p>
+      <w:r>
+        <w:t>1. Open an incident from the dashboard.</w:t>
+      </w:r>
+    </w:p>
+    <w:p>
+      <w:r>
+        <w:t>2. Read the facts, location and history.</w:t>
+      </w:r>
+    </w:p>
+    <w:p>
+      <w:r>
+        <w:t>3. Use nearby resources or the team contact directly when needed.</w:t>
+      </w:r>
+    </w:p>
+    <w:p>
+      <w:r>
+        <w:t>4. Request a risk assessment or retry it when the service was unavailable.</w:t>
+      </w:r>
+    </w:p>
+    <w:p>
+      <w:r>
+        <w:t>5. Edit or delete the incident while it is still manageable.</w:t>
+      </w:r>
+    </w:p>
+    <w:p>
+      <w:pPr>
+        <w:spacing w:line="240" w:lineRule="auto" w:before="85" w:after="85"/>
         <w:jc w:val="center"/>
       </w:pPr>
       <w:r>
         <w:drawing>
           <wp:inline xmlns:a="http://schemas.openxmlformats.org/drawingml/2006/main" xmlns:pic="http://schemas.openxmlformats.org/drawingml/2006/picture">
-            <wp:extent cx="5400000" cy="3150000"/>
+            <wp:extent cx="4464000" cy="5072918"/>
             <wp:docPr id="10" name="Picture 10"/>
             <wp:cNvGraphicFramePr>
               <a:graphicFrameLocks noChangeAspect="1"/>
@@ -7180,7 +8115,7 @@
               <a:graphicData uri="http://schemas.openxmlformats.org/drawingml/2006/picture">
                 <pic:pic>
                   <pic:nvPicPr>
-                    <pic:cNvPr id="0" name="shot_4_2_5_incident_detail.png"/>
+                    <pic:cNvPr id="0" name="bw_4_2_5_incident_detail.png"/>
                     <pic:cNvPicPr/>
                   </pic:nvPicPr>
                   <pic:blipFill>
@@ -7192,7 +8127,7 @@
                   <pic:spPr>
                     <a:xfrm>
                       <a:off x="0" y="0"/>
-                      <a:ext cx="5400000" cy="3150000"/>
+                      <a:ext cx="4464000" cy="5072918"/>
                     </a:xfrm>
                     <a:prstGeom prst="rect"/>
                   </pic:spPr>
@@ -7214,160 +8149,18 @@
           <w:b/>
           <w:sz w:val="24"/>
         </w:rPr>
-        <w:t>Figure 4.2.5: Incident Detail Interface</w:t>
-      </w:r>
-    </w:p>
-    <w:p>
-      <w:pPr>
-        <w:pStyle w:val="Heading2"/>
-      </w:pPr>
-      <w:r>
-        <w:t>4.2.6 Emergency Contacts Interface</w:t>
-      </w:r>
-    </w:p>
-    <w:p>
-      <w:r>
-        <w:t>The Emergency Contacts Interface lets each user keep the people who should be reachable in an emergency. Contacts belong strictly to their owner: the same stored record later appears to administrators with its owner attached, but no user ever sees another user’s contacts. A primary flag marks the first contact, and per-contact toggles decide SMS and email notification channels.</w:t>
-      </w:r>
-    </w:p>
-    <w:p>
-      <w:r>
-        <w:rPr>
-          <w:b/>
-        </w:rPr>
-        <w:t>Main elements:</w:t>
-      </w:r>
-    </w:p>
-    <w:p>
-      <w:pPr>
-        <w:pStyle w:val="ListBullet"/>
-      </w:pPr>
-      <w:r>
-        <w:t>Contact list with name, phone, relationship and channel badges.</w:t>
-      </w:r>
-    </w:p>
-    <w:p>
-      <w:pPr>
-        <w:pStyle w:val="ListBullet"/>
-      </w:pPr>
-      <w:r>
-        <w:t>Primary-contact marker with a one-primary-per-user rule.</w:t>
-      </w:r>
-    </w:p>
-    <w:p>
-      <w:pPr>
-        <w:pStyle w:val="ListBullet"/>
-      </w:pPr>
-      <w:r>
-        <w:t>Add Contact form: name, phone, email, relationship, SMS and email toggles.</w:t>
-      </w:r>
-    </w:p>
-    <w:p>
-      <w:pPr>
-        <w:pStyle w:val="ListBullet"/>
-      </w:pPr>
-      <w:r>
-        <w:t>Edit form pre-filled from the stored record.</w:t>
-      </w:r>
-    </w:p>
-    <w:p>
-      <w:pPr>
-        <w:pStyle w:val="ListBullet"/>
-      </w:pPr>
-      <w:r>
-        <w:t>Delete confirmation naming the contact before removal.</w:t>
-      </w:r>
-    </w:p>
-    <w:p>
-      <w:pPr>
-        <w:pStyle w:val="ListBullet"/>
-      </w:pPr>
-      <w:r>
-        <w:t>Call buttons using tel: links built from the stored phone number.</w:t>
-      </w:r>
-    </w:p>
-    <w:p>
-      <w:r>
-        <w:rPr>
-          <w:b/>
-        </w:rPr>
-        <w:t>Validation:</w:t>
-      </w:r>
-    </w:p>
-    <w:p>
-      <w:pPr>
-        <w:pStyle w:val="ListBullet"/>
-      </w:pPr>
-      <w:r>
-        <w:t>Name and phone are required; email and relationship are optional.</w:t>
-      </w:r>
-    </w:p>
-    <w:p>
-      <w:pPr>
-        <w:pStyle w:val="ListBullet"/>
-      </w:pPr>
-      <w:r>
-        <w:t>Phone numbers are validated and normalised to the Indian format before saving.</w:t>
-      </w:r>
-    </w:p>
-    <w:p>
-      <w:pPr>
-        <w:pStyle w:val="ListBullet"/>
-      </w:pPr>
-      <w:r>
-        <w:t>Duplicate-primary violations and invalid numbers return field-level errors.</w:t>
-      </w:r>
-    </w:p>
-    <w:p>
-      <w:pPr>
-        <w:pStyle w:val="ListBullet"/>
-      </w:pPr>
-      <w:r>
-        <w:t>Ownership is taken from the session; a userId supplied by the client is never trusted.</w:t>
-      </w:r>
-    </w:p>
-    <w:p>
-      <w:r>
-        <w:rPr>
-          <w:b/>
-        </w:rPr>
-        <w:t>Steps:</w:t>
-      </w:r>
-    </w:p>
-    <w:p>
-      <w:r>
-        <w:t>1. Open Emergency Contacts.</w:t>
-      </w:r>
-    </w:p>
-    <w:p>
-      <w:r>
-        <w:t>2. Click Add and enter name, phone and optional details.</w:t>
-      </w:r>
-    </w:p>
-    <w:p>
-      <w:r>
-        <w:t>3. Save; the contact appears in the list immediately.</w:t>
-      </w:r>
-    </w:p>
-    <w:p>
-      <w:r>
-        <w:t>4. Edit any contact to correct details or change channel toggles.</w:t>
-      </w:r>
-    </w:p>
-    <w:p>
-      <w:r>
-        <w:t>5. Delete with confirmation; the row is removed only after the backend confirms.</w:t>
-      </w:r>
-    </w:p>
-    <w:p>
-      <w:pPr>
-        <w:spacing w:line="240" w:lineRule="auto" w:before="113" w:after="113"/>
+        <w:t>Flowchart 4.2.5: Incident Detail</w:t>
+      </w:r>
+    </w:p>
+    <w:p>
+      <w:pPr>
+        <w:spacing w:line="240" w:lineRule="auto" w:before="85" w:after="85"/>
         <w:jc w:val="center"/>
       </w:pPr>
       <w:r>
         <w:drawing>
           <wp:inline xmlns:a="http://schemas.openxmlformats.org/drawingml/2006/main" xmlns:pic="http://schemas.openxmlformats.org/drawingml/2006/picture">
-            <wp:extent cx="4608000" cy="4413979"/>
+            <wp:extent cx="5544000" cy="3465000"/>
             <wp:docPr id="11" name="Picture 11"/>
             <wp:cNvGraphicFramePr>
               <a:graphicFrameLocks noChangeAspect="1"/>
@@ -7376,7 +8169,7 @@
               <a:graphicData uri="http://schemas.openxmlformats.org/drawingml/2006/picture">
                 <pic:pic>
                   <pic:nvPicPr>
-                    <pic:cNvPr id="0" name="flow_4_2_6_contacts.png"/>
+                    <pic:cNvPr id="0" name="color_4_2_5_incident_detail.png"/>
                     <pic:cNvPicPr/>
                   </pic:nvPicPr>
                   <pic:blipFill>
@@ -7388,7 +8181,7 @@
                   <pic:spPr>
                     <a:xfrm>
                       <a:off x="0" y="0"/>
-                      <a:ext cx="4608000" cy="4413979"/>
+                      <a:ext cx="5544000" cy="3465000"/>
                     </a:xfrm>
                     <a:prstGeom prst="rect"/>
                   </pic:spPr>
@@ -7410,18 +8203,160 @@
           <w:b/>
           <w:sz w:val="24"/>
         </w:rPr>
-        <w:t>Flowchart 4.2.6: Emergency Contacts</w:t>
-      </w:r>
-    </w:p>
-    <w:p>
-      <w:pPr>
-        <w:spacing w:line="240" w:lineRule="auto" w:before="113" w:after="113"/>
+        <w:t>Figure 4.2.5: Incident Detail Interface</w:t>
+      </w:r>
+    </w:p>
+    <w:p>
+      <w:pPr>
+        <w:pStyle w:val="Heading2"/>
+      </w:pPr>
+      <w:r>
+        <w:t>4.2.6 Emergency Contacts Interface</w:t>
+      </w:r>
+    </w:p>
+    <w:p>
+      <w:r>
+        <w:t>The Emergency Contacts Interface lets each user keep the people who should be reachable in an emergency. Contacts belong strictly to their owner: the same stored record later appears to administrators with its owner attached, but no user ever sees another user’s contacts. A primary flag marks the first contact, and per-contact toggles decide SMS and email notification channels.</w:t>
+      </w:r>
+    </w:p>
+    <w:p>
+      <w:r>
+        <w:rPr>
+          <w:b/>
+        </w:rPr>
+        <w:t>Main elements:</w:t>
+      </w:r>
+    </w:p>
+    <w:p>
+      <w:pPr>
+        <w:pStyle w:val="ListBullet"/>
+      </w:pPr>
+      <w:r>
+        <w:t>Contact list with name, phone, relationship and channel badges.</w:t>
+      </w:r>
+    </w:p>
+    <w:p>
+      <w:pPr>
+        <w:pStyle w:val="ListBullet"/>
+      </w:pPr>
+      <w:r>
+        <w:t>Primary-contact marker with a one-primary-per-user rule.</w:t>
+      </w:r>
+    </w:p>
+    <w:p>
+      <w:pPr>
+        <w:pStyle w:val="ListBullet"/>
+      </w:pPr>
+      <w:r>
+        <w:t>Add Contact form: name, phone, email, relationship, SMS and email toggles.</w:t>
+      </w:r>
+    </w:p>
+    <w:p>
+      <w:pPr>
+        <w:pStyle w:val="ListBullet"/>
+      </w:pPr>
+      <w:r>
+        <w:t>Edit form pre-filled from the stored record.</w:t>
+      </w:r>
+    </w:p>
+    <w:p>
+      <w:pPr>
+        <w:pStyle w:val="ListBullet"/>
+      </w:pPr>
+      <w:r>
+        <w:t>Delete confirmation naming the contact before removal.</w:t>
+      </w:r>
+    </w:p>
+    <w:p>
+      <w:pPr>
+        <w:pStyle w:val="ListBullet"/>
+      </w:pPr>
+      <w:r>
+        <w:t>Call buttons using tel: links built from the stored phone number.</w:t>
+      </w:r>
+    </w:p>
+    <w:p>
+      <w:r>
+        <w:rPr>
+          <w:b/>
+        </w:rPr>
+        <w:t>Validation:</w:t>
+      </w:r>
+    </w:p>
+    <w:p>
+      <w:pPr>
+        <w:pStyle w:val="ListBullet"/>
+      </w:pPr>
+      <w:r>
+        <w:t>Name and phone are required; email and relationship are optional.</w:t>
+      </w:r>
+    </w:p>
+    <w:p>
+      <w:pPr>
+        <w:pStyle w:val="ListBullet"/>
+      </w:pPr>
+      <w:r>
+        <w:t>Phone numbers are validated and normalised to the Indian format before saving.</w:t>
+      </w:r>
+    </w:p>
+    <w:p>
+      <w:pPr>
+        <w:pStyle w:val="ListBullet"/>
+      </w:pPr>
+      <w:r>
+        <w:t>Duplicate-primary violations and invalid numbers return field-level errors.</w:t>
+      </w:r>
+    </w:p>
+    <w:p>
+      <w:pPr>
+        <w:pStyle w:val="ListBullet"/>
+      </w:pPr>
+      <w:r>
+        <w:t>Ownership is taken from the session; a userId supplied by the client is never trusted.</w:t>
+      </w:r>
+    </w:p>
+    <w:p>
+      <w:r>
+        <w:rPr>
+          <w:b/>
+        </w:rPr>
+        <w:t>Steps:</w:t>
+      </w:r>
+    </w:p>
+    <w:p>
+      <w:r>
+        <w:t>1. Open Emergency Contacts.</w:t>
+      </w:r>
+    </w:p>
+    <w:p>
+      <w:r>
+        <w:t>2. Click Add and enter name, phone and optional details.</w:t>
+      </w:r>
+    </w:p>
+    <w:p>
+      <w:r>
+        <w:t>3. Save; the contact appears in the list immediately.</w:t>
+      </w:r>
+    </w:p>
+    <w:p>
+      <w:r>
+        <w:t>4. Edit any contact to correct details or change channel toggles.</w:t>
+      </w:r>
+    </w:p>
+    <w:p>
+      <w:r>
+        <w:t>5. Delete with confirmation; the row is removed only after the backend confirms.</w:t>
+      </w:r>
+    </w:p>
+    <w:p>
+      <w:pPr>
+        <w:spacing w:line="240" w:lineRule="auto" w:before="85" w:after="85"/>
         <w:jc w:val="center"/>
       </w:pPr>
       <w:r>
         <w:drawing>
           <wp:inline xmlns:a="http://schemas.openxmlformats.org/drawingml/2006/main" xmlns:pic="http://schemas.openxmlformats.org/drawingml/2006/picture">
-            <wp:extent cx="5400000" cy="3150000"/>
+            <wp:extent cx="4464000" cy="5072918"/>
             <wp:docPr id="12" name="Picture 12"/>
             <wp:cNvGraphicFramePr>
               <a:graphicFrameLocks noChangeAspect="1"/>
@@ -7430,7 +8365,7 @@
               <a:graphicData uri="http://schemas.openxmlformats.org/drawingml/2006/picture">
                 <pic:pic>
                   <pic:nvPicPr>
-                    <pic:cNvPr id="0" name="shot_4_2_6_contacts.png"/>
+                    <pic:cNvPr id="0" name="bw_4_2_6_contacts.png"/>
                     <pic:cNvPicPr/>
                   </pic:nvPicPr>
                   <pic:blipFill>
@@ -7442,7 +8377,7 @@
                   <pic:spPr>
                     <a:xfrm>
                       <a:off x="0" y="0"/>
-                      <a:ext cx="5400000" cy="3150000"/>
+                      <a:ext cx="4464000" cy="5072918"/>
                     </a:xfrm>
                     <a:prstGeom prst="rect"/>
                   </pic:spPr>
@@ -7464,147 +8399,18 @@
           <w:b/>
           <w:sz w:val="24"/>
         </w:rPr>
-        <w:t>Figure 4.2.6: Emergency Contacts Interface</w:t>
-      </w:r>
-    </w:p>
-    <w:p>
-      <w:pPr>
-        <w:pStyle w:val="Heading2"/>
-      </w:pPr>
-      <w:r>
-        <w:t>4.2.7 Emergency Resources Interface</w:t>
-      </w:r>
-    </w:p>
-    <w:p>
-      <w:r>
-        <w:t>The Resources Interface is a directory of help, not a dispatch console. It searches stored Facilities and active RescueTeams by name, type and operational state, and it can also centre the search on live coordinates to show what is nearest. Every card is honest about what is known and silent about what is not.</w:t>
-      </w:r>
-    </w:p>
-    <w:p>
-      <w:r>
-        <w:rPr>
-          <w:b/>
-        </w:rPr>
-        <w:t>Main elements:</w:t>
-      </w:r>
-    </w:p>
-    <w:p>
-      <w:pPr>
-        <w:pStyle w:val="ListBullet"/>
-      </w:pPr>
-      <w:r>
-        <w:t>Search box with type and operational-state filters.</w:t>
-      </w:r>
-    </w:p>
-    <w:p>
-      <w:pPr>
-        <w:pStyle w:val="ListBullet"/>
-      </w:pPr>
-      <w:r>
-        <w:t>Resource cards with name, facility or team type, phone and address.</w:t>
-      </w:r>
-    </w:p>
-    <w:p>
-      <w:pPr>
-        <w:pStyle w:val="ListBullet"/>
-      </w:pPr>
-      <w:r>
-        <w:t>Distance labels computed from real coordinates.</w:t>
-      </w:r>
-    </w:p>
-    <w:p>
-      <w:pPr>
-        <w:pStyle w:val="ListBullet"/>
-      </w:pPr>
-      <w:r>
-        <w:t>Call buttons only where a genuine phone number is stored.</w:t>
-      </w:r>
-    </w:p>
-    <w:p>
-      <w:pPr>
-        <w:pStyle w:val="ListBullet"/>
-      </w:pPr>
-      <w:r>
-        <w:t>Directions links only where genuine coordinates are stored.</w:t>
-      </w:r>
-    </w:p>
-    <w:p>
-      <w:pPr>
-        <w:pStyle w:val="ListBullet"/>
-      </w:pPr>
-      <w:r>
-        <w:t>Source badges distinguishing stored RakshaSafe records from live provider results.</w:t>
-      </w:r>
-    </w:p>
-    <w:p>
-      <w:r>
-        <w:rPr>
-          <w:b/>
-        </w:rPr>
-        <w:t>Validation:</w:t>
-      </w:r>
-    </w:p>
-    <w:p>
-      <w:pPr>
-        <w:pStyle w:val="ListBullet"/>
-      </w:pPr>
-      <w:r>
-        <w:t>Search text is trimmed and length-limited before querying.</w:t>
-      </w:r>
-    </w:p>
-    <w:p>
-      <w:pPr>
-        <w:pStyle w:val="ListBullet"/>
-      </w:pPr>
-      <w:r>
-        <w:t>Radius values are bounded so external providers cannot be overloaded.</w:t>
-      </w:r>
-    </w:p>
-    <w:p>
-      <w:pPr>
-        <w:pStyle w:val="ListBullet"/>
-      </w:pPr>
-      <w:r>
-        <w:t>Records without coordinates never receive a fabricated distance.</w:t>
-      </w:r>
-    </w:p>
-    <w:p>
-      <w:r>
-        <w:rPr>
-          <w:b/>
-        </w:rPr>
-        <w:t>Steps:</w:t>
-      </w:r>
-    </w:p>
-    <w:p>
-      <w:r>
-        <w:t>1. Open Resources.</w:t>
-      </w:r>
-    </w:p>
-    <w:p>
-      <w:r>
-        <w:t>2. Enter a search term or pick a facility type.</w:t>
-      </w:r>
-    </w:p>
-    <w:p>
-      <w:r>
-        <w:t>3. Optionally centre the search on the current location.</w:t>
-      </w:r>
-    </w:p>
-    <w:p>
-      <w:r>
-        <w:t>4. Call a resource directly or open walking and driving directions.</w:t>
-      </w:r>
-    </w:p>
-    <w:p>
-      <w:pPr>
-        <w:spacing w:line="240" w:lineRule="auto" w:before="113" w:after="113"/>
+        <w:t>Flowchart 4.2.6: Emergency Contacts</w:t>
+      </w:r>
+    </w:p>
+    <w:p>
+      <w:pPr>
+        <w:spacing w:line="240" w:lineRule="auto" w:before="85" w:after="85"/>
         <w:jc w:val="center"/>
       </w:pPr>
       <w:r>
         <w:drawing>
           <wp:inline xmlns:a="http://schemas.openxmlformats.org/drawingml/2006/main" xmlns:pic="http://schemas.openxmlformats.org/drawingml/2006/picture">
-            <wp:extent cx="4608000" cy="4413979"/>
+            <wp:extent cx="5544000" cy="3465000"/>
             <wp:docPr id="13" name="Picture 13"/>
             <wp:cNvGraphicFramePr>
               <a:graphicFrameLocks noChangeAspect="1"/>
@@ -7613,7 +8419,7 @@
               <a:graphicData uri="http://schemas.openxmlformats.org/drawingml/2006/picture">
                 <pic:pic>
                   <pic:nvPicPr>
-                    <pic:cNvPr id="0" name="flow_4_2_7_resources.png"/>
+                    <pic:cNvPr id="0" name="color_4_2_6_contacts.png"/>
                     <pic:cNvPicPr/>
                   </pic:nvPicPr>
                   <pic:blipFill>
@@ -7625,7 +8431,7 @@
                   <pic:spPr>
                     <a:xfrm>
                       <a:off x="0" y="0"/>
-                      <a:ext cx="4608000" cy="4413979"/>
+                      <a:ext cx="5544000" cy="3465000"/>
                     </a:xfrm>
                     <a:prstGeom prst="rect"/>
                   </pic:spPr>
@@ -7647,18 +8453,147 @@
           <w:b/>
           <w:sz w:val="24"/>
         </w:rPr>
-        <w:t>Flowchart 4.2.7: Resource Lookup</w:t>
-      </w:r>
-    </w:p>
-    <w:p>
-      <w:pPr>
-        <w:spacing w:line="240" w:lineRule="auto" w:before="113" w:after="113"/>
+        <w:t>Figure 4.2.6: Emergency Contacts Interface</w:t>
+      </w:r>
+    </w:p>
+    <w:p>
+      <w:pPr>
+        <w:pStyle w:val="Heading2"/>
+      </w:pPr>
+      <w:r>
+        <w:t>4.2.7 Emergency Resources Interface</w:t>
+      </w:r>
+    </w:p>
+    <w:p>
+      <w:r>
+        <w:t>The Resources Interface is a directory of help, not a dispatch console. It searches stored Facilities and active RescueTeams by name, type and operational state, and it can also centre the search on live coordinates to show what is nearest. Every card is honest about what is known and silent about what is not.</w:t>
+      </w:r>
+    </w:p>
+    <w:p>
+      <w:r>
+        <w:rPr>
+          <w:b/>
+        </w:rPr>
+        <w:t>Main elements:</w:t>
+      </w:r>
+    </w:p>
+    <w:p>
+      <w:pPr>
+        <w:pStyle w:val="ListBullet"/>
+      </w:pPr>
+      <w:r>
+        <w:t>Search box with type and operational-state filters.</w:t>
+      </w:r>
+    </w:p>
+    <w:p>
+      <w:pPr>
+        <w:pStyle w:val="ListBullet"/>
+      </w:pPr>
+      <w:r>
+        <w:t>Resource cards with name, facility or team type, phone and address.</w:t>
+      </w:r>
+    </w:p>
+    <w:p>
+      <w:pPr>
+        <w:pStyle w:val="ListBullet"/>
+      </w:pPr>
+      <w:r>
+        <w:t>Distance labels computed from real coordinates.</w:t>
+      </w:r>
+    </w:p>
+    <w:p>
+      <w:pPr>
+        <w:pStyle w:val="ListBullet"/>
+      </w:pPr>
+      <w:r>
+        <w:t>Call buttons only where a genuine phone number is stored.</w:t>
+      </w:r>
+    </w:p>
+    <w:p>
+      <w:pPr>
+        <w:pStyle w:val="ListBullet"/>
+      </w:pPr>
+      <w:r>
+        <w:t>Directions links only where genuine coordinates are stored.</w:t>
+      </w:r>
+    </w:p>
+    <w:p>
+      <w:pPr>
+        <w:pStyle w:val="ListBullet"/>
+      </w:pPr>
+      <w:r>
+        <w:t>Source badges distinguishing stored RakshaSafe records from live provider results.</w:t>
+      </w:r>
+    </w:p>
+    <w:p>
+      <w:r>
+        <w:rPr>
+          <w:b/>
+        </w:rPr>
+        <w:t>Validation:</w:t>
+      </w:r>
+    </w:p>
+    <w:p>
+      <w:pPr>
+        <w:pStyle w:val="ListBullet"/>
+      </w:pPr>
+      <w:r>
+        <w:t>Search text is trimmed and length-limited before querying.</w:t>
+      </w:r>
+    </w:p>
+    <w:p>
+      <w:pPr>
+        <w:pStyle w:val="ListBullet"/>
+      </w:pPr>
+      <w:r>
+        <w:t>Radius values are bounded so external providers cannot be overloaded.</w:t>
+      </w:r>
+    </w:p>
+    <w:p>
+      <w:pPr>
+        <w:pStyle w:val="ListBullet"/>
+      </w:pPr>
+      <w:r>
+        <w:t>Records without coordinates never receive a fabricated distance.</w:t>
+      </w:r>
+    </w:p>
+    <w:p>
+      <w:r>
+        <w:rPr>
+          <w:b/>
+        </w:rPr>
+        <w:t>Steps:</w:t>
+      </w:r>
+    </w:p>
+    <w:p>
+      <w:r>
+        <w:t>1. Open Resources.</w:t>
+      </w:r>
+    </w:p>
+    <w:p>
+      <w:r>
+        <w:t>2. Enter a search term or pick a facility type.</w:t>
+      </w:r>
+    </w:p>
+    <w:p>
+      <w:r>
+        <w:t>3. Optionally centre the search on the current location.</w:t>
+      </w:r>
+    </w:p>
+    <w:p>
+      <w:r>
+        <w:t>4. Call a resource directly or open walking and driving directions.</w:t>
+      </w:r>
+    </w:p>
+    <w:p>
+      <w:pPr>
+        <w:spacing w:line="240" w:lineRule="auto" w:before="85" w:after="85"/>
         <w:jc w:val="center"/>
       </w:pPr>
       <w:r>
         <w:drawing>
           <wp:inline xmlns:a="http://schemas.openxmlformats.org/drawingml/2006/main" xmlns:pic="http://schemas.openxmlformats.org/drawingml/2006/picture">
-            <wp:extent cx="5400000" cy="3150000"/>
+            <wp:extent cx="4464000" cy="5072918"/>
             <wp:docPr id="14" name="Picture 14"/>
             <wp:cNvGraphicFramePr>
               <a:graphicFrameLocks noChangeAspect="1"/>
@@ -7667,7 +8602,7 @@
               <a:graphicData uri="http://schemas.openxmlformats.org/drawingml/2006/picture">
                 <pic:pic>
                   <pic:nvPicPr>
-                    <pic:cNvPr id="0" name="shot_4_2_7_resources.png"/>
+                    <pic:cNvPr id="0" name="bw_4_2_7_resources.png"/>
                     <pic:cNvPicPr/>
                   </pic:nvPicPr>
                   <pic:blipFill>
@@ -7679,7 +8614,7 @@
                   <pic:spPr>
                     <a:xfrm>
                       <a:off x="0" y="0"/>
-                      <a:ext cx="5400000" cy="3150000"/>
+                      <a:ext cx="4464000" cy="5072918"/>
                     </a:xfrm>
                     <a:prstGeom prst="rect"/>
                   </pic:spPr>
@@ -7701,139 +8636,18 @@
           <w:b/>
           <w:sz w:val="24"/>
         </w:rPr>
-        <w:t>Figure 4.2.7: Emergency Resources Interface</w:t>
-      </w:r>
-    </w:p>
-    <w:p>
-      <w:pPr>
-        <w:pStyle w:val="Heading2"/>
-      </w:pPr>
-      <w:r>
-        <w:t>4.2.8 Unsafe Area Report Interface</w:t>
-      </w:r>
-    </w:p>
-    <w:p>
-      <w:r>
-        <w:t>The Unsafe Area Report Interface lets users flag places that felt unsafe, with a location, a category, a description and a severity. Reports enter the system unverified: they are visible to administrators for review and they contribute to risk scoring only through the verified and unverified counts the backend computes, never as confirmed danger zones on their own.</w:t>
-      </w:r>
-    </w:p>
-    <w:p>
-      <w:r>
-        <w:rPr>
-          <w:b/>
-        </w:rPr>
-        <w:t>Main elements:</w:t>
-      </w:r>
-    </w:p>
-    <w:p>
-      <w:pPr>
-        <w:pStyle w:val="ListBullet"/>
-      </w:pPr>
-      <w:r>
-        <w:t>Category selector and severity selector.</w:t>
-      </w:r>
-    </w:p>
-    <w:p>
-      <w:pPr>
-        <w:pStyle w:val="ListBullet"/>
-      </w:pPr>
-      <w:r>
-        <w:t>Description area for what was observed.</w:t>
-      </w:r>
-    </w:p>
-    <w:p>
-      <w:pPr>
-        <w:pStyle w:val="ListBullet"/>
-      </w:pPr>
-      <w:r>
-        <w:t>Location picker using device coordinates or a searched place.</w:t>
-      </w:r>
-    </w:p>
-    <w:p>
-      <w:pPr>
-        <w:pStyle w:val="ListBullet"/>
-      </w:pPr>
-      <w:r>
-        <w:t>Own-reports list with verification badges.</w:t>
-      </w:r>
-    </w:p>
-    <w:p>
-      <w:pPr>
-        <w:pStyle w:val="ListBullet"/>
-      </w:pPr>
-      <w:r>
-        <w:t>Edit and withdraw actions while the report is still unverified.</w:t>
-      </w:r>
-    </w:p>
-    <w:p>
-      <w:r>
-        <w:rPr>
-          <w:b/>
-        </w:rPr>
-        <w:t>Validation:</w:t>
-      </w:r>
-    </w:p>
-    <w:p>
-      <w:pPr>
-        <w:pStyle w:val="ListBullet"/>
-      </w:pPr>
-      <w:r>
-        <w:t>Category, description, severity and a valid location are required.</w:t>
-      </w:r>
-    </w:p>
-    <w:p>
-      <w:pPr>
-        <w:pStyle w:val="ListBullet"/>
-      </w:pPr>
-      <w:r>
-        <w:t>Coordinates are validated before submission; invalid positions are rejected.</w:t>
-      </w:r>
-    </w:p>
-    <w:p>
-      <w:pPr>
-        <w:pStyle w:val="ListBullet"/>
-      </w:pPr>
-      <w:r>
-        <w:t>Only the reporting user can edit or withdraw their own report.</w:t>
-      </w:r>
-    </w:p>
-    <w:p>
-      <w:r>
-        <w:rPr>
-          <w:b/>
-        </w:rPr>
-        <w:t>Steps:</w:t>
-      </w:r>
-    </w:p>
-    <w:p>
-      <w:r>
-        <w:t>1. Open the unsafe-area reporting page.</w:t>
-      </w:r>
-    </w:p>
-    <w:p>
-      <w:r>
-        <w:t>2. Choose the category and severity and describe the concern.</w:t>
-      </w:r>
-    </w:p>
-    <w:p>
-      <w:r>
-        <w:t>3. Attach the location from the device or search.</w:t>
-      </w:r>
-    </w:p>
-    <w:p>
-      <w:r>
-        <w:t>4. Submit; the report is stored as unverified and queued for admin review.</w:t>
-      </w:r>
-    </w:p>
-    <w:p>
-      <w:pPr>
-        <w:spacing w:line="240" w:lineRule="auto" w:before="113" w:after="113"/>
+        <w:t>Flowchart 4.2.7: Resource Lookup</w:t>
+      </w:r>
+    </w:p>
+    <w:p>
+      <w:pPr>
+        <w:spacing w:line="240" w:lineRule="auto" w:before="85" w:after="85"/>
         <w:jc w:val="center"/>
       </w:pPr>
       <w:r>
         <w:drawing>
           <wp:inline xmlns:a="http://schemas.openxmlformats.org/drawingml/2006/main" xmlns:pic="http://schemas.openxmlformats.org/drawingml/2006/picture">
-            <wp:extent cx="4608000" cy="4413979"/>
+            <wp:extent cx="5544000" cy="3465000"/>
             <wp:docPr id="15" name="Picture 15"/>
             <wp:cNvGraphicFramePr>
               <a:graphicFrameLocks noChangeAspect="1"/>
@@ -7842,7 +8656,7 @@
               <a:graphicData uri="http://schemas.openxmlformats.org/drawingml/2006/picture">
                 <pic:pic>
                   <pic:nvPicPr>
-                    <pic:cNvPr id="0" name="flow_4_2_8_unsafe.png"/>
+                    <pic:cNvPr id="0" name="color_4_2_7_resources.png"/>
                     <pic:cNvPicPr/>
                   </pic:nvPicPr>
                   <pic:blipFill>
@@ -7854,7 +8668,7 @@
                   <pic:spPr>
                     <a:xfrm>
                       <a:off x="0" y="0"/>
-                      <a:ext cx="4608000" cy="4413979"/>
+                      <a:ext cx="5544000" cy="3465000"/>
                     </a:xfrm>
                     <a:prstGeom prst="rect"/>
                   </pic:spPr>
@@ -7876,18 +8690,139 @@
           <w:b/>
           <w:sz w:val="24"/>
         </w:rPr>
-        <w:t>Flowchart 4.2.8: Unsafe Reporting</w:t>
-      </w:r>
-    </w:p>
-    <w:p>
-      <w:pPr>
-        <w:spacing w:line="240" w:lineRule="auto" w:before="113" w:after="113"/>
+        <w:t>Figure 4.2.7: Emergency Resources Interface</w:t>
+      </w:r>
+    </w:p>
+    <w:p>
+      <w:pPr>
+        <w:pStyle w:val="Heading2"/>
+      </w:pPr>
+      <w:r>
+        <w:t>4.2.8 Unsafe Area Report Interface</w:t>
+      </w:r>
+    </w:p>
+    <w:p>
+      <w:r>
+        <w:t>The Unsafe Area Report Interface lets users flag places that felt unsafe, with a location, a category, a description and a severity. Reports enter the system unverified: they are visible to administrators for review and they contribute to risk scoring only through the verified and unverified counts the backend computes, never as confirmed danger zones on their own.</w:t>
+      </w:r>
+    </w:p>
+    <w:p>
+      <w:r>
+        <w:rPr>
+          <w:b/>
+        </w:rPr>
+        <w:t>Main elements:</w:t>
+      </w:r>
+    </w:p>
+    <w:p>
+      <w:pPr>
+        <w:pStyle w:val="ListBullet"/>
+      </w:pPr>
+      <w:r>
+        <w:t>Category selector and severity selector.</w:t>
+      </w:r>
+    </w:p>
+    <w:p>
+      <w:pPr>
+        <w:pStyle w:val="ListBullet"/>
+      </w:pPr>
+      <w:r>
+        <w:t>Description area for what was observed.</w:t>
+      </w:r>
+    </w:p>
+    <w:p>
+      <w:pPr>
+        <w:pStyle w:val="ListBullet"/>
+      </w:pPr>
+      <w:r>
+        <w:t>Location picker using device coordinates or a searched place.</w:t>
+      </w:r>
+    </w:p>
+    <w:p>
+      <w:pPr>
+        <w:pStyle w:val="ListBullet"/>
+      </w:pPr>
+      <w:r>
+        <w:t>Own-reports list with verification badges.</w:t>
+      </w:r>
+    </w:p>
+    <w:p>
+      <w:pPr>
+        <w:pStyle w:val="ListBullet"/>
+      </w:pPr>
+      <w:r>
+        <w:t>Edit and withdraw actions while the report is still unverified.</w:t>
+      </w:r>
+    </w:p>
+    <w:p>
+      <w:r>
+        <w:rPr>
+          <w:b/>
+        </w:rPr>
+        <w:t>Validation:</w:t>
+      </w:r>
+    </w:p>
+    <w:p>
+      <w:pPr>
+        <w:pStyle w:val="ListBullet"/>
+      </w:pPr>
+      <w:r>
+        <w:t>Category, description, severity and a valid location are required.</w:t>
+      </w:r>
+    </w:p>
+    <w:p>
+      <w:pPr>
+        <w:pStyle w:val="ListBullet"/>
+      </w:pPr>
+      <w:r>
+        <w:t>Coordinates are validated before submission; invalid positions are rejected.</w:t>
+      </w:r>
+    </w:p>
+    <w:p>
+      <w:pPr>
+        <w:pStyle w:val="ListBullet"/>
+      </w:pPr>
+      <w:r>
+        <w:t>Only the reporting user can edit or withdraw their own report.</w:t>
+      </w:r>
+    </w:p>
+    <w:p>
+      <w:r>
+        <w:rPr>
+          <w:b/>
+        </w:rPr>
+        <w:t>Steps:</w:t>
+      </w:r>
+    </w:p>
+    <w:p>
+      <w:r>
+        <w:t>1. Open the unsafe-area reporting page.</w:t>
+      </w:r>
+    </w:p>
+    <w:p>
+      <w:r>
+        <w:t>2. Choose the category and severity and describe the concern.</w:t>
+      </w:r>
+    </w:p>
+    <w:p>
+      <w:r>
+        <w:t>3. Attach the location from the device or search.</w:t>
+      </w:r>
+    </w:p>
+    <w:p>
+      <w:r>
+        <w:t>4. Submit; the report is stored as unverified and queued for admin review.</w:t>
+      </w:r>
+    </w:p>
+    <w:p>
+      <w:pPr>
+        <w:spacing w:line="240" w:lineRule="auto" w:before="85" w:after="85"/>
         <w:jc w:val="center"/>
       </w:pPr>
       <w:r>
         <w:drawing>
           <wp:inline xmlns:a="http://schemas.openxmlformats.org/drawingml/2006/main" xmlns:pic="http://schemas.openxmlformats.org/drawingml/2006/picture">
-            <wp:extent cx="5400000" cy="3150000"/>
+            <wp:extent cx="4464000" cy="5072918"/>
             <wp:docPr id="16" name="Picture 16"/>
             <wp:cNvGraphicFramePr>
               <a:graphicFrameLocks noChangeAspect="1"/>
@@ -7896,7 +8831,7 @@
               <a:graphicData uri="http://schemas.openxmlformats.org/drawingml/2006/picture">
                 <pic:pic>
                   <pic:nvPicPr>
-                    <pic:cNvPr id="0" name="shot_4_2_8_unsafe.png"/>
+                    <pic:cNvPr id="0" name="bw_4_2_8_unsafe.png"/>
                     <pic:cNvPicPr/>
                   </pic:nvPicPr>
                   <pic:blipFill>
@@ -7908,7 +8843,7 @@
                   <pic:spPr>
                     <a:xfrm>
                       <a:off x="0" y="0"/>
-                      <a:ext cx="5400000" cy="3150000"/>
+                      <a:ext cx="4464000" cy="5072918"/>
                     </a:xfrm>
                     <a:prstGeom prst="rect"/>
                   </pic:spPr>
@@ -7930,152 +8865,18 @@
           <w:b/>
           <w:sz w:val="24"/>
         </w:rPr>
-        <w:t>Figure 4.2.8: Unsafe Area Report Interface</w:t>
-      </w:r>
-    </w:p>
-    <w:p>
-      <w:pPr>
-        <w:pStyle w:val="Heading2"/>
-      </w:pPr>
-      <w:r>
-        <w:t>4.2.9 Risk Assessment Interface</w:t>
-      </w:r>
-    </w:p>
-    <w:p>
-      <w:r>
-        <w:t>The Risk Assessment Interface presents the stored AI assessment for an incident’s location. It shows the backend-computed score out of 100, the LOW, MEDIUM, HIGH or CRITICAL level, the raksha-risk-v1 model version, the weighted input factors and the assessment time, together with the history of earlier assessments. The panel never recalculates anything itself: the backend score is the single source of truth.</w:t>
-      </w:r>
-    </w:p>
-    <w:p>
-      <w:r>
-        <w:rPr>
-          <w:b/>
-        </w:rPr>
-        <w:t>Main elements:</w:t>
-      </w:r>
-    </w:p>
-    <w:p>
-      <w:pPr>
-        <w:pStyle w:val="ListBullet"/>
-      </w:pPr>
-      <w:r>
-        <w:t>Risk score panel with score, level badge, model version and assessment time.</w:t>
-      </w:r>
-    </w:p>
-    <w:p>
-      <w:pPr>
-        <w:pStyle w:val="ListBullet"/>
-      </w:pPr>
-      <w:r>
-        <w:t>Weighted factor list: priority base, type modifier, verified reports, unverified reports, active incidents.</w:t>
-      </w:r>
-    </w:p>
-    <w:p>
-      <w:pPr>
-        <w:pStyle w:val="ListBullet"/>
-      </w:pPr>
-      <w:r>
-        <w:t>Assess Risk button for incidents with stored coordinates.</w:t>
-      </w:r>
-    </w:p>
-    <w:p>
-      <w:pPr>
-        <w:pStyle w:val="ListBullet"/>
-      </w:pPr>
-      <w:r>
-        <w:t>Try Again button when the AI service was unreachable or timed out.</w:t>
-      </w:r>
-    </w:p>
-    <w:p>
-      <w:pPr>
-        <w:pStyle w:val="ListBullet"/>
-      </w:pPr>
-      <w:r>
-        <w:t>Previous-assessments list, newest first.</w:t>
-      </w:r>
-    </w:p>
-    <w:p>
-      <w:pPr>
-        <w:pStyle w:val="ListBullet"/>
-      </w:pPr>
-      <w:r>
-        <w:t>Persistent decision-support disclaimer on every result.</w:t>
-      </w:r>
-    </w:p>
-    <w:p>
-      <w:r>
-        <w:rPr>
-          <w:b/>
-        </w:rPr>
-        <w:t>Validation:</w:t>
-      </w:r>
-    </w:p>
-    <w:p>
-      <w:pPr>
-        <w:pStyle w:val="ListBullet"/>
-      </w:pPr>
-      <w:r>
-        <w:t>Assessment requires stored coordinates; incidents without a location explain that instead of scoring.</w:t>
-      </w:r>
-    </w:p>
-    <w:p>
-      <w:pPr>
-        <w:pStyle w:val="ListBullet"/>
-      </w:pPr>
-      <w:r>
-        <w:t>Backend responses are strictly validated: scores must be integers 0–100 and levels must be one of the four enum values.</w:t>
-      </w:r>
-    </w:p>
-    <w:p>
-      <w:pPr>
-        <w:pStyle w:val="ListBullet"/>
-      </w:pPr>
-      <w:r>
-        <w:t>Invalid or unreadable AI responses surface as a retryable error, never as a fabricated score.</w:t>
-      </w:r>
-    </w:p>
-    <w:p>
-      <w:r>
-        <w:rPr>
-          <w:b/>
-        </w:rPr>
-        <w:t>Steps:</w:t>
-      </w:r>
-    </w:p>
-    <w:p>
-      <w:r>
-        <w:t>1. Open an incident that has a location.</w:t>
-      </w:r>
-    </w:p>
-    <w:p>
-      <w:r>
-        <w:t>2. Click Assess Risk.</w:t>
-      </w:r>
-    </w:p>
-    <w:p>
-      <w:r>
-        <w:t>3. Read the score, level, factors and time once stored.</w:t>
-      </w:r>
-    </w:p>
-    <w:p>
-      <w:r>
-        <w:t>4. Revisit the history on refresh; saved assessments persist.</w:t>
-      </w:r>
-    </w:p>
-    <w:p>
-      <w:r>
-        <w:t>5. Use Try Again if the service was temporarily unavailable.</w:t>
-      </w:r>
-    </w:p>
-    <w:p>
-      <w:pPr>
-        <w:spacing w:line="240" w:lineRule="auto" w:before="113" w:after="113"/>
+        <w:t>Flowchart 4.2.8: Unsafe Reporting</w:t>
+      </w:r>
+    </w:p>
+    <w:p>
+      <w:pPr>
+        <w:spacing w:line="240" w:lineRule="auto" w:before="85" w:after="85"/>
         <w:jc w:val="center"/>
       </w:pPr>
       <w:r>
         <w:drawing>
           <wp:inline xmlns:a="http://schemas.openxmlformats.org/drawingml/2006/main" xmlns:pic="http://schemas.openxmlformats.org/drawingml/2006/picture">
-            <wp:extent cx="4608000" cy="5018868"/>
+            <wp:extent cx="5544000" cy="3465000"/>
             <wp:docPr id="17" name="Picture 17"/>
             <wp:cNvGraphicFramePr>
               <a:graphicFrameLocks noChangeAspect="1"/>
@@ -8084,7 +8885,7 @@
               <a:graphicData uri="http://schemas.openxmlformats.org/drawingml/2006/picture">
                 <pic:pic>
                   <pic:nvPicPr>
-                    <pic:cNvPr id="0" name="flow_4_2_9_risk.png"/>
+                    <pic:cNvPr id="0" name="color_4_2_8_unsafe.png"/>
                     <pic:cNvPicPr/>
                   </pic:nvPicPr>
                   <pic:blipFill>
@@ -8096,7 +8897,7 @@
                   <pic:spPr>
                     <a:xfrm>
                       <a:off x="0" y="0"/>
-                      <a:ext cx="4608000" cy="5018868"/>
+                      <a:ext cx="5544000" cy="3465000"/>
                     </a:xfrm>
                     <a:prstGeom prst="rect"/>
                   </pic:spPr>
@@ -8118,18 +8919,152 @@
           <w:b/>
           <w:sz w:val="24"/>
         </w:rPr>
-        <w:t>Flowchart 4.2.9: Risk Assessment</w:t>
-      </w:r>
-    </w:p>
-    <w:p>
-      <w:pPr>
-        <w:spacing w:line="240" w:lineRule="auto" w:before="113" w:after="113"/>
+        <w:t>Figure 4.2.8: Unsafe Area Report Interface</w:t>
+      </w:r>
+    </w:p>
+    <w:p>
+      <w:pPr>
+        <w:pStyle w:val="Heading2"/>
+      </w:pPr>
+      <w:r>
+        <w:t>4.2.9 Risk Assessment Interface</w:t>
+      </w:r>
+    </w:p>
+    <w:p>
+      <w:r>
+        <w:t>The Risk Assessment Interface presents the stored AI assessment for an incident’s location. It shows the backend-computed score out of 100, the LOW, MEDIUM, HIGH or CRITICAL level, the raksha-risk-v1 model version, the weighted input factors and the assessment time, together with the history of earlier assessments. The panel never recalculates anything itself: the backend score is the single source of truth.</w:t>
+      </w:r>
+    </w:p>
+    <w:p>
+      <w:r>
+        <w:rPr>
+          <w:b/>
+        </w:rPr>
+        <w:t>Main elements:</w:t>
+      </w:r>
+    </w:p>
+    <w:p>
+      <w:pPr>
+        <w:pStyle w:val="ListBullet"/>
+      </w:pPr>
+      <w:r>
+        <w:t>Risk score panel with score, level badge, model version and assessment time.</w:t>
+      </w:r>
+    </w:p>
+    <w:p>
+      <w:pPr>
+        <w:pStyle w:val="ListBullet"/>
+      </w:pPr>
+      <w:r>
+        <w:t>Weighted factor list: priority base, type modifier, verified reports, unverified reports, active incidents.</w:t>
+      </w:r>
+    </w:p>
+    <w:p>
+      <w:pPr>
+        <w:pStyle w:val="ListBullet"/>
+      </w:pPr>
+      <w:r>
+        <w:t>Assess Risk button for incidents with stored coordinates.</w:t>
+      </w:r>
+    </w:p>
+    <w:p>
+      <w:pPr>
+        <w:pStyle w:val="ListBullet"/>
+      </w:pPr>
+      <w:r>
+        <w:t>Try Again button when the AI service was unreachable or timed out.</w:t>
+      </w:r>
+    </w:p>
+    <w:p>
+      <w:pPr>
+        <w:pStyle w:val="ListBullet"/>
+      </w:pPr>
+      <w:r>
+        <w:t>Previous-assessments list, newest first.</w:t>
+      </w:r>
+    </w:p>
+    <w:p>
+      <w:pPr>
+        <w:pStyle w:val="ListBullet"/>
+      </w:pPr>
+      <w:r>
+        <w:t>Persistent decision-support disclaimer on every result.</w:t>
+      </w:r>
+    </w:p>
+    <w:p>
+      <w:r>
+        <w:rPr>
+          <w:b/>
+        </w:rPr>
+        <w:t>Validation:</w:t>
+      </w:r>
+    </w:p>
+    <w:p>
+      <w:pPr>
+        <w:pStyle w:val="ListBullet"/>
+      </w:pPr>
+      <w:r>
+        <w:t>Assessment requires stored coordinates; incidents without a location explain that instead of scoring.</w:t>
+      </w:r>
+    </w:p>
+    <w:p>
+      <w:pPr>
+        <w:pStyle w:val="ListBullet"/>
+      </w:pPr>
+      <w:r>
+        <w:t>Backend responses are strictly validated: scores must be integers 0–100 and levels must be one of the four enum values.</w:t>
+      </w:r>
+    </w:p>
+    <w:p>
+      <w:pPr>
+        <w:pStyle w:val="ListBullet"/>
+      </w:pPr>
+      <w:r>
+        <w:t>Invalid or unreadable AI responses surface as a retryable error, never as a fabricated score.</w:t>
+      </w:r>
+    </w:p>
+    <w:p>
+      <w:r>
+        <w:rPr>
+          <w:b/>
+        </w:rPr>
+        <w:t>Steps:</w:t>
+      </w:r>
+    </w:p>
+    <w:p>
+      <w:r>
+        <w:t>1. Open an incident that has a location.</w:t>
+      </w:r>
+    </w:p>
+    <w:p>
+      <w:r>
+        <w:t>2. Click Assess Risk.</w:t>
+      </w:r>
+    </w:p>
+    <w:p>
+      <w:r>
+        <w:t>3. Read the score, level, factors and time once stored.</w:t>
+      </w:r>
+    </w:p>
+    <w:p>
+      <w:r>
+        <w:t>4. Revisit the history on refresh; saved assessments persist.</w:t>
+      </w:r>
+    </w:p>
+    <w:p>
+      <w:r>
+        <w:t>5. Use Try Again if the service was temporarily unavailable.</w:t>
+      </w:r>
+    </w:p>
+    <w:p>
+      <w:pPr>
+        <w:spacing w:line="240" w:lineRule="auto" w:before="85" w:after="85"/>
         <w:jc w:val="center"/>
       </w:pPr>
       <w:r>
         <w:drawing>
           <wp:inline xmlns:a="http://schemas.openxmlformats.org/drawingml/2006/main" xmlns:pic="http://schemas.openxmlformats.org/drawingml/2006/picture">
-            <wp:extent cx="5400000" cy="3150000"/>
+            <wp:extent cx="4464000" cy="5072918"/>
             <wp:docPr id="18" name="Picture 18"/>
             <wp:cNvGraphicFramePr>
               <a:graphicFrameLocks noChangeAspect="1"/>
@@ -8138,7 +9073,7 @@
               <a:graphicData uri="http://schemas.openxmlformats.org/drawingml/2006/picture">
                 <pic:pic>
                   <pic:nvPicPr>
-                    <pic:cNvPr id="0" name="shot_4_2_9_risk.png"/>
+                    <pic:cNvPr id="0" name="bw_4_2_9_risk.png"/>
                     <pic:cNvPicPr/>
                   </pic:nvPicPr>
                   <pic:blipFill>
@@ -8150,7 +9085,7 @@
                   <pic:spPr>
                     <a:xfrm>
                       <a:off x="0" y="0"/>
-                      <a:ext cx="5400000" cy="3150000"/>
+                      <a:ext cx="4464000" cy="5072918"/>
                     </a:xfrm>
                     <a:prstGeom prst="rect"/>
                   </pic:spPr>
@@ -8172,131 +9107,18 @@
           <w:b/>
           <w:sz w:val="24"/>
         </w:rPr>
-        <w:t>Figure 4.2.9: Risk Assessment Interface</w:t>
-      </w:r>
-    </w:p>
-    <w:p>
-      <w:pPr>
-        <w:pStyle w:val="Heading2"/>
-      </w:pPr>
-      <w:r>
-        <w:t>4.2.10 Notifications Interface</w:t>
-      </w:r>
-    </w:p>
-    <w:p>
-      <w:r>
-        <w:t>The Notifications Interface keeps the user informed about their own incidents without demanding attention. Entries record what happened, through which channel, and whether delivery succeeded, so the user can distinguish a recorded event from a delivered message.</w:t>
-      </w:r>
-    </w:p>
-    <w:p>
-      <w:r>
-        <w:rPr>
-          <w:b/>
-        </w:rPr>
-        <w:t>Main elements:</w:t>
-      </w:r>
-    </w:p>
-    <w:p>
-      <w:pPr>
-        <w:pStyle w:val="ListBullet"/>
-      </w:pPr>
-      <w:r>
-        <w:t>Notification list grouped by incident with channel badges.</w:t>
-      </w:r>
-    </w:p>
-    <w:p>
-      <w:pPr>
-        <w:pStyle w:val="ListBullet"/>
-      </w:pPr>
-      <w:r>
-        <w:t>Status badges: QUEUED, SENT, DELIVERED, FAILED, NOT_CONFIGURED, UNAVAILABLE.</w:t>
-      </w:r>
-    </w:p>
-    <w:p>
-      <w:pPr>
-        <w:pStyle w:val="ListBullet"/>
-      </w:pPr>
-      <w:r>
-        <w:t>Unread markers with a mark-as-read behaviour.</w:t>
-      </w:r>
-    </w:p>
-    <w:p>
-      <w:pPr>
-        <w:pStyle w:val="ListBullet"/>
-      </w:pPr>
-      <w:r>
-        <w:t>Provider-response details where available.</w:t>
-      </w:r>
-    </w:p>
-    <w:p>
-      <w:pPr>
-        <w:pStyle w:val="ListBullet"/>
-      </w:pPr>
-      <w:r>
-        <w:t>Links back to the related incident.</w:t>
-      </w:r>
-    </w:p>
-    <w:p>
-      <w:r>
-        <w:rPr>
-          <w:b/>
-        </w:rPr>
-        <w:t>Validation:</w:t>
-      </w:r>
-    </w:p>
-    <w:p>
-      <w:pPr>
-        <w:pStyle w:val="ListBullet"/>
-      </w:pPr>
-      <w:r>
-        <w:t>Only the owner’s notifications are listed; incident scoping is enforced by the backend.</w:t>
-      </w:r>
-    </w:p>
-    <w:p>
-      <w:pPr>
-        <w:pStyle w:val="ListBullet"/>
-      </w:pPr>
-      <w:r>
-        <w:t>Failed or unconfigured deliveries remain visible as records rather than disappearing.</w:t>
-      </w:r>
-    </w:p>
-    <w:p>
-      <w:r>
-        <w:rPr>
-          <w:b/>
-        </w:rPr>
-        <w:t>Steps:</w:t>
-      </w:r>
-    </w:p>
-    <w:p>
-      <w:r>
-        <w:t>1. Open Notifications.</w:t>
-      </w:r>
-    </w:p>
-    <w:p>
-      <w:r>
-        <w:t>2. Scan the latest entries for incident updates.</w:t>
-      </w:r>
-    </w:p>
-    <w:p>
-      <w:r>
-        <w:t>3. Open the linked incident for full context.</w:t>
-      </w:r>
-    </w:p>
-    <w:p>
-      <w:r>
-        <w:t>4. Mark entries read as they are handled.</w:t>
-      </w:r>
-    </w:p>
-    <w:p>
-      <w:pPr>
-        <w:spacing w:line="240" w:lineRule="auto" w:before="113" w:after="113"/>
+        <w:t>Flowchart 4.2.9: Risk Assessment</w:t>
+      </w:r>
+    </w:p>
+    <w:p>
+      <w:pPr>
+        <w:spacing w:line="240" w:lineRule="auto" w:before="85" w:after="85"/>
         <w:jc w:val="center"/>
       </w:pPr>
       <w:r>
         <w:drawing>
           <wp:inline xmlns:a="http://schemas.openxmlformats.org/drawingml/2006/main" xmlns:pic="http://schemas.openxmlformats.org/drawingml/2006/picture">
-            <wp:extent cx="4608000" cy="5018868"/>
+            <wp:extent cx="5544000" cy="3465000"/>
             <wp:docPr id="19" name="Picture 19"/>
             <wp:cNvGraphicFramePr>
               <a:graphicFrameLocks noChangeAspect="1"/>
@@ -8305,7 +9127,7 @@
               <a:graphicData uri="http://schemas.openxmlformats.org/drawingml/2006/picture">
                 <pic:pic>
                   <pic:nvPicPr>
-                    <pic:cNvPr id="0" name="flow_4_2_10_notifications.png"/>
+                    <pic:cNvPr id="0" name="color_4_2_9_risk.png"/>
                     <pic:cNvPicPr/>
                   </pic:nvPicPr>
                   <pic:blipFill>
@@ -8317,7 +9139,7 @@
                   <pic:spPr>
                     <a:xfrm>
                       <a:off x="0" y="0"/>
-                      <a:ext cx="4608000" cy="5018868"/>
+                      <a:ext cx="5544000" cy="3465000"/>
                     </a:xfrm>
                     <a:prstGeom prst="rect"/>
                   </pic:spPr>
@@ -8339,18 +9161,131 @@
           <w:b/>
           <w:sz w:val="24"/>
         </w:rPr>
-        <w:t>Flowchart 4.2.10: Notifications</w:t>
-      </w:r>
-    </w:p>
-    <w:p>
-      <w:pPr>
-        <w:spacing w:line="240" w:lineRule="auto" w:before="113" w:after="113"/>
+        <w:t>Figure 4.2.9: Risk Assessment Interface</w:t>
+      </w:r>
+    </w:p>
+    <w:p>
+      <w:pPr>
+        <w:pStyle w:val="Heading2"/>
+      </w:pPr>
+      <w:r>
+        <w:t>4.2.10 Notifications Interface</w:t>
+      </w:r>
+    </w:p>
+    <w:p>
+      <w:r>
+        <w:t>The Notifications Interface keeps the user informed about their own incidents without demanding attention. Entries record what happened, through which channel, and whether delivery succeeded, so the user can distinguish a recorded event from a delivered message.</w:t>
+      </w:r>
+    </w:p>
+    <w:p>
+      <w:r>
+        <w:rPr>
+          <w:b/>
+        </w:rPr>
+        <w:t>Main elements:</w:t>
+      </w:r>
+    </w:p>
+    <w:p>
+      <w:pPr>
+        <w:pStyle w:val="ListBullet"/>
+      </w:pPr>
+      <w:r>
+        <w:t>Notification list grouped by incident with channel badges.</w:t>
+      </w:r>
+    </w:p>
+    <w:p>
+      <w:pPr>
+        <w:pStyle w:val="ListBullet"/>
+      </w:pPr>
+      <w:r>
+        <w:t>Status badges: QUEUED, SENT, DELIVERED, FAILED, NOT_CONFIGURED, UNAVAILABLE.</w:t>
+      </w:r>
+    </w:p>
+    <w:p>
+      <w:pPr>
+        <w:pStyle w:val="ListBullet"/>
+      </w:pPr>
+      <w:r>
+        <w:t>Unread markers with a mark-as-read behaviour.</w:t>
+      </w:r>
+    </w:p>
+    <w:p>
+      <w:pPr>
+        <w:pStyle w:val="ListBullet"/>
+      </w:pPr>
+      <w:r>
+        <w:t>Provider-response details where available.</w:t>
+      </w:r>
+    </w:p>
+    <w:p>
+      <w:pPr>
+        <w:pStyle w:val="ListBullet"/>
+      </w:pPr>
+      <w:r>
+        <w:t>Links back to the related incident.</w:t>
+      </w:r>
+    </w:p>
+    <w:p>
+      <w:r>
+        <w:rPr>
+          <w:b/>
+        </w:rPr>
+        <w:t>Validation:</w:t>
+      </w:r>
+    </w:p>
+    <w:p>
+      <w:pPr>
+        <w:pStyle w:val="ListBullet"/>
+      </w:pPr>
+      <w:r>
+        <w:t>Only the owner’s notifications are listed; incident scoping is enforced by the backend.</w:t>
+      </w:r>
+    </w:p>
+    <w:p>
+      <w:pPr>
+        <w:pStyle w:val="ListBullet"/>
+      </w:pPr>
+      <w:r>
+        <w:t>Failed or unconfigured deliveries remain visible as records rather than disappearing.</w:t>
+      </w:r>
+    </w:p>
+    <w:p>
+      <w:r>
+        <w:rPr>
+          <w:b/>
+        </w:rPr>
+        <w:t>Steps:</w:t>
+      </w:r>
+    </w:p>
+    <w:p>
+      <w:r>
+        <w:t>1. Open Notifications.</w:t>
+      </w:r>
+    </w:p>
+    <w:p>
+      <w:r>
+        <w:t>2. Scan the latest entries for incident updates.</w:t>
+      </w:r>
+    </w:p>
+    <w:p>
+      <w:r>
+        <w:t>3. Open the linked incident for full context.</w:t>
+      </w:r>
+    </w:p>
+    <w:p>
+      <w:r>
+        <w:t>4. Mark entries read as they are handled.</w:t>
+      </w:r>
+    </w:p>
+    <w:p>
+      <w:pPr>
+        <w:spacing w:line="240" w:lineRule="auto" w:before="85" w:after="85"/>
         <w:jc w:val="center"/>
       </w:pPr>
       <w:r>
         <w:drawing>
           <wp:inline xmlns:a="http://schemas.openxmlformats.org/drawingml/2006/main" xmlns:pic="http://schemas.openxmlformats.org/drawingml/2006/picture">
-            <wp:extent cx="5400000" cy="3150000"/>
+            <wp:extent cx="4464000" cy="5072918"/>
             <wp:docPr id="20" name="Picture 20"/>
             <wp:cNvGraphicFramePr>
               <a:graphicFrameLocks noChangeAspect="1"/>
@@ -8359,7 +9294,7 @@
               <a:graphicData uri="http://schemas.openxmlformats.org/drawingml/2006/picture">
                 <pic:pic>
                   <pic:nvPicPr>
-                    <pic:cNvPr id="0" name="shot_4_2_10_notifications.png"/>
+                    <pic:cNvPr id="0" name="bw_4_2_10_notifications.png"/>
                     <pic:cNvPicPr/>
                   </pic:nvPicPr>
                   <pic:blipFill>
@@ -8371,7 +9306,7 @@
                   <pic:spPr>
                     <a:xfrm>
                       <a:off x="0" y="0"/>
-                      <a:ext cx="5400000" cy="3150000"/>
+                      <a:ext cx="4464000" cy="5072918"/>
                     </a:xfrm>
                     <a:prstGeom prst="rect"/>
                   </pic:spPr>
@@ -8393,131 +9328,18 @@
           <w:b/>
           <w:sz w:val="24"/>
         </w:rPr>
-        <w:t>Figure 4.2.10: Notifications Interface</w:t>
-      </w:r>
-    </w:p>
-    <w:p>
-      <w:pPr>
-        <w:pStyle w:val="Heading2"/>
-      </w:pPr>
-      <w:r>
-        <w:t>4.2.11 Profile Interface</w:t>
-      </w:r>
-    </w:p>
-    <w:p>
-      <w:r>
-        <w:t>The Profile Interface shows the signed-in account and lets the user keep reachable details current. Because admins and responders rely on the stored phone number and email, the form treats those fields with the same uniqueness validation as registration.</w:t>
-      </w:r>
-    </w:p>
-    <w:p>
-      <w:r>
-        <w:rPr>
-          <w:b/>
-        </w:rPr>
-        <w:t>Main elements:</w:t>
-      </w:r>
-    </w:p>
-    <w:p>
-      <w:pPr>
-        <w:pStyle w:val="ListBullet"/>
-      </w:pPr>
-      <w:r>
-        <w:t>Name, email, phone and preferred-language fields.</w:t>
-      </w:r>
-    </w:p>
-    <w:p>
-      <w:pPr>
-        <w:pStyle w:val="ListBullet"/>
-      </w:pPr>
-      <w:r>
-        <w:t>Account role and active-state display.</w:t>
-      </w:r>
-    </w:p>
-    <w:p>
-      <w:pPr>
-        <w:pStyle w:val="ListBullet"/>
-      </w:pPr>
-      <w:r>
-        <w:t>Save-changes action with inline field errors.</w:t>
-      </w:r>
-    </w:p>
-    <w:p>
-      <w:pPr>
-        <w:pStyle w:val="ListBullet"/>
-      </w:pPr>
-      <w:r>
-        <w:t>Sign-out action.</w:t>
-      </w:r>
-    </w:p>
-    <w:p>
-      <w:r>
-        <w:rPr>
-          <w:b/>
-        </w:rPr>
-        <w:t>Validation:</w:t>
-      </w:r>
-    </w:p>
-    <w:p>
-      <w:pPr>
-        <w:pStyle w:val="ListBullet"/>
-      </w:pPr>
-      <w:r>
-        <w:t>Name cannot be blank; email and phone must stay valid and unique.</w:t>
-      </w:r>
-    </w:p>
-    <w:p>
-      <w:pPr>
-        <w:pStyle w:val="ListBullet"/>
-      </w:pPr>
-      <w:r>
-        <w:t>Role and active state are read-only for the user.</w:t>
-      </w:r>
-    </w:p>
-    <w:p>
-      <w:pPr>
-        <w:pStyle w:val="ListBullet"/>
-      </w:pPr>
-      <w:r>
-        <w:t>Concurrent edits resolve to the last saved valid state.</w:t>
-      </w:r>
-    </w:p>
-    <w:p>
-      <w:r>
-        <w:rPr>
-          <w:b/>
-        </w:rPr>
-        <w:t>Steps:</w:t>
-      </w:r>
-    </w:p>
-    <w:p>
-      <w:r>
-        <w:t>1. Open Profile.</w:t>
-      </w:r>
-    </w:p>
-    <w:p>
-      <w:r>
-        <w:t>2. Update name, email, phone or language.</w:t>
-      </w:r>
-    </w:p>
-    <w:p>
-      <w:r>
-        <w:t>3. Save and confirm the updated details.</w:t>
-      </w:r>
-    </w:p>
-    <w:p>
-      <w:r>
-        <w:t>4. Sign out when finished on a shared device.</w:t>
-      </w:r>
-    </w:p>
-    <w:p>
-      <w:pPr>
-        <w:spacing w:line="240" w:lineRule="auto" w:before="113" w:after="113"/>
+        <w:t>Flowchart 4.2.10: Notifications</w:t>
+      </w:r>
+    </w:p>
+    <w:p>
+      <w:pPr>
+        <w:spacing w:line="240" w:lineRule="auto" w:before="85" w:after="85"/>
         <w:jc w:val="center"/>
       </w:pPr>
       <w:r>
         <w:drawing>
           <wp:inline xmlns:a="http://schemas.openxmlformats.org/drawingml/2006/main" xmlns:pic="http://schemas.openxmlformats.org/drawingml/2006/picture">
-            <wp:extent cx="4608000" cy="4413979"/>
+            <wp:extent cx="5544000" cy="3465000"/>
             <wp:docPr id="21" name="Picture 21"/>
             <wp:cNvGraphicFramePr>
               <a:graphicFrameLocks noChangeAspect="1"/>
@@ -8526,7 +9348,7 @@
               <a:graphicData uri="http://schemas.openxmlformats.org/drawingml/2006/picture">
                 <pic:pic>
                   <pic:nvPicPr>
-                    <pic:cNvPr id="0" name="flow_4_2_11_profile.png"/>
+                    <pic:cNvPr id="0" name="color_4_2_10_notifications.png"/>
                     <pic:cNvPicPr/>
                   </pic:nvPicPr>
                   <pic:blipFill>
@@ -8538,7 +9360,7 @@
                   <pic:spPr>
                     <a:xfrm>
                       <a:off x="0" y="0"/>
-                      <a:ext cx="4608000" cy="4413979"/>
+                      <a:ext cx="5544000" cy="3465000"/>
                     </a:xfrm>
                     <a:prstGeom prst="rect"/>
                   </pic:spPr>
@@ -8560,18 +9382,131 @@
           <w:b/>
           <w:sz w:val="24"/>
         </w:rPr>
-        <w:t>Flowchart 4.2.11: Profile</w:t>
-      </w:r>
-    </w:p>
-    <w:p>
-      <w:pPr>
-        <w:spacing w:line="240" w:lineRule="auto" w:before="113" w:after="113"/>
+        <w:t>Figure 4.2.10: Notifications Interface</w:t>
+      </w:r>
+    </w:p>
+    <w:p>
+      <w:pPr>
+        <w:pStyle w:val="Heading2"/>
+      </w:pPr>
+      <w:r>
+        <w:t>4.2.11 Profile Interface</w:t>
+      </w:r>
+    </w:p>
+    <w:p>
+      <w:r>
+        <w:t>The Profile Interface shows the signed-in account and lets the user keep reachable details current. Because admins and responders rely on the stored phone number and email, the form treats those fields with the same uniqueness validation as registration.</w:t>
+      </w:r>
+    </w:p>
+    <w:p>
+      <w:r>
+        <w:rPr>
+          <w:b/>
+        </w:rPr>
+        <w:t>Main elements:</w:t>
+      </w:r>
+    </w:p>
+    <w:p>
+      <w:pPr>
+        <w:pStyle w:val="ListBullet"/>
+      </w:pPr>
+      <w:r>
+        <w:t>Name, email, phone and preferred-language fields.</w:t>
+      </w:r>
+    </w:p>
+    <w:p>
+      <w:pPr>
+        <w:pStyle w:val="ListBullet"/>
+      </w:pPr>
+      <w:r>
+        <w:t>Account role and active-state display.</w:t>
+      </w:r>
+    </w:p>
+    <w:p>
+      <w:pPr>
+        <w:pStyle w:val="ListBullet"/>
+      </w:pPr>
+      <w:r>
+        <w:t>Save-changes action with inline field errors.</w:t>
+      </w:r>
+    </w:p>
+    <w:p>
+      <w:pPr>
+        <w:pStyle w:val="ListBullet"/>
+      </w:pPr>
+      <w:r>
+        <w:t>Sign-out action.</w:t>
+      </w:r>
+    </w:p>
+    <w:p>
+      <w:r>
+        <w:rPr>
+          <w:b/>
+        </w:rPr>
+        <w:t>Validation:</w:t>
+      </w:r>
+    </w:p>
+    <w:p>
+      <w:pPr>
+        <w:pStyle w:val="ListBullet"/>
+      </w:pPr>
+      <w:r>
+        <w:t>Name cannot be blank; email and phone must stay valid and unique.</w:t>
+      </w:r>
+    </w:p>
+    <w:p>
+      <w:pPr>
+        <w:pStyle w:val="ListBullet"/>
+      </w:pPr>
+      <w:r>
+        <w:t>Role and active state are read-only for the user.</w:t>
+      </w:r>
+    </w:p>
+    <w:p>
+      <w:pPr>
+        <w:pStyle w:val="ListBullet"/>
+      </w:pPr>
+      <w:r>
+        <w:t>Concurrent edits resolve to the last saved valid state.</w:t>
+      </w:r>
+    </w:p>
+    <w:p>
+      <w:r>
+        <w:rPr>
+          <w:b/>
+        </w:rPr>
+        <w:t>Steps:</w:t>
+      </w:r>
+    </w:p>
+    <w:p>
+      <w:r>
+        <w:t>1. Open Profile.</w:t>
+      </w:r>
+    </w:p>
+    <w:p>
+      <w:r>
+        <w:t>2. Update name, email, phone or language.</w:t>
+      </w:r>
+    </w:p>
+    <w:p>
+      <w:r>
+        <w:t>3. Save and confirm the updated details.</w:t>
+      </w:r>
+    </w:p>
+    <w:p>
+      <w:r>
+        <w:t>4. Sign out when finished on a shared device.</w:t>
+      </w:r>
+    </w:p>
+    <w:p>
+      <w:pPr>
+        <w:spacing w:line="240" w:lineRule="auto" w:before="85" w:after="85"/>
         <w:jc w:val="center"/>
       </w:pPr>
       <w:r>
         <w:drawing>
           <wp:inline xmlns:a="http://schemas.openxmlformats.org/drawingml/2006/main" xmlns:pic="http://schemas.openxmlformats.org/drawingml/2006/picture">
-            <wp:extent cx="5400000" cy="3150000"/>
+            <wp:extent cx="4464000" cy="5072918"/>
             <wp:docPr id="22" name="Picture 22"/>
             <wp:cNvGraphicFramePr>
               <a:graphicFrameLocks noChangeAspect="1"/>
@@ -8580,7 +9515,7 @@
               <a:graphicData uri="http://schemas.openxmlformats.org/drawingml/2006/picture">
                 <pic:pic>
                   <pic:nvPicPr>
-                    <pic:cNvPr id="0" name="shot_4_2_11_profile.png"/>
+                    <pic:cNvPr id="0" name="bw_4_2_11_profile.png"/>
                     <pic:cNvPicPr/>
                   </pic:nvPicPr>
                   <pic:blipFill>
@@ -8592,7 +9527,7 @@
                   <pic:spPr>
                     <a:xfrm>
                       <a:off x="0" y="0"/>
-                      <a:ext cx="5400000" cy="3150000"/>
+                      <a:ext cx="4464000" cy="5072918"/>
                     </a:xfrm>
                     <a:prstGeom prst="rect"/>
                   </pic:spPr>
@@ -8614,126 +9549,18 @@
           <w:b/>
           <w:sz w:val="24"/>
         </w:rPr>
-        <w:t>Figure 4.2.11: Profile Interface</w:t>
-      </w:r>
-    </w:p>
-    <w:p>
-      <w:pPr>
-        <w:pStyle w:val="Heading2"/>
-      </w:pPr>
-      <w:r>
-        <w:t>4.2.12 Admin Dashboard Interface</w:t>
-      </w:r>
-    </w:p>
-    <w:p>
-      <w:r>
-        <w:t>The Admin Dashboard summarises the whole system from stored data alone. It reports totals for users and incidents, breaks incidents down by each workflow status, and surfaces facilities, rescue teams, recent incidents and recent administrative activity. Nothing on this screen is predicted; every number is a count of records.</w:t>
-      </w:r>
-    </w:p>
-    <w:p>
-      <w:r>
-        <w:rPr>
-          <w:b/>
-        </w:rPr>
-        <w:t>Main elements:</w:t>
-      </w:r>
-    </w:p>
-    <w:p>
-      <w:pPr>
-        <w:pStyle w:val="ListBullet"/>
-      </w:pPr>
-      <w:r>
-        <w:t>Total users and total incidents counters.</w:t>
-      </w:r>
-    </w:p>
-    <w:p>
-      <w:pPr>
-        <w:pStyle w:val="ListBullet"/>
-      </w:pPr>
-      <w:r>
-        <w:t>Incidents-by-status breakdown: REPORTED, ACKNOWLEDGED, ASSIGNED, IN_PROGRESS, RESOLVED, CLOSED, CANCELLED.</w:t>
-      </w:r>
-    </w:p>
-    <w:p>
-      <w:pPr>
-        <w:pStyle w:val="ListBullet"/>
-      </w:pPr>
-      <w:r>
-        <w:t>Active-incident and recent-incident lists.</w:t>
-      </w:r>
-    </w:p>
-    <w:p>
-      <w:pPr>
-        <w:pStyle w:val="ListBullet"/>
-      </w:pPr>
-      <w:r>
-        <w:t>Facility and rescue-team availability counts.</w:t>
-      </w:r>
-    </w:p>
-    <w:p>
-      <w:pPr>
-        <w:pStyle w:val="ListBullet"/>
-      </w:pPr>
-      <w:r>
-        <w:t>Recent activity feed drawn from AdminLogs.</w:t>
-      </w:r>
-    </w:p>
-    <w:p>
-      <w:r>
-        <w:rPr>
-          <w:b/>
-        </w:rPr>
-        <w:t>Validation:</w:t>
-      </w:r>
-    </w:p>
-    <w:p>
-      <w:pPr>
-        <w:pStyle w:val="ListBullet"/>
-      </w:pPr>
-      <w:r>
-        <w:t>The dashboard requires the ADMIN role; other roles are redirected away.</w:t>
-      </w:r>
-    </w:p>
-    <w:p>
-      <w:pPr>
-        <w:pStyle w:val="ListBullet"/>
-      </w:pPr>
-      <w:r>
-        <w:t>All figures derive from database queries at load time.</w:t>
-      </w:r>
-    </w:p>
-    <w:p>
-      <w:r>
-        <w:rPr>
-          <w:b/>
-        </w:rPr>
-        <w:t>Steps:</w:t>
-      </w:r>
-    </w:p>
-    <w:p>
-      <w:r>
-        <w:t>1. Sign in as an administrator.</w:t>
-      </w:r>
-    </w:p>
-    <w:p>
-      <w:r>
-        <w:t>2. Review totals and the by-status breakdown.</w:t>
-      </w:r>
-    </w:p>
-    <w:p>
-      <w:r>
-        <w:t>3. Drill into recent incidents or activity for detail.</w:t>
-      </w:r>
-    </w:p>
-    <w:p>
-      <w:pPr>
-        <w:spacing w:line="240" w:lineRule="auto" w:before="113" w:after="113"/>
+        <w:t>Flowchart 4.2.11: Profile</w:t>
+      </w:r>
+    </w:p>
+    <w:p>
+      <w:pPr>
+        <w:spacing w:line="240" w:lineRule="auto" w:before="85" w:after="85"/>
         <w:jc w:val="center"/>
       </w:pPr>
       <w:r>
         <w:drawing>
           <wp:inline xmlns:a="http://schemas.openxmlformats.org/drawingml/2006/main" xmlns:pic="http://schemas.openxmlformats.org/drawingml/2006/picture">
-            <wp:extent cx="4608000" cy="4413979"/>
+            <wp:extent cx="5544000" cy="3465000"/>
             <wp:docPr id="23" name="Picture 23"/>
             <wp:cNvGraphicFramePr>
               <a:graphicFrameLocks noChangeAspect="1"/>
@@ -8742,7 +9569,7 @@
               <a:graphicData uri="http://schemas.openxmlformats.org/drawingml/2006/picture">
                 <pic:pic>
                   <pic:nvPicPr>
-                    <pic:cNvPr id="0" name="flow_4_2_12_admin_dashboard.png"/>
+                    <pic:cNvPr id="0" name="color_4_2_11_profile.png"/>
                     <pic:cNvPicPr/>
                   </pic:nvPicPr>
                   <pic:blipFill>
@@ -8754,7 +9581,7 @@
                   <pic:spPr>
                     <a:xfrm>
                       <a:off x="0" y="0"/>
-                      <a:ext cx="4608000" cy="4413979"/>
+                      <a:ext cx="5544000" cy="3465000"/>
                     </a:xfrm>
                     <a:prstGeom prst="rect"/>
                   </pic:spPr>
@@ -8776,18 +9603,126 @@
           <w:b/>
           <w:sz w:val="24"/>
         </w:rPr>
-        <w:t>Flowchart 4.2.12: Admin Dashboard</w:t>
-      </w:r>
-    </w:p>
-    <w:p>
-      <w:pPr>
-        <w:spacing w:line="240" w:lineRule="auto" w:before="113" w:after="113"/>
+        <w:t>Figure 4.2.11: Profile Interface</w:t>
+      </w:r>
+    </w:p>
+    <w:p>
+      <w:pPr>
+        <w:pStyle w:val="Heading2"/>
+      </w:pPr>
+      <w:r>
+        <w:t>4.2.12 Admin Dashboard Interface</w:t>
+      </w:r>
+    </w:p>
+    <w:p>
+      <w:r>
+        <w:t>The Admin Dashboard summarises the whole system from stored data alone. It reports totals for users and incidents, breaks incidents down by each workflow status, and surfaces facilities, rescue teams, recent incidents and recent administrative activity. Nothing on this screen is predicted; every number is a count of records.</w:t>
+      </w:r>
+    </w:p>
+    <w:p>
+      <w:r>
+        <w:rPr>
+          <w:b/>
+        </w:rPr>
+        <w:t>Main elements:</w:t>
+      </w:r>
+    </w:p>
+    <w:p>
+      <w:pPr>
+        <w:pStyle w:val="ListBullet"/>
+      </w:pPr>
+      <w:r>
+        <w:t>Total users and total incidents counters.</w:t>
+      </w:r>
+    </w:p>
+    <w:p>
+      <w:pPr>
+        <w:pStyle w:val="ListBullet"/>
+      </w:pPr>
+      <w:r>
+        <w:t>Incidents-by-status breakdown: REPORTED, ACKNOWLEDGED, ASSIGNED, IN_PROGRESS, RESOLVED, CLOSED, CANCELLED.</w:t>
+      </w:r>
+    </w:p>
+    <w:p>
+      <w:pPr>
+        <w:pStyle w:val="ListBullet"/>
+      </w:pPr>
+      <w:r>
+        <w:t>Active-incident and recent-incident lists.</w:t>
+      </w:r>
+    </w:p>
+    <w:p>
+      <w:pPr>
+        <w:pStyle w:val="ListBullet"/>
+      </w:pPr>
+      <w:r>
+        <w:t>Facility and rescue-team availability counts.</w:t>
+      </w:r>
+    </w:p>
+    <w:p>
+      <w:pPr>
+        <w:pStyle w:val="ListBullet"/>
+      </w:pPr>
+      <w:r>
+        <w:t>Recent activity feed drawn from AdminLogs.</w:t>
+      </w:r>
+    </w:p>
+    <w:p>
+      <w:r>
+        <w:rPr>
+          <w:b/>
+        </w:rPr>
+        <w:t>Validation:</w:t>
+      </w:r>
+    </w:p>
+    <w:p>
+      <w:pPr>
+        <w:pStyle w:val="ListBullet"/>
+      </w:pPr>
+      <w:r>
+        <w:t>The dashboard requires the ADMIN role; other roles are redirected away.</w:t>
+      </w:r>
+    </w:p>
+    <w:p>
+      <w:pPr>
+        <w:pStyle w:val="ListBullet"/>
+      </w:pPr>
+      <w:r>
+        <w:t>All figures derive from database queries at load time.</w:t>
+      </w:r>
+    </w:p>
+    <w:p>
+      <w:r>
+        <w:rPr>
+          <w:b/>
+        </w:rPr>
+        <w:t>Steps:</w:t>
+      </w:r>
+    </w:p>
+    <w:p>
+      <w:r>
+        <w:t>1. Sign in as an administrator.</w:t>
+      </w:r>
+    </w:p>
+    <w:p>
+      <w:r>
+        <w:t>2. Review totals and the by-status breakdown.</w:t>
+      </w:r>
+    </w:p>
+    <w:p>
+      <w:r>
+        <w:t>3. Drill into recent incidents or activity for detail.</w:t>
+      </w:r>
+    </w:p>
+    <w:p>
+      <w:pPr>
+        <w:spacing w:line="240" w:lineRule="auto" w:before="85" w:after="85"/>
         <w:jc w:val="center"/>
       </w:pPr>
       <w:r>
         <w:drawing>
           <wp:inline xmlns:a="http://schemas.openxmlformats.org/drawingml/2006/main" xmlns:pic="http://schemas.openxmlformats.org/drawingml/2006/picture">
-            <wp:extent cx="5400000" cy="3150000"/>
+            <wp:extent cx="4464000" cy="5072918"/>
             <wp:docPr id="24" name="Picture 24"/>
             <wp:cNvGraphicFramePr>
               <a:graphicFrameLocks noChangeAspect="1"/>
@@ -8796,7 +9731,7 @@
               <a:graphicData uri="http://schemas.openxmlformats.org/drawingml/2006/picture">
                 <pic:pic>
                   <pic:nvPicPr>
-                    <pic:cNvPr id="0" name="shot_4_2_12_admin_dashboard.png"/>
+                    <pic:cNvPr id="0" name="bw_4_2_12_admin_dashboard.png"/>
                     <pic:cNvPicPr/>
                   </pic:nvPicPr>
                   <pic:blipFill>
@@ -8808,7 +9743,7 @@
                   <pic:spPr>
                     <a:xfrm>
                       <a:off x="0" y="0"/>
-                      <a:ext cx="5400000" cy="3150000"/>
+                      <a:ext cx="4464000" cy="5072918"/>
                     </a:xfrm>
                     <a:prstGeom prst="rect"/>
                   </pic:spPr>
@@ -8830,168 +9765,18 @@
           <w:b/>
           <w:sz w:val="24"/>
         </w:rPr>
-        <w:t>Figure 4.2.12: Admin Dashboard Interface</w:t>
-      </w:r>
-    </w:p>
-    <w:p>
-      <w:pPr>
-        <w:pStyle w:val="Heading2"/>
-      </w:pPr>
-      <w:r>
-        <w:t>4.2.13 Admin Incident Management Interface</w:t>
-      </w:r>
-    </w:p>
-    <w:p>
-      <w:r>
-        <w:t>This is the administrator’s working view of emergencies. The list supports status, priority, type and text filters with pagination; the detail view combines the reporter, the captured location, the status timeline, rescue assignments and the stored risk assessments. Status changes and assignments happen here, each recorded with who did it and when.</w:t>
-      </w:r>
-    </w:p>
-    <w:p>
-      <w:r>
-        <w:rPr>
-          <w:b/>
-        </w:rPr>
-        <w:t>Main elements:</w:t>
-      </w:r>
-    </w:p>
-    <w:p>
-      <w:pPr>
-        <w:pStyle w:val="ListBullet"/>
-      </w:pPr>
-      <w:r>
-        <w:t>Filterable incident table with search across category and description.</w:t>
-      </w:r>
-    </w:p>
-    <w:p>
-      <w:pPr>
-        <w:pStyle w:val="ListBullet"/>
-      </w:pPr>
-      <w:r>
-        <w:t>Detail header with category, reference, status and priority.</w:t>
-      </w:r>
-    </w:p>
-    <w:p>
-      <w:pPr>
-        <w:pStyle w:val="ListBullet"/>
-      </w:pPr>
-      <w:r>
-        <w:t>Reporter card with name, email and callable phone.</w:t>
-      </w:r>
-    </w:p>
-    <w:p>
-      <w:pPr>
-        <w:pStyle w:val="ListBullet"/>
-      </w:pPr>
-      <w:r>
-        <w:t>Location card with coordinates, accuracy, resolved area and map link.</w:t>
-      </w:r>
-    </w:p>
-    <w:p>
-      <w:pPr>
-        <w:pStyle w:val="ListBullet"/>
-      </w:pPr>
-      <w:r>
-        <w:t>Status-update form constrained to the legal workflow transitions.</w:t>
-      </w:r>
-    </w:p>
-    <w:p>
-      <w:pPr>
-        <w:pStyle w:val="ListBullet"/>
-      </w:pPr>
-      <w:r>
-        <w:t>Team-assignment form with active-team options and notes.</w:t>
-      </w:r>
-    </w:p>
-    <w:p>
-      <w:pPr>
-        <w:pStyle w:val="ListBullet"/>
-      </w:pPr>
-      <w:r>
-        <w:t>Assignment-status editor following ASSIGNED → EN_ROUTE → ON_SCENE → COMPLETED or CANCELLED.</w:t>
-      </w:r>
-    </w:p>
-    <w:p>
-      <w:pPr>
-        <w:pStyle w:val="ListBullet"/>
-      </w:pPr>
-      <w:r>
-        <w:t>Read-only risk panel showing the same stored assessments the user sees.</w:t>
-      </w:r>
-    </w:p>
-    <w:p>
-      <w:r>
-        <w:rPr>
-          <w:b/>
-        </w:rPr>
-        <w:t>Validation:</w:t>
-      </w:r>
-    </w:p>
-    <w:p>
-      <w:pPr>
-        <w:pStyle w:val="ListBullet"/>
-      </w:pPr>
-      <w:r>
-        <w:t>Status transitions outside the documented workflow are rejected with the allowed options listed.</w:t>
-      </w:r>
-    </w:p>
-    <w:p>
-      <w:pPr>
-        <w:pStyle w:val="ListBullet"/>
-      </w:pPr>
-      <w:r>
-        <w:t>Only registered, active teams can be assigned.</w:t>
-      </w:r>
-    </w:p>
-    <w:p>
-      <w:pPr>
-        <w:pStyle w:val="ListBullet"/>
-      </w:pPr>
-      <w:r>
-        <w:t>Every status change writes an IncidentUpdates record and an AdminLog entry.</w:t>
-      </w:r>
-    </w:p>
-    <w:p>
-      <w:r>
-        <w:rPr>
-          <w:b/>
-        </w:rPr>
-        <w:t>Steps:</w:t>
-      </w:r>
-    </w:p>
-    <w:p>
-      <w:r>
-        <w:t>1. Open the admin incident list and apply filters.</w:t>
-      </w:r>
-    </w:p>
-    <w:p>
-      <w:r>
-        <w:t>2. Select an incident to review reporter, location, history and risk.</w:t>
-      </w:r>
-    </w:p>
-    <w:p>
-      <w:r>
-        <w:t>3. Update the status with an optional comment.</w:t>
-      </w:r>
-    </w:p>
-    <w:p>
-      <w:r>
-        <w:t>4. Assign a rescue team or advance an assignment’s status.</w:t>
-      </w:r>
-    </w:p>
-    <w:p>
-      <w:r>
-        <w:t>5. Resolve, close or cancel the incident as the real situation requires.</w:t>
-      </w:r>
-    </w:p>
-    <w:p>
-      <w:pPr>
-        <w:spacing w:line="240" w:lineRule="auto" w:before="113" w:after="113"/>
+        <w:t>Flowchart 4.2.12: Admin Dashboard</w:t>
+      </w:r>
+    </w:p>
+    <w:p>
+      <w:pPr>
+        <w:spacing w:line="240" w:lineRule="auto" w:before="85" w:after="85"/>
         <w:jc w:val="center"/>
       </w:pPr>
       <w:r>
         <w:drawing>
           <wp:inline xmlns:a="http://schemas.openxmlformats.org/drawingml/2006/main" xmlns:pic="http://schemas.openxmlformats.org/drawingml/2006/picture">
-            <wp:extent cx="4608000" cy="5018868"/>
+            <wp:extent cx="5544000" cy="3465000"/>
             <wp:docPr id="25" name="Picture 25"/>
             <wp:cNvGraphicFramePr>
               <a:graphicFrameLocks noChangeAspect="1"/>
@@ -9000,7 +9785,7 @@
               <a:graphicData uri="http://schemas.openxmlformats.org/drawingml/2006/picture">
                 <pic:pic>
                   <pic:nvPicPr>
-                    <pic:cNvPr id="0" name="flow_4_2_13_admin_incidents.png"/>
+                    <pic:cNvPr id="0" name="color_4_2_12_admin_dashboard.png"/>
                     <pic:cNvPicPr/>
                   </pic:nvPicPr>
                   <pic:blipFill>
@@ -9012,7 +9797,7 @@
                   <pic:spPr>
                     <a:xfrm>
                       <a:off x="0" y="0"/>
-                      <a:ext cx="4608000" cy="5018868"/>
+                      <a:ext cx="5544000" cy="3465000"/>
                     </a:xfrm>
                     <a:prstGeom prst="rect"/>
                   </pic:spPr>
@@ -9034,18 +9819,168 @@
           <w:b/>
           <w:sz w:val="24"/>
         </w:rPr>
-        <w:t>Flowchart 4.2.13: Admin Incidents</w:t>
-      </w:r>
-    </w:p>
-    <w:p>
-      <w:pPr>
-        <w:spacing w:line="240" w:lineRule="auto" w:before="113" w:after="113"/>
+        <w:t>Figure 4.2.12: Admin Dashboard Interface</w:t>
+      </w:r>
+    </w:p>
+    <w:p>
+      <w:pPr>
+        <w:pStyle w:val="Heading2"/>
+      </w:pPr>
+      <w:r>
+        <w:t>4.2.13 Admin Incident Management Interface</w:t>
+      </w:r>
+    </w:p>
+    <w:p>
+      <w:r>
+        <w:t>This is the administrator’s working view of emergencies. The list supports status, priority, type and text filters with pagination; the detail view combines the reporter, the captured location, the status timeline, rescue assignments and the stored risk assessments. Status changes and assignments happen here, each recorded with who did it and when.</w:t>
+      </w:r>
+    </w:p>
+    <w:p>
+      <w:r>
+        <w:rPr>
+          <w:b/>
+        </w:rPr>
+        <w:t>Main elements:</w:t>
+      </w:r>
+    </w:p>
+    <w:p>
+      <w:pPr>
+        <w:pStyle w:val="ListBullet"/>
+      </w:pPr>
+      <w:r>
+        <w:t>Filterable incident table with search across category and description.</w:t>
+      </w:r>
+    </w:p>
+    <w:p>
+      <w:pPr>
+        <w:pStyle w:val="ListBullet"/>
+      </w:pPr>
+      <w:r>
+        <w:t>Detail header with category, reference, status and priority.</w:t>
+      </w:r>
+    </w:p>
+    <w:p>
+      <w:pPr>
+        <w:pStyle w:val="ListBullet"/>
+      </w:pPr>
+      <w:r>
+        <w:t>Reporter card with name, email and callable phone.</w:t>
+      </w:r>
+    </w:p>
+    <w:p>
+      <w:pPr>
+        <w:pStyle w:val="ListBullet"/>
+      </w:pPr>
+      <w:r>
+        <w:t>Location card with coordinates, accuracy, resolved area and map link.</w:t>
+      </w:r>
+    </w:p>
+    <w:p>
+      <w:pPr>
+        <w:pStyle w:val="ListBullet"/>
+      </w:pPr>
+      <w:r>
+        <w:t>Status-update form constrained to the legal workflow transitions.</w:t>
+      </w:r>
+    </w:p>
+    <w:p>
+      <w:pPr>
+        <w:pStyle w:val="ListBullet"/>
+      </w:pPr>
+      <w:r>
+        <w:t>Team-assignment form with active-team options and notes.</w:t>
+      </w:r>
+    </w:p>
+    <w:p>
+      <w:pPr>
+        <w:pStyle w:val="ListBullet"/>
+      </w:pPr>
+      <w:r>
+        <w:t>Assignment-status editor following ASSIGNED → EN_ROUTE → ON_SCENE → COMPLETED or CANCELLED.</w:t>
+      </w:r>
+    </w:p>
+    <w:p>
+      <w:pPr>
+        <w:pStyle w:val="ListBullet"/>
+      </w:pPr>
+      <w:r>
+        <w:t>Read-only risk panel showing the same stored assessments the user sees.</w:t>
+      </w:r>
+    </w:p>
+    <w:p>
+      <w:r>
+        <w:rPr>
+          <w:b/>
+        </w:rPr>
+        <w:t>Validation:</w:t>
+      </w:r>
+    </w:p>
+    <w:p>
+      <w:pPr>
+        <w:pStyle w:val="ListBullet"/>
+      </w:pPr>
+      <w:r>
+        <w:t>Status transitions outside the documented workflow are rejected with the allowed options listed.</w:t>
+      </w:r>
+    </w:p>
+    <w:p>
+      <w:pPr>
+        <w:pStyle w:val="ListBullet"/>
+      </w:pPr>
+      <w:r>
+        <w:t>Only registered, active teams can be assigned.</w:t>
+      </w:r>
+    </w:p>
+    <w:p>
+      <w:pPr>
+        <w:pStyle w:val="ListBullet"/>
+      </w:pPr>
+      <w:r>
+        <w:t>Every status change writes an IncidentUpdates record and an AdminLog entry.</w:t>
+      </w:r>
+    </w:p>
+    <w:p>
+      <w:r>
+        <w:rPr>
+          <w:b/>
+        </w:rPr>
+        <w:t>Steps:</w:t>
+      </w:r>
+    </w:p>
+    <w:p>
+      <w:r>
+        <w:t>1. Open the admin incident list and apply filters.</w:t>
+      </w:r>
+    </w:p>
+    <w:p>
+      <w:r>
+        <w:t>2. Select an incident to review reporter, location, history and risk.</w:t>
+      </w:r>
+    </w:p>
+    <w:p>
+      <w:r>
+        <w:t>3. Update the status with an optional comment.</w:t>
+      </w:r>
+    </w:p>
+    <w:p>
+      <w:r>
+        <w:t>4. Assign a rescue team or advance an assignment’s status.</w:t>
+      </w:r>
+    </w:p>
+    <w:p>
+      <w:r>
+        <w:t>5. Resolve, close or cancel the incident as the real situation requires.</w:t>
+      </w:r>
+    </w:p>
+    <w:p>
+      <w:pPr>
+        <w:spacing w:line="240" w:lineRule="auto" w:before="85" w:after="85"/>
         <w:jc w:val="center"/>
       </w:pPr>
       <w:r>
         <w:drawing>
           <wp:inline xmlns:a="http://schemas.openxmlformats.org/drawingml/2006/main" xmlns:pic="http://schemas.openxmlformats.org/drawingml/2006/picture">
-            <wp:extent cx="5400000" cy="3150000"/>
+            <wp:extent cx="4464000" cy="5072918"/>
             <wp:docPr id="26" name="Picture 26"/>
             <wp:cNvGraphicFramePr>
               <a:graphicFrameLocks noChangeAspect="1"/>
@@ -9054,7 +9989,7 @@
               <a:graphicData uri="http://schemas.openxmlformats.org/drawingml/2006/picture">
                 <pic:pic>
                   <pic:nvPicPr>
-                    <pic:cNvPr id="0" name="shot_4_2_13_admin_incidents.png"/>
+                    <pic:cNvPr id="0" name="bw_4_2_13_admin_incidents.png"/>
                     <pic:cNvPicPr/>
                   </pic:nvPicPr>
                   <pic:blipFill>
@@ -9066,7 +10001,7 @@
                   <pic:spPr>
                     <a:xfrm>
                       <a:off x="0" y="0"/>
-                      <a:ext cx="5400000" cy="3150000"/>
+                      <a:ext cx="4464000" cy="5072918"/>
                     </a:xfrm>
                     <a:prstGeom prst="rect"/>
                   </pic:spPr>
@@ -9088,163 +10023,18 @@
           <w:b/>
           <w:sz w:val="24"/>
         </w:rPr>
-        <w:t>Figure 4.2.13: Admin Incident Interface</w:t>
-      </w:r>
-    </w:p>
-    <w:p>
-      <w:pPr>
-        <w:pStyle w:val="Heading2"/>
-      </w:pPr>
-      <w:r>
-        <w:t>4.2.14 Admin Masters Interface</w:t>
-      </w:r>
-    </w:p>
-    <w:p>
-      <w:r>
-        <w:t>The remaining admin screens manage the master records the rest of the system reads: user accounts, any user’s emergency contacts, facilities, rescue teams and their members, unsafe-area report verification, risk zones, generated reports and the activity log. Each screen follows the same pattern — search, paginated table, view and edit, and confirmation before deletion.</w:t>
-      </w:r>
-    </w:p>
-    <w:p>
-      <w:r>
-        <w:rPr>
-          <w:b/>
-        </w:rPr>
-        <w:t>Main elements:</w:t>
-      </w:r>
-    </w:p>
-    <w:p>
-      <w:pPr>
-        <w:pStyle w:val="ListBullet"/>
-      </w:pPr>
-      <w:r>
-        <w:t>User management with search, activation control and per-user detail tabs.</w:t>
-      </w:r>
-    </w:p>
-    <w:p>
-      <w:pPr>
-        <w:pStyle w:val="ListBullet"/>
-      </w:pPr>
-      <w:r>
-        <w:t>Emergency-contacts browser across all users with owner-name search and Call, Edit and Delete actions.</w:t>
-      </w:r>
-    </w:p>
-    <w:p>
-      <w:pPr>
-        <w:pStyle w:val="ListBullet"/>
-      </w:pPr>
-      <w:r>
-        <w:t>Facility management with type, phone, capacity, hours and operational state.</w:t>
-      </w:r>
-    </w:p>
-    <w:p>
-      <w:pPr>
-        <w:pStyle w:val="ListBullet"/>
-      </w:pPr>
-      <w:r>
-        <w:t>Rescue-team management with type, contact, specialisations, members and base location.</w:t>
-      </w:r>
-    </w:p>
-    <w:p>
-      <w:pPr>
-        <w:pStyle w:val="ListBullet"/>
-      </w:pPr>
-      <w:r>
-        <w:t>Unsafe-report verification queue with verify, edit and delete.</w:t>
-      </w:r>
-    </w:p>
-    <w:p>
-      <w:pPr>
-        <w:pStyle w:val="ListBullet"/>
-      </w:pPr>
-      <w:r>
-        <w:t>Risk-zone records with name, level, boundary geometry and active state.</w:t>
-      </w:r>
-    </w:p>
-    <w:p>
-      <w:pPr>
-        <w:pStyle w:val="ListBullet"/>
-      </w:pPr>
-      <w:r>
-        <w:t>Report generation in PDF, CSV or JSON with stored snapshots and expiry.</w:t>
-      </w:r>
-    </w:p>
-    <w:p>
-      <w:pPr>
-        <w:pStyle w:val="ListBullet"/>
-      </w:pPr>
-      <w:r>
-        <w:t>Admin-log viewer recording administrator, action, target, details, IP and time.</w:t>
-      </w:r>
-    </w:p>
-    <w:p>
-      <w:r>
-        <w:rPr>
-          <w:b/>
-        </w:rPr>
-        <w:t>Validation:</w:t>
-      </w:r>
-    </w:p>
-    <w:p>
-      <w:pPr>
-        <w:pStyle w:val="ListBullet"/>
-      </w:pPr>
-      <w:r>
-        <w:t>All screens require the ADMIN role in addition to authentication and database availability.</w:t>
-      </w:r>
-    </w:p>
-    <w:p>
-      <w:pPr>
-        <w:pStyle w:val="ListBullet"/>
-      </w:pPr>
-      <w:r>
-        <w:t>Phone, email and coordinate rules match the user-side validation.</w:t>
-      </w:r>
-    </w:p>
-    <w:p>
-      <w:pPr>
-        <w:pStyle w:val="ListBullet"/>
-      </w:pPr>
-      <w:r>
-        <w:t>Deletions require confirmation and are themselves logged.</w:t>
-      </w:r>
-    </w:p>
-    <w:p>
-      <w:r>
-        <w:rPr>
-          <w:b/>
-        </w:rPr>
-        <w:t>Steps:</w:t>
-      </w:r>
-    </w:p>
-    <w:p>
-      <w:r>
-        <w:t>1. Open the required master screen from the admin navigation.</w:t>
-      </w:r>
-    </w:p>
-    <w:p>
-      <w:r>
-        <w:t>2. Search or filter to the record.</w:t>
-      </w:r>
-    </w:p>
-    <w:p>
-      <w:r>
-        <w:t>3. View, create, edit or verify the record as the screen allows.</w:t>
-      </w:r>
-    </w:p>
-    <w:p>
-      <w:r>
-        <w:t>4. Confirm any deletion and verify the change in the list.</w:t>
-      </w:r>
-    </w:p>
-    <w:p>
-      <w:pPr>
-        <w:spacing w:line="240" w:lineRule="auto" w:before="113" w:after="113"/>
+        <w:t>Flowchart 4.2.13: Admin Incidents</w:t>
+      </w:r>
+    </w:p>
+    <w:p>
+      <w:pPr>
+        <w:spacing w:line="240" w:lineRule="auto" w:before="85" w:after="85"/>
         <w:jc w:val="center"/>
       </w:pPr>
       <w:r>
         <w:drawing>
           <wp:inline xmlns:a="http://schemas.openxmlformats.org/drawingml/2006/main" xmlns:pic="http://schemas.openxmlformats.org/drawingml/2006/picture">
-            <wp:extent cx="4608000" cy="4413979"/>
+            <wp:extent cx="5544000" cy="3465000"/>
             <wp:docPr id="27" name="Picture 27"/>
             <wp:cNvGraphicFramePr>
               <a:graphicFrameLocks noChangeAspect="1"/>
@@ -9253,7 +10043,7 @@
               <a:graphicData uri="http://schemas.openxmlformats.org/drawingml/2006/picture">
                 <pic:pic>
                   <pic:nvPicPr>
-                    <pic:cNvPr id="0" name="flow_4_2_14_admin_masters.png"/>
+                    <pic:cNvPr id="0" name="color_4_2_13_admin_incidents.png"/>
                     <pic:cNvPicPr/>
                   </pic:nvPicPr>
                   <pic:blipFill>
@@ -9265,7 +10055,7 @@
                   <pic:spPr>
                     <a:xfrm>
                       <a:off x="0" y="0"/>
-                      <a:ext cx="4608000" cy="4413979"/>
+                      <a:ext cx="5544000" cy="3465000"/>
                     </a:xfrm>
                     <a:prstGeom prst="rect"/>
                   </pic:spPr>
@@ -9287,18 +10077,163 @@
           <w:b/>
           <w:sz w:val="24"/>
         </w:rPr>
-        <w:t>Flowchart 4.2.14: Admin Masters</w:t>
-      </w:r>
-    </w:p>
-    <w:p>
-      <w:pPr>
-        <w:spacing w:line="240" w:lineRule="auto" w:before="113" w:after="113"/>
+        <w:t>Figure 4.2.13: Admin Incident Interface</w:t>
+      </w:r>
+    </w:p>
+    <w:p>
+      <w:pPr>
+        <w:pStyle w:val="Heading2"/>
+      </w:pPr>
+      <w:r>
+        <w:t>4.2.14 Admin Masters Interface</w:t>
+      </w:r>
+    </w:p>
+    <w:p>
+      <w:r>
+        <w:t>The remaining admin screens manage the master records the rest of the system reads: user accounts, any user’s emergency contacts, facilities, rescue teams and their members, unsafe-area report verification, risk zones, generated reports and the activity log. Each screen follows the same pattern — search, paginated table, view and edit, and confirmation before deletion.</w:t>
+      </w:r>
+    </w:p>
+    <w:p>
+      <w:r>
+        <w:rPr>
+          <w:b/>
+        </w:rPr>
+        <w:t>Main elements:</w:t>
+      </w:r>
+    </w:p>
+    <w:p>
+      <w:pPr>
+        <w:pStyle w:val="ListBullet"/>
+      </w:pPr>
+      <w:r>
+        <w:t>User management with search, activation control and per-user detail tabs.</w:t>
+      </w:r>
+    </w:p>
+    <w:p>
+      <w:pPr>
+        <w:pStyle w:val="ListBullet"/>
+      </w:pPr>
+      <w:r>
+        <w:t>Emergency-contacts browser across all users with owner-name search and Call, Edit and Delete actions.</w:t>
+      </w:r>
+    </w:p>
+    <w:p>
+      <w:pPr>
+        <w:pStyle w:val="ListBullet"/>
+      </w:pPr>
+      <w:r>
+        <w:t>Facility management with type, phone, capacity, hours and operational state.</w:t>
+      </w:r>
+    </w:p>
+    <w:p>
+      <w:pPr>
+        <w:pStyle w:val="ListBullet"/>
+      </w:pPr>
+      <w:r>
+        <w:t>Rescue-team management with type, contact, specialisations, members and base location.</w:t>
+      </w:r>
+    </w:p>
+    <w:p>
+      <w:pPr>
+        <w:pStyle w:val="ListBullet"/>
+      </w:pPr>
+      <w:r>
+        <w:t>Unsafe-report verification queue with verify, edit and delete.</w:t>
+      </w:r>
+    </w:p>
+    <w:p>
+      <w:pPr>
+        <w:pStyle w:val="ListBullet"/>
+      </w:pPr>
+      <w:r>
+        <w:t>Risk-zone records with name, level, boundary geometry and active state.</w:t>
+      </w:r>
+    </w:p>
+    <w:p>
+      <w:pPr>
+        <w:pStyle w:val="ListBullet"/>
+      </w:pPr>
+      <w:r>
+        <w:t>Report generation in PDF, CSV or JSON with stored snapshots and expiry.</w:t>
+      </w:r>
+    </w:p>
+    <w:p>
+      <w:pPr>
+        <w:pStyle w:val="ListBullet"/>
+      </w:pPr>
+      <w:r>
+        <w:t>Admin-log viewer recording administrator, action, target, details, IP and time.</w:t>
+      </w:r>
+    </w:p>
+    <w:p>
+      <w:r>
+        <w:rPr>
+          <w:b/>
+        </w:rPr>
+        <w:t>Validation:</w:t>
+      </w:r>
+    </w:p>
+    <w:p>
+      <w:pPr>
+        <w:pStyle w:val="ListBullet"/>
+      </w:pPr>
+      <w:r>
+        <w:t>All screens require the ADMIN role in addition to authentication and database availability.</w:t>
+      </w:r>
+    </w:p>
+    <w:p>
+      <w:pPr>
+        <w:pStyle w:val="ListBullet"/>
+      </w:pPr>
+      <w:r>
+        <w:t>Phone, email and coordinate rules match the user-side validation.</w:t>
+      </w:r>
+    </w:p>
+    <w:p>
+      <w:pPr>
+        <w:pStyle w:val="ListBullet"/>
+      </w:pPr>
+      <w:r>
+        <w:t>Deletions require confirmation and are themselves logged.</w:t>
+      </w:r>
+    </w:p>
+    <w:p>
+      <w:r>
+        <w:rPr>
+          <w:b/>
+        </w:rPr>
+        <w:t>Steps:</w:t>
+      </w:r>
+    </w:p>
+    <w:p>
+      <w:r>
+        <w:t>1. Open the required master screen from the admin navigation.</w:t>
+      </w:r>
+    </w:p>
+    <w:p>
+      <w:r>
+        <w:t>2. Search or filter to the record.</w:t>
+      </w:r>
+    </w:p>
+    <w:p>
+      <w:r>
+        <w:t>3. View, create, edit or verify the record as the screen allows.</w:t>
+      </w:r>
+    </w:p>
+    <w:p>
+      <w:r>
+        <w:t>4. Confirm any deletion and verify the change in the list.</w:t>
+      </w:r>
+    </w:p>
+    <w:p>
+      <w:pPr>
+        <w:spacing w:line="240" w:lineRule="auto" w:before="85" w:after="85"/>
         <w:jc w:val="center"/>
       </w:pPr>
       <w:r>
         <w:drawing>
           <wp:inline xmlns:a="http://schemas.openxmlformats.org/drawingml/2006/main" xmlns:pic="http://schemas.openxmlformats.org/drawingml/2006/picture">
-            <wp:extent cx="5400000" cy="3150000"/>
+            <wp:extent cx="4464000" cy="5072918"/>
             <wp:docPr id="28" name="Picture 28"/>
             <wp:cNvGraphicFramePr>
               <a:graphicFrameLocks noChangeAspect="1"/>
@@ -9307,7 +10242,7 @@
               <a:graphicData uri="http://schemas.openxmlformats.org/drawingml/2006/picture">
                 <pic:pic>
                   <pic:nvPicPr>
-                    <pic:cNvPr id="0" name="shot_4_2_14_admin_masters.png"/>
+                    <pic:cNvPr id="0" name="bw_4_2_14_admin_masters.png"/>
                     <pic:cNvPicPr/>
                   </pic:nvPicPr>
                   <pic:blipFill>
@@ -9319,7 +10254,61 @@
                   <pic:spPr>
                     <a:xfrm>
                       <a:off x="0" y="0"/>
-                      <a:ext cx="5400000" cy="3150000"/>
+                      <a:ext cx="4464000" cy="5072918"/>
+                    </a:xfrm>
+                    <a:prstGeom prst="rect"/>
+                  </pic:spPr>
+                </pic:pic>
+              </a:graphicData>
+            </a:graphic>
+          </wp:inline>
+        </w:drawing>
+      </w:r>
+    </w:p>
+    <w:p>
+      <w:pPr>
+        <w:spacing w:line="240" w:lineRule="auto"/>
+        <w:jc w:val="center"/>
+      </w:pPr>
+      <w:r>
+        <w:rPr>
+          <w:rFonts w:ascii="Times New Roman" w:hAnsi="Times New Roman"/>
+          <w:b/>
+          <w:sz w:val="24"/>
+        </w:rPr>
+        <w:t>Flowchart 4.2.14: Admin Masters</w:t>
+      </w:r>
+    </w:p>
+    <w:p>
+      <w:pPr>
+        <w:spacing w:line="240" w:lineRule="auto" w:before="85" w:after="85"/>
+        <w:jc w:val="center"/>
+      </w:pPr>
+      <w:r>
+        <w:drawing>
+          <wp:inline xmlns:a="http://schemas.openxmlformats.org/drawingml/2006/main" xmlns:pic="http://schemas.openxmlformats.org/drawingml/2006/picture">
+            <wp:extent cx="5544000" cy="3465000"/>
+            <wp:docPr id="29" name="Picture 29"/>
+            <wp:cNvGraphicFramePr>
+              <a:graphicFrameLocks noChangeAspect="1"/>
+            </wp:cNvGraphicFramePr>
+            <a:graphic>
+              <a:graphicData uri="http://schemas.openxmlformats.org/drawingml/2006/picture">
+                <pic:pic>
+                  <pic:nvPicPr>
+                    <pic:cNvPr id="0" name="color_4_2_14_admin_masters.png"/>
+                    <pic:cNvPicPr/>
+                  </pic:nvPicPr>
+                  <pic:blipFill>
+                    <a:blip r:embed="rId37"/>
+                    <a:stretch>
+                      <a:fillRect/>
+                    </a:stretch>
+                  </pic:blipFill>
+                  <pic:spPr>
+                    <a:xfrm>
+                      <a:off x="0" y="0"/>
+                      <a:ext cx="5544000" cy="3465000"/>
                     </a:xfrm>
                     <a:prstGeom prst="rect"/>
                   </pic:spPr>
@@ -9754,6 +10743,60 @@
     </w:p>
     <w:p>
       <w:pPr>
+        <w:spacing w:line="240" w:lineRule="auto" w:before="85" w:after="85"/>
+        <w:jc w:val="center"/>
+      </w:pPr>
+      <w:r>
+        <w:drawing>
+          <wp:inline xmlns:a="http://schemas.openxmlformats.org/drawingml/2006/main" xmlns:pic="http://schemas.openxmlformats.org/drawingml/2006/picture">
+            <wp:extent cx="5112000" cy="4310467"/>
+            <wp:docPr id="30" name="Picture 30"/>
+            <wp:cNvGraphicFramePr>
+              <a:graphicFrameLocks noChangeAspect="1"/>
+            </wp:cNvGraphicFramePr>
+            <a:graphic>
+              <a:graphicData uri="http://schemas.openxmlformats.org/drawingml/2006/picture">
+                <pic:pic>
+                  <pic:nvPicPr>
+                    <pic:cNvPr id="0" name="bw_4_3_deployment.png"/>
+                    <pic:cNvPicPr/>
+                  </pic:nvPicPr>
+                  <pic:blipFill>
+                    <a:blip r:embed="rId38"/>
+                    <a:stretch>
+                      <a:fillRect/>
+                    </a:stretch>
+                  </pic:blipFill>
+                  <pic:spPr>
+                    <a:xfrm>
+                      <a:off x="0" y="0"/>
+                      <a:ext cx="5112000" cy="4310467"/>
+                    </a:xfrm>
+                    <a:prstGeom prst="rect"/>
+                  </pic:spPr>
+                </pic:pic>
+              </a:graphicData>
+            </a:graphic>
+          </wp:inline>
+        </w:drawing>
+      </w:r>
+    </w:p>
+    <w:p>
+      <w:pPr>
+        <w:spacing w:line="240" w:lineRule="auto"/>
+        <w:jc w:val="center"/>
+      </w:pPr>
+      <w:r>
+        <w:rPr>
+          <w:rFonts w:ascii="Times New Roman" w:hAnsi="Times New Roman"/>
+          <w:b/>
+          <w:sz w:val="24"/>
+        </w:rPr>
+        <w:t>Figure 4.3: RakshaSafe Deployment View</w:t>
+      </w:r>
+    </w:p>
+    <w:p>
+      <w:pPr>
         <w:spacing w:before="113"/>
         <w:jc w:val="center"/>
       </w:pPr>
@@ -9761,7 +10804,7 @@
         <w:drawing>
           <wp:inline xmlns:a="http://schemas.openxmlformats.org/drawingml/2006/main" xmlns:pic="http://schemas.openxmlformats.org/drawingml/2006/picture">
             <wp:extent cx="5400000" cy="3202759"/>
-            <wp:docPr id="30" name="Picture 30"/>
+            <wp:docPr id="32" name="Picture 32"/>
             <wp:cNvGraphicFramePr>
               <a:graphicFrameLocks noChangeAspect="1"/>
             </wp:cNvGraphicFramePr>
@@ -9773,7 +10816,7 @@
                     <pic:cNvPicPr/>
                   </pic:nvPicPr>
                   <pic:blipFill>
-                    <a:blip r:embed="rId38"/>
+                    <a:blip r:embed="rId40"/>
                     <a:stretch>
                       <a:fillRect/>
                     </a:stretch>
